--- a/docs/competition/科技论文-Stylotrace.docx
+++ b/docs/competition/科技论文-Stylotrace.docx
@@ -1498,7 +1498,7 @@
           <w:b w:val="0"/>
           <w:sz w:val="24"/>
         </w:rPr>
-        <w:t xml:space="preserve">实现边界（诚实界定）：签名层与注入层已交付（L1–L4、双风格、知识注入、缺陷审计）；V1 候选对比（v0.62）与 V1.5 外层调制器（v0.64–0.67）均已落地——写作每节并行生成 n 个候选，用十三维特征函数（词级文体计量 </w:t>
+        <w:t xml:space="preserve">实现边界（诚实界定）：签名层与注入层已交付（L1–L4、双风格、知识注入、缺陷审计）；V1 候选对比与 V1.5 外层调制器均已落地——写作每节并行生成 n 个候选，用十三维特征函数（词级文体计量 </w:t>
       </w:r>
       <m:oMath>
         <m:sSub>
@@ -3143,7 +3143,7 @@
           <w:b/>
           <w:sz w:val="28"/>
         </w:rPr>
-        <w:t>3.9 实时大纲与可视化（v0.57）</w:t>
+        <w:t>3.9 实时大纲与可视化</w:t>
       </w:r>
     </w:p>
     <w:p>
@@ -3170,7 +3170,7 @@
           <w:b/>
           <w:sz w:val="28"/>
         </w:rPr>
-        <w:t>3.10 AI 主导的知识库筛选（v0.58）</w:t>
+        <w:t>3.10 AI 主导的知识库筛选</w:t>
       </w:r>
     </w:p>
     <w:p>
@@ -3197,7 +3197,7 @@
           <w:b/>
           <w:sz w:val="28"/>
         </w:rPr>
-        <w:t>3.11 全流程互操作（v0.60，C6）</w:t>
+        <w:t>3.11 全流程互操作（C6）</w:t>
       </w:r>
     </w:p>
     <w:p>
@@ -3294,7 +3294,7 @@
           <w:b/>
           <w:sz w:val="28"/>
         </w:rPr>
-        <w:t>3.12 生成提速与稳定性（v0.57–0.58）</w:t>
+        <w:t>3.12 生成提速与稳定性</w:t>
       </w:r>
     </w:p>
     <w:p>
@@ -6893,7 +6893,7 @@
           <w:b/>
           <w:sz w:val="28"/>
         </w:rPr>
-        <w:t>5.6 外溢优先与互操作验证（v0.59–0.60）</w:t>
+        <w:t>5.6 外溢优先与互操作验证</w:t>
       </w:r>
     </w:p>
     <w:p>
@@ -7092,7 +7092,7 @@
           <w:b w:val="0"/>
           <w:sz w:val="24"/>
         </w:rPr>
-        <w:t>词级文体计量与消融（v1.0 新增）：把个人模型从字符 n-gram 升级为词级文体计量（功能词+标点节奏），作者识别从 46.3% 提升到 76.4%（见 AUTHOR-ID-v2.md）。调制器逐维消融显示：在该"原文 vs 改后"排序任务上，学习权重与默认权重的留出正确率均饱和到 100%——编辑对差异过大，正确率这个指标无法区分二者；逐维关闭则显示 personal（词级文体计量个人模型）是唯一有实质边际贡献的特征，关闭后正确率降至 90%，其余十二维在留出集上无边际影响（见 MODULATOR-ABLATION.md，图 9）。因此"学习有真实增益"的可靠证据来自 3.1.2 的留出得分边距随编辑对数量上升，而非消融正确率。此外，词级文体计量仍低于字符二元组 TF-IDF 基线（90.3%）——该合成语料中作者与主题强耦合、内容级特征占优；这一硬指标与第三方盲评列入未来工作。</w:t>
+        <w:t>词级文体计量与消融：把个人模型从字符 n-gram 升级为词级文体计量（功能词+标点节奏），作者识别从 46.3% 提升到 76.4%（见 AUTHOR-ID-v2.md）。调制器逐维消融显示：在该"原文 vs 改后"排序任务上，学习权重与默认权重的留出正确率均饱和到 100%——编辑对差异过大，正确率这个指标无法区分二者；逐维关闭则显示 personal（词级文体计量个人模型）是唯一有实质边际贡献的特征，关闭后正确率降至 90%，其余十二维在留出集上无边际影响（见 MODULATOR-ABLATION.md，图 9）。因此"学习有真实增益"的可靠证据来自 3.1.2 的留出得分边距随编辑对数量上升，而非消融正确率。此外，词级文体计量仍低于字符二元组 TF-IDF 基线（90.3%）——该合成语料中作者与主题强耦合、内容级特征占优；这一硬指标与第三方盲评列入未来工作。</w:t>
       </w:r>
     </w:p>
     <w:p>
@@ -7158,7 +7158,7 @@
           <w:b w:val="0"/>
           <w:sz w:val="24"/>
         </w:rPr>
-        <w:t>预测-误差闭环与风格约束注入（v1.1）：调制器新增 predictEdit——生成前先预测作者会选原文还是改后，返回边距与惊讶度；新编辑到达时按惊讶度自适应学习步长（预测越错纠正越狠），把学习升级为“预测 vs 真实 → 误差驱动优化”。同时把学到的“作者删什么/加什么”（avoidance/edit-transform）作为生成时的硬约束注入提示词（steeringBrief），使算法在生成那一刻就影响 LLM 输出，而非仅事后候选打分。</w:t>
+        <w:t>预测-误差闭环与风格约束注入：调制器新增 predictEdit——生成前先预测作者会选原文还是改后，返回边距与惊讶度；新编辑到达时按惊讶度自适应学习步长（预测越错纠正越狠），把学习升级为“预测 vs 真实 → 误差驱动优化”。同时把学到的“作者删什么/加什么”（avoidance/edit-transform）作为生成时的硬约束注入提示词（steeringBrief），使算法在生成那一刻就影响 LLM 输出，而非仅事后候选打分。</w:t>
       </w:r>
     </w:p>
     <w:p>
@@ -7171,7 +7171,7 @@
           <w:b/>
           <w:sz w:val="28"/>
         </w:rPr>
-        <w:t>5.8 风格迁移与文体覆盖的红队测试（v1.0）</w:t>
+        <w:t>5.8 风格迁移与文体覆盖的红队测试</w:t>
       </w:r>
     </w:p>
     <w:p>
@@ -8551,7 +8551,7 @@
           <w:b w:val="0"/>
           <w:sz w:val="24"/>
         </w:rPr>
-        <w:t xml:space="preserve">未来工作：① 改迹调制 V1（v0.62）、V1.5 外层调制器（v0.64–0.68：偏好对学习十三维权重、增量在线更新、个人回避库、上下文窗口编辑对、可解释层、可选 embedding 神经编码、知识库向量混合检索、L3 作者写作清单 fineRead、姿态层 posture 软性入评分）均已落地；下一步沿解码期控制（decoding-time control）路线推进——把姿态层 LLM 六层细读的结构化输出作为可选精读特征（当前为确定性判据前置，LLM 细读保留在生成后审计）、权重消融标定（即对 </w:t>
+        <w:t xml:space="preserve">未来工作：① 改迹调制 V1、V1.5 外层调制器（偏好对学习十三维权重、增量在线更新、个人回避库、上下文窗口编辑对、可解释层、可选 embedding 神经编码、知识库向量混合检索、L3 作者写作清单 fineRead、姿态层 posture 软性入评分）均已落地；下一步沿解码期控制（decoding-time control）路线推进——把姿态层 LLM 六层细读的结构化输出作为可选精读特征（当前为确定性判据前置，LLM 细读保留在生成后审计）、权重消融标定（即对 </w:t>
       </w:r>
       <m:oMath>
         <m:r>
@@ -8590,7 +8590,7 @@
           <w:b w:val="0"/>
           <w:sz w:val="24"/>
         </w:rPr>
-        <w:t xml:space="preserve"> 的敏感性分析）与候选数自适应，然后用 DExperts 式专家/反专家对比[18]与对比解码[19]做 V2 logprobs 重排，用 PREADD 前缀自适应[20]、ITI 激活干预[21]、Steering Vectors/激活工程[22]与 StyleVector[2] 做 V3 本地推理干预；② 扩大多作者 × 多篇跨文体语料，按"个性化文本生成评估"的三类判别任务[24]完成作者识别/续写选择的显著性检验（当前词级文体计量 76.4% 仍低于字符二元组 TF-IDF 基线 90.3%，是必须攻克的硬指标）；③ 执行澄清协议与外溢优先的消融对照实验（4.4 设计）；④ 跨语言验证与公开部署；⑤ 批注数据反哺——把用户批注积累为错误模式库与风格档案（v0.61 已打通"批注 → AI 修改"闭环）。本文坚持软性引导、作者保留否决权：所有特征（含红线与姿态层判据）只参与加权排序与审计报告，不引入拒绝生成式的硬约束。</w:t>
+        <w:t xml:space="preserve"> 的敏感性分析）与候选数自适应，然后用 DExperts 式专家/反专家对比[18]与对比解码[19]做 V2 logprobs 重排，用 PREADD 前缀自适应[20]、ITI 激活干预[21]、Steering Vectors/激活工程[22]与 StyleVector[2] 做 V3 本地推理干预；② 扩大多作者 × 多篇跨文体语料，按"个性化文本生成评估"的三类判别任务[24]完成作者识别/续写选择的显著性检验（当前词级文体计量 76.4% 仍低于字符二元组 TF-IDF 基线 90.3%，是必须攻克的硬指标）；③ 执行澄清协议与外溢优先的消融对照实验（4.4 设计）；④ 跨语言验证与公开部署；⑤ 批注数据反哺——把用户批注积累为错误模式库与风格档案（已打通"批注 → AI 修改"闭环）。本文坚持软性引导、作者保留否决权：所有特征（含红线与姿态层判据）只参与加权排序与审计报告，不引入拒绝生成式的硬约束。</w:t>
       </w:r>
     </w:p>
     <w:p>
@@ -8698,7 +8698,7 @@
           <w:b w:val="0"/>
           <w:sz w:val="24"/>
         </w:rPr>
-        <w:t>编辑校对与批注驱动修订：v0.61 的"选段批注 → AI 修改"可升级为"批注即训练信号"——批量批注自动进入风格档案与错误模式库，形成"越批注越懂你"的闭环；</w:t>
+        <w:t>编辑校对与批注驱动修订："选段批注 → AI 修改"可升级为"批注即训练信号"——批量批注自动进入风格档案与错误模式库，形成"越批注越懂你"的闭环；</w:t>
       </w:r>
     </w:p>
     <w:p>

--- a/docs/competition/科技论文-Stylotrace.docx
+++ b/docs/competition/科技论文-Stylotrace.docx
@@ -67,21 +67,7 @@
           <w:b w:val="0"/>
           <w:sz w:val="24"/>
         </w:rPr>
-        <w:t>大语言模型让“机器能写”成为常态，但也让“谁在写”变得模糊：机器写出的文字工整、平滑，却少了作者本人的味道。本文提出 Stylotrace，一个从作者每一次亲手修改中学习个人文风的写作系统。其核心是改迹调制（revision-trace modulation）：把作者对 AI 草稿的每次修改当作最诚实的标注，将风格、知识、缺陷、阻抗统一进一个可解释的候选评分函数，在候选之间挑出更像作者的写法，并说明“为什么选它”。系统以词级文体计量刻画“怎么写”，把个人知识库、风格向量与收集数据归纳为十三维特征，权重由作者亲手修改的偏好对学成并随修改增量更新；候选选优后，再复现作者的改法——删掉作者会删的连接词并断句、把抽象句按作者习惯改具体。交互上以外溢优先（overflow-first）接住用户主动说出的高价值信息，工程上完成全流程互操作（作品导入、续写、按阶段导出等）。实验显示几十次修改即可学到稳定的作者方向（n≈15–20 进入平台）。V2 logprobs / V3 本地 logits 仍为路线图。</w:t>
-      </w:r>
-    </w:p>
-    <w:p>
-      <w:pPr>
-        <w:spacing w:line="360" w:lineRule="auto" w:after="80"/>
-        <w:ind w:firstLine="480"/>
-      </w:pPr>
-      <w:r>
-        <w:rPr>
-          <w:rFonts w:ascii="Times New Roman" w:hAnsi="Times New Roman" w:eastAsia="宋体"/>
-          <w:b w:val="0"/>
-          <w:sz w:val="24"/>
-        </w:rPr>
-        <w:t>实验表明：agent 28 套 + web 11 套（300+ 断言）契约测试均满足输出契约。风格距离实验中，Stylotrace 与 5 组真人/模拟样本的平均距离为 0.96，其中与样本3 仅 0.41（该样本句长均值 29.8、意象密度 3.24，与作者语料同为“北大红楼”主题），剔除该异常值后均值升至 1.10，与 DeepSeek 持平、略低于 ChatGPT（1.24）——该结果受异常值影响较大，不足以单独支撑“接近作者”结论。作者识别与续写选择中，词级文体计量把个人模型从字符 n-gram 的 46.3% 提升到 76.4%（字符二元组 TF-IDF 基线 90.3%）。学习曲线显示留出得分边距随编辑对数量从 0.247 升至 0.719、权重稳定性从 0.856 升至 1.000——几十次修改即可学到稳定的作者方向；调制器逐维消融显示 personal（词级文体计量）是唯一有边际贡献的特征，排序正确率在两类权重下均饱和（5.7）。LLM 自评的红队指标（见 5.8 节）属内部开发参考，未经真人验证，不作有效性证据。结果与“作者身份保持”假设一致，但样本规模尚不足以支持显著性结论。本文定位为在生成过程中保持作者表达偏好与语义意图，而非最大化一般意义上的文本质量。</w:t>
+        <w:t>大语言模型让“机器能写”成为常态，却也抹平了“谁在写”：文字工整平滑，少了作者本人的表达痕迹。本文提出 Stylotrace，一个从作者亲手修改中学习个人文风的写作系统。其核心是改迹调制：把作者对 AI 草稿的每次修改视为最诚实的标注，将风格、知识、缺陷、阻抗统一进可解释的候选评分函数，在候选间挑出更像作者的写法。系统以词级文体计量刻画“怎么写”，以四层签名近似作者相对中性基线的条件选择偏差，权重由修改偏好对学成并增量更新。实验显示，几十次修改即可学到稳定的作者方向；词级文体计量把个人模型从字符 n-gram 的 46.3% 提升到 76.4%（低于字符二元组 TF-IDF 基线 90.3%）；红队盲评由 LLM 模拟、未经真人验证。本文定位为在生成过程中保持作者表达偏好与语义意图，而非最大化一般意义上的文本质量。</w:t>
       </w:r>
     </w:p>
     <w:p>
@@ -285,7 +271,7 @@
           <w:b w:val="0"/>
           <w:sz w:val="24"/>
         </w:rPr>
-        <w:t>本文的贡献归纳为三项（详细实验证据分别对应第 5 节相应小节）：</w:t>
+        <w:t>本文的贡献归纳为四项（详细实验证据分别对应第 5 节相应小节）：</w:t>
       </w:r>
     </w:p>
     <w:p>
@@ -299,7 +285,7 @@
           <w:b w:val="0"/>
           <w:sz w:val="24"/>
         </w:rPr>
-        <w:t>C1（方法）改迹调制：从修改中学习：把作者对 AI 草稿的每次修改（原文→改后→意图）当作隐式偏好标注，将风格、知识、缺陷、阻抗统一为可解释的候选评分函数，权重由偏好对学成并随修改增量更新；个人模型以词级文体计量（功能词+标点节奏）刻画“怎么写”，并把编辑对组织为正空间（新增词）与负空间（删除词），在候选选优后复现作者的改法（拟改层：删连接词断句 + 具体化拟改），从“打分排序”升级为“选优+拟改”；实验给出样本复杂度观察（留出得分边距随编辑对数量上升，几十次修改即可学到稳定的作者方向）与逐维消融证据（personal 是唯一有边际贡献的特征）（第 3.1 节、5.7 节）。</w:t>
+        <w:t>C1（理论）四层签名与作者表示：将风格形式化为作者相对中性基线的稳定条件选择偏差（Sₐ(c)=Pₐ(w|c)−P₀(w|c)），用四层互补签名近似——连续向量（L1）、动态维度（L2）、不可预测性（L3）、显式修改记录（L4）；提出“修改监督”，以作者亲手修改为最高权重风格信号持续更新表示（第 3.1、3.2 节；外部检验见 5.5）。</w:t>
       </w:r>
     </w:p>
     <w:p>
@@ -313,7 +299,7 @@
           <w:b w:val="0"/>
           <w:sz w:val="24"/>
         </w:rPr>
-        <w:t>C2（交互）澄清协议与供给闭环：以"主张—前提—推理—理论来源"追踪用户思想脉络，提问顺序由 LLM 结合对话自主判断，并配合检索增强供给闭环（第 3.3–3.4 节）。</w:t>
+        <w:t>C2（方法）改迹调制：从修改中学习：把作者对 AI 草稿的每次修改（原文→改后→意图）当作隐式偏好标注，将风格、知识、缺陷、阻抗统一为可解释的候选评分函数，权重由偏好对学成并随修改增量更新；候选选优后复现作者的改法（删连接词断句 + 具体化拟改），从“打分排序”升级为“选优+拟改”（第 3.1.1 节）。样本复杂度实验显示留出得分边距随编辑对数量上升，几十次修改即可学到稳定的作者方向；逐维消融显示 personal 是唯一有实质边际贡献的特征（第 3.1.2 节、5.7 节）。</w:t>
       </w:r>
     </w:p>
     <w:p>
@@ -327,7 +313,7 @@
           <w:b w:val="0"/>
           <w:sz w:val="24"/>
         </w:rPr>
-        <w:t>C3（质量与工程）姿态层诊断与一体化交付：提出姿态层（postural layer）检测缓解"表演思考"式模型化倾向，把细读判据前置到候选选择（软性加权，不拒绝生成）；同一核心以 CLI/Web 双形态交付，契约测试 agent 28 + web 11 套（第 3.6 节、附录 A）。</w:t>
+        <w:t>C3（交互）澄清协议、外溢优先与供给闭环：以“主张—前提—推理—理论来源”追踪用户思想脉络，提问顺序由 LLM 自主判断；以外溢优先接住用户主动说出的高价值信息（种子/红线/立意当轮入档），并配合检索增强供给闭环（第 3.3–3.4 节、5.6 节）。</w:t>
       </w:r>
     </w:p>
     <w:p>
@@ -341,35 +327,7 @@
           <w:b w:val="0"/>
           <w:sz w:val="24"/>
         </w:rPr>
-        <w:t>C4（理论）四层签名与作者表示：将风格形式化为作者相对中性基线的稳定条件选择偏差，用四层互补签名近似（连续向量、动态维度、不可预测性、显式修改记录）；提出"修改监督"——以作者亲手修改为最高权重信号持续更新表示（第 3.2 节；外部检验见 5.5）。</w:t>
-      </w:r>
-    </w:p>
-    <w:p>
-      <w:pPr>
-        <w:spacing w:line="336" w:lineRule="auto" w:after="60"/>
-        <w:ind w:left="360"/>
-      </w:pPr>
-      <w:r>
-        <w:rPr>
-          <w:rFonts w:ascii="Times New Roman" w:hAnsi="Times New Roman" w:eastAsia="宋体"/>
-          <w:b w:val="0"/>
-          <w:sz w:val="24"/>
-        </w:rPr>
-        <w:t>C5（交互）外溢优先与自进化问询：用户主动给出的高价值信息当轮识别、回显、深挖、入档（种子/红线/立意），并沉淀 overflow-log 升级信号流水反哺问询系统（第 3.4 节、第 5.6 节）。</w:t>
-      </w:r>
-    </w:p>
-    <w:p>
-      <w:pPr>
-        <w:spacing w:line="336" w:lineRule="auto" w:after="60"/>
-        <w:ind w:left="360"/>
-      </w:pPr>
-      <w:r>
-        <w:rPr>
-          <w:rFonts w:ascii="Times New Roman" w:hAnsi="Times New Roman" w:eastAsia="宋体"/>
-          <w:b w:val="0"/>
-          <w:sz w:val="24"/>
-        </w:rPr>
-        <w:t>C6（工程）全流程互操作：作品导入分片、作品库同步、成品文档导入续写、按阶段导出、长文档分段审计，让"澄清→大纲→写作→审计→交付"每一环节都能与外部流程文件进出（第 3.11 节、第 5.6 节）。</w:t>
+        <w:t>C4（质量与工程）姿态层诊断与全流程交付：提出姿态层（postural layer）检测缓解“表演思考”式模型化倾向，把细读判据前置到候选选择（软性加权，不拒绝生成）；同一核心以 CLI/Web 双形态交付，完成作品导入分片、续写、按阶段导出等全流程互操作，契约测试 agent 28 + web 11 套（第 3.6、3.11 节、附录 A）。</w:t>
       </w:r>
     </w:p>
     <w:p>
@@ -409,7 +367,7 @@
           <w:b w:val="0"/>
           <w:sz w:val="24"/>
         </w:rPr>
-        <w:t>文体计量学（stylometry）以可计算特征刻画作者，如相对参考语料的 Delta 方法[14]与基于表层特征共现的多维分析（MD）[15]。本文沿用"相对基线"的度量思想，但将其条件化：偏差定义在同一创作空间 c 下（见 3.1），结论不依赖"哪个模型更强"。作者识别基线（3.7 节方法）参考了该领域的最近邻/质心范式。</w:t>
+        <w:t>文体计量学（stylometry）以可计算特征刻画作者，如相对参考语料的 Delta 方法[4]及其几何与概率基础[5]、基于表层特征共现的多维分析（MD）[6]。本文沿用"相对基线"的度量思想，但将其条件化：偏差定义在同一创作空间 c 下（见 3.1），结论不依赖"哪个模型更强"。作者识别基线（3.7 节方法）参考了该领域的最近邻/质心范式。</w:t>
       </w:r>
     </w:p>
     <w:p>
@@ -436,7 +394,7 @@
           <w:b w:val="0"/>
           <w:sz w:val="24"/>
         </w:rPr>
-        <w:t>StyleVector[2] 将用户风格表示为激活空间向量并在推理时干预，其"训练免费、推理时干预"思想与本文同族，但本文在可解释特征层落地，并增加澄清协议与修改监督。GhostWriter[3] 提出隐式学习 + 显式教学时刻；本文将"教学时刻"具体化为可入库的修改监督三元组（原文，改后，意图）。EMNLP 2025 的研究[1]表明 LLM 用少量样本模仿个人风格在非正式文体中显著失败，支持"持续采集 + 修改监督"的必要性。近期 agentic ghostwriter[4] 通过风格奖励微调复制经典作家，与本文"提取作者本人"的目标不同。</w:t>
+        <w:t>StyleVector[2] 将用户风格表示为激活空间向量并在推理时干预，其"训练免费、推理时干预"思想与本文同族，但本文在可解释特征层落地，并增加澄清协议与修改监督。GhostWriter[3] 提出隐式学习 + 显式教学时刻；本文将"教学时刻"具体化为可入库的修改监督三元组（原文，改后，意图）。EMNLP 2025 的研究[1]表明 LLM 用少量样本模仿个人风格在非正式文体中显著失败，支持"持续采集 + 修改监督"的必要性。近期基于 GRPO 风格奖励微调的长篇故事生成工作[7]旨在复现经典作家风格，与本文"从作者本人修改中学习"的目标不同。</w:t>
       </w:r>
     </w:p>
     <w:p>
@@ -463,7 +421,7 @@
           <w:b w:val="0"/>
           <w:sz w:val="24"/>
         </w:rPr>
-        <w:t>面向写作的 RAG 关注内容供给（如两阶段内容/风格检索[5]、检索器校准的个性化助手[6]）。本文的差异在于把 RAG 组织为供给闭环（触发—排队—回灌—缺口节重写），并使检索结果与个人知识库、写作资产三源合一注入（3.3 节）。</w:t>
+        <w:t>面向写作的 RAG 关注内容供给（如两阶段内容/风格检索[8]、检索器校准的个性化助手[9]）。本文的差异在于把 RAG 组织为供给闭环（触发—排队—回灌—缺口节重写），并使检索结果与个人知识库、写作资产三源合一注入（3.3 节）。</w:t>
       </w:r>
     </w:p>
     <w:p>
@@ -490,7 +448,7 @@
           <w:b w:val="0"/>
           <w:sz w:val="24"/>
         </w:rPr>
-        <w:t>人机协同研究（如 CollabLLM[7]）关注通用协同框架；意图发现工作（DiscoverLLM[8]）通过对比草稿定位用户意图。本文的澄清协议以"响应推理链"为设计目标，把提问顺序交给 LLM 自主判断，代码仅作防死循环安全网（3.4 节），区别于模板清单式交互。</w:t>
+        <w:t>人机协同研究（如 CollabLLM[10]）关注通用协同框架；意图发现工作（DiscoverLLM[11]）通过对比草稿定位用户意图。本文的澄清协议以"响应推理链"为设计目标，把提问顺序交给 LLM 自主判断，代码仅作防死循环安全网（3.4 节），区别于模板清单式交互。</w:t>
       </w:r>
     </w:p>
     <w:p>
@@ -793,7 +751,7 @@
                 <w:b w:val="0"/>
                 <w:sz w:val="21"/>
               </w:rPr>
-              <w:t>writing-anima[5]</w:t>
+              <w:t>writing-anima[8]</w:t>
             </w:r>
           </w:p>
         </w:tc>
@@ -875,7 +833,7 @@
                 <w:b w:val="0"/>
                 <w:sz w:val="21"/>
               </w:rPr>
-              <w:t>智能写作系统[9]</w:t>
+              <w:t>智能写作系统[12]</w:t>
             </w:r>
           </w:p>
         </w:tc>
@@ -1039,7 +997,7 @@
           <w:b w:val="0"/>
           <w:sz w:val="24"/>
         </w:rPr>
-        <w:t>说明：表 1 中来自产品横评与工程博客的非同行评议条目[9][10]，仅用于行业现状对照，不作为理论依据。</w:t>
+        <w:t>说明：表 1 中的非同行评议条目[12]与产品能力横评[13]仅用于行业现状对照，不作为理论依据。</w:t>
       </w:r>
     </w:p>
     <w:p>
@@ -1200,7 +1158,7 @@
           <w:b/>
           <w:sz w:val="28"/>
         </w:rPr>
-        <w:t>3.1.1 改迹调制：把作者的修改变成候选评分（C1）</w:t>
+        <w:t>3.1.1 改迹调制：把作者的修改变成候选评分（C2）</w:t>
       </w:r>
     </w:p>
     <w:p>
@@ -1520,29 +1478,7 @@
           <w:b w:val="0"/>
           <w:sz w:val="24"/>
         </w:rPr>
-        <w:t xml:space="preserve">、表层、话语、立场红线、知识、缺陷、阻抗、风格向量方向、可选 embedding 神经原型、L3 作者写作清单 fineRead、姿态层细读 posture、个人回避库 avoidance、改迹贴合 transform）评分选优。其中调制器权重不再手调：agent/src/modulator.js 把 edits.jsonl 的（原文，改后）当作作者偏好对，用 pairwise hinge + SGD 学习每个作者独有的权重向量，数据签名变化自动在线重训，新编辑对到达时增量更新；L3 深层读取由作者写作清单协议提供（author-sheet.js，五问自动归纳、红线强制保留）；姿态层判据（金句排比收束/路标转折/点题顿悟）以软性加权进入评分——只影响候选排序，不拒绝生成；权重与得分分解逐候选可追溯（设计文档：MODULATOR.md）；V2 词级 logprobs 重排（显式 </w:t>
-      </w:r>
-      <m:oMath>
-        <m:sSub>
-          <m:e>
-            <m:r>
-              <m:t xml:space="preserve">β</m:t>
-            </m:r>
-          </m:e>
-          <m:sub>
-            <m:r>
-              <m:t xml:space="preserve">1</m:t>
-            </m:r>
-          </m:sub>
-        </m:sSub>
-      </m:oMath>
-      <w:r>
-        <w:rPr>
-          <w:rFonts w:ascii="Times New Roman" w:hAnsi="Times New Roman" w:eastAsia="宋体"/>
-          <w:b w:val="0"/>
-          <w:sz w:val="24"/>
-        </w:rPr>
-        <w:t>）与 V3 本地 vLLM logits 全词表融合仍为路线图，不宣称已逐 token 生效。</w:t>
+        <w:t>、表层、话语、立场红线、知识、缺陷、阻抗、风格向量方向、可选 embedding 神经原型、L3 作者写作清单 fineRead、姿态层细读 posture、个人回避库 avoidance、改迹贴合 transform）评分选优。其中调制器权重不再手调：agent/src/modulator.js 把 edits.jsonl 的（原文，改后）当作作者偏好对，用成对合页损失（pairwise hinge）+ 随机梯度下降（SGD）学习每个作者独有的权重向量，数据签名变化自动在线重训，新编辑对到达时增量更新；L3 深层读取由作者写作清单协议提供（author-sheet.js，五问自动归纳、红线强制保留）；姿态层判据（金句排比收束/路标转折/点题顿悟）以软性加权进入评分——只影响候选排序，不拒绝生成；权重与得分分解逐候选可追溯（设计文档：MODULATOR.md）。本层作用于候选重排而非逐 token 生成，边界见 6.4 节。</w:t>
       </w:r>
     </w:p>
     <w:p>
@@ -2766,7 +2702,7 @@
           <w:b w:val="0"/>
           <w:sz w:val="24"/>
         </w:rPr>
-        <w:t>体系化：从表层指纹到深层选择模式。人类风格形成的研究表明，语言是意义资源上的系统性选择（Halliday[16]），写作的每个阶段都发生风格选择、其中"复阅/修改"阶段密度最高（Flower &amp; Hayes[12]），且表层语言特征会共现成潜在功能维度（Biber[15]）。据此，本文把实现层面的四层签名归入一个完整的四层风格体系（设计文档：STYLE-SYSTEM.md），并明确每层的理论依据、信号来源与读取方法：</w:t>
+        <w:t>体系化：从表层指纹到深层选择模式。人类风格形成的研究表明，语言是意义资源上的系统性选择（Halliday[14]），写作的每个阶段都发生风格选择、其中"复阅/修改"阶段密度最高（Flower &amp; Hayes[15]），且表层语言特征会共现成潜在功能维度（Biber[6]）。据此，本文把实现层面的四层签名归入一个完整的四层风格体系（设计文档：STYLE-SYSTEM.md），并明确每层的理论依据、信号来源与读取方法：</w:t>
       </w:r>
     </w:p>
     <w:p>
@@ -2780,7 +2716,7 @@
           <w:b w:val="0"/>
           <w:sz w:val="24"/>
         </w:rPr>
-        <w:t>表层·词汇句法层：用词偏好、句长节奏、词汇丰富度（Burrows Delta[14] 的高频词指纹思想），对应现有 L1 连续向量、feats8 与词级文体计量模型；小语料（数千字）即可估计，但跨主题泛化弱，易被主题污染；</w:t>
+        <w:t>表层·词汇句法层：用词偏好、句长节奏、词汇丰富度（Burrows Delta[4] 的高频词指纹思想），对应现有 L1 连续向量、feats8 与词级文体计量模型；小语料（数千字）即可估计，但跨主题泛化弱，易被主题污染；</w:t>
       </w:r>
     </w:p>
     <w:p>
@@ -2808,7 +2744,7 @@
           <w:b w:val="0"/>
           <w:sz w:val="24"/>
         </w:rPr>
-        <w:t>深层·认知立场层：论证结构（主张—前提—推理—来源）、立场与价值取向、情感曲线、读者意识与知识偏好；小语料下深层风格不能靠统计读取，必须靠交互确认——借鉴作者写作清单式访谈[23]（主张/论证/读者/红线/触发五问），对应现有思想脉络、外溢种子与 read-style；</w:t>
+        <w:t>深层·认知立场层：论证结构（主张—前提—推理—来源）、立场与价值取向、情感曲线、读者意识与知识偏好；小语料下深层风格不能靠统计读取，必须靠交互确认——借鉴作者写作清单式访谈[16]（主张/论证/读者/红线/触发五问），对应现有思想脉络、外溢种子与 read-style；</w:t>
       </w:r>
     </w:p>
     <w:p>
@@ -2928,7 +2864,7 @@
           <w:b/>
           <w:sz w:val="28"/>
         </w:rPr>
-        <w:t>3.4 意图表示与澄清协议（C2）</w:t>
+        <w:t>3.4 意图表示与澄清协议（C3）</w:t>
       </w:r>
     </w:p>
     <w:p>
@@ -2942,7 +2878,7 @@
           <w:b w:val="0"/>
           <w:sz w:val="24"/>
         </w:rPr>
-        <w:t>意图表示追踪用户发言中的"主张—前提—推理—理论来源"（思想脉络）：如用户引用《乡土中国》[11]的论述并给出推理方向时，LLM 做一步概括并请用户确认（"你的意思是……对吗？"），确认后进入素材与风格档案。澄清协议由三条软规则与一条确定性护栏构成：先思想、后信息、最后规划；蓝图状态只是清单、提问由 LLM 自主判断；RAG 知识背景注入；蓝图无缺口仍追问 ≥2 轮则强制放行。</w:t>
+        <w:t>意图表示追踪用户发言中的"主张—前提—推理—理论来源"（思想脉络）：如用户引用《乡土中国》[17]的论述并给出推理方向时，LLM 做一步概括并请用户确认（"你的意思是……对吗？"），确认后进入素材与风格档案。澄清协议由三条软规则与一条确定性护栏构成：先思想、后信息、最后规划；蓝图状态只是清单、提问由 LLM 自主判断；RAG 知识背景注入；蓝图无缺口仍追问 ≥2 轮则强制放行。</w:t>
       </w:r>
     </w:p>
     <w:p>
@@ -2970,7 +2906,7 @@
           <w:b w:val="0"/>
           <w:sz w:val="24"/>
         </w:rPr>
-        <w:t>外溢优先（overflow-first，C5）：澄清的盲区不是"不会问"，而是"不会接"——用户最高价值的信息往往不是系统问出来的，而是用户主动说出、系统本来不准备问的。本轮升级让每轮回复先过外溢判断（由追问 LLM 动态决定，非硬编码分类）：参照系外溢（作品/作者/视频/播客）→ 当轮复述并深挖"哪一点击中了你"；私人网络外溢（家庭/师承/代际）→ 深挖"这条线怎么传到你"；红线外溢（定死的台词/情节/格式）→ 原样入红线清单，不再问"要不要改"；推理线外溢 → 按思想脉络复述＋顺推一层＋请确认。深挖连续最多 2 轮后回主线清单；每次外溢写入 overflow-log.jsonl（任务/当时所问/用户原话/类型），由聚合脚本定期归纳成问询系统升级信号，形成"用户主动说的话 → 规律 → 反哺问询"的自进化闭环。</w:t>
+        <w:t>外溢优先（overflow-first，C3）：澄清的盲区不是"不会问"，而是"不会接"——用户最高价值的信息往往不是系统问出来的，而是用户主动说出、系统本来不准备问的。本轮升级让每轮回复先过外溢判断（由追问 LLM 动态决定，非硬编码分类）：参照系外溢（作品/作者/视频/播客）→ 当轮复述并深挖"哪一点击中了你"；私人网络外溢（家庭/师承/代际）→ 深挖"这条线怎么传到你"；红线外溢（定死的台词/情节/格式）→ 原样入红线清单，不再问"要不要改"；推理线外溢 → 按思想脉络复述＋顺推一层＋请确认。深挖连续最多 2 轮后回主线清单；每次外溢写入 overflow-log.jsonl（任务/当时所问/用户原话/类型），由聚合脚本定期归纳成问询系统升级信号，形成"用户主动说的话 → 规律 → 反哺问询"的自进化闭环。</w:t>
       </w:r>
     </w:p>
     <w:p>
@@ -3049,7 +2985,7 @@
           <w:b w:val="0"/>
           <w:sz w:val="24"/>
         </w:rPr>
-        <w:t>写作以逐节生成为单位（参考"规划—转译—审校"的认知写作模型[12]），携带风格签名与统一简报（知识 + 素材 + 检索来源）。生成提示词包含前置约束：避免金句收束式同义反复、允许冗余与模糊、不替人物开口、反过度释义。这些约束为软性偏好引导，作者可一键否决。</w:t>
+        <w:t>写作以逐节生成为单位（参考"规划—转译—审校"的认知写作模型[15]），携带风格签名与统一简报（知识 + 素材 + 检索来源）。生成提示词包含前置约束：避免金句收束式同义反复、允许冗余与模糊、不替人物开口、反过度释义。这些约束为软性偏好引导，作者可一键否决。</w:t>
       </w:r>
     </w:p>
     <w:p>
@@ -3076,7 +3012,7 @@
           <w:b w:val="0"/>
           <w:sz w:val="24"/>
         </w:rPr>
-        <w:t>术语定义：姿态层（postural layer） 指文本在"如何呈现思考过程"层面的修辞姿态，对应文学批评中的叙述姿态（narrative stance），区别于可统计的用词与句式层；其检测目标是"表演思考"（performative thinking）——文本以形式上的推进姿态掩盖实质上的空洞。检测方法分两层：主路径为 LLM 六层细读（声音/过渡/修辞/引用/翻译体/收尾）+ RAG 作者对照（诊断前检索作者侧写、个人写作 skill 与知识库作参照），区别于规则型反 AI 腔检测工具[13]；确定性正则降级为离线兜底。修复遵守"绝不用新金句替换旧金句"；用《差生》的克制式结尾做回归样例，检验不误伤真实写作。</w:t>
+        <w:t>术语定义：姿态层（postural layer） 指文本在"如何呈现思考过程"层面的修辞姿态，对应文学批评中的叙述姿态（narrative stance），区别于可统计的用词与句式层；其检测目标是"表演思考"（performative thinking）——文本以形式上的推进姿态掩盖实质上的空洞。检测方法分两层：主路径为 LLM 六层细读（声音/过渡/修辞/引用/翻译体/收尾）+ RAG 作者对照（诊断前检索作者侧写、个人写作 skill 与知识库作参照），区别于规则型反 AI 腔检测工具[18]；确定性正则降级为离线兜底。修复遵守"绝不用新金句替换旧金句"；用《差生》的克制式结尾做回归样例，检验不误伤真实写作。</w:t>
       </w:r>
     </w:p>
     <w:p>
@@ -3197,7 +3133,7 @@
           <w:b/>
           <w:sz w:val="28"/>
         </w:rPr>
-        <w:t>3.11 全流程互操作（C6）</w:t>
+        <w:t>3.11 全流程互操作（C4）</w:t>
       </w:r>
     </w:p>
     <w:p>
@@ -7078,7 +7014,7 @@
           <w:b w:val="0"/>
           <w:sz w:val="24"/>
         </w:rPr>
-        <w:t xml:space="preserve"> 的时间结构，另加表层/话语/立场红线/风格向量方向/可选 embedding 神经原型/L3 作者清单 fineRead/姿态层细读 posture/个人回避库/改迹贴合九路特征，共十三维进入 modulate() 评分；写作节级接入候选对比（agent/src/token-decode.js，每节并行 n 候选十三维评分选优，得分分解落盘）。调制器权重由作者偏好对学习：edits.jsonl 的（原文，改后）经 pairwise hinge + SGD 拟合出每个作者独有的权重向量，数据签名变化自动在线重训、新编辑对增量更新（agent/src/modulator.js）；知识库检索升级为 BM25+语义混合（matchKbHybrid）；神经风格编码由可选 embedding 稠密原型提供（embedding.js，未配置时静默降级）；L3 深层读取由作者写作清单协议提供（author-sheet.js：主张/论证/读者/红线/触发五问自动归纳，红线拆句后强制保留，作为 fineRead 特征入评分）；个人回避库聚合"作者亲手删掉的词"（avoidance.js，负空间第一阶段，命中即压低）；姿态层判据从"事后审计"前置到"事中选择"——金句排比收束/路标转折/点题顿悟的确定性检测（deterministicFakeThinking）转为 posture 健康度特征，以软性加权参与候选排序，不拒绝生成（3.6 节仍保留 LLM 六层细读做生成后审计与修复）。单元测试（token-decode.test、modulator.test、embedding.test、author-sheet.test、stats.test）验证：个人模型可预测、缺陷/阻抗信号有效、改后文本得分高于原文、十三维分解可追溯、回避词命中压低、原型落盘与签名重算、语义排序、红线命中拉高 fineRead、表演式文本 posture 低而克制文本高、精确二项检验、数据不足降级、在线重训与增量更新生效。逐 token 重排（V2 logprobs / V3 本地 logits）仍为路线图。</w:t>
+        <w:t xml:space="preserve"> 的时间结构，另加表层/话语/立场红线/风格向量方向/可选 embedding 神经原型/L3 作者清单 fineRead/姿态层细读 posture/个人回避库/改迹贴合九路特征，共十三维进入 modulate() 评分；写作节级接入候选对比（agent/src/token-decode.js，每节并行 n 候选十三维评分选优，得分分解落盘）。调制器权重由作者偏好对学习：edits.jsonl 的（原文，改后）经成对合页损失（pairwise hinge）+ 随机梯度下降（SGD）拟合出每个作者独有的权重向量，数据签名变化自动在线重训、新编辑对增量更新（agent/src/modulator.js）；知识库检索升级为 BM25+语义混合（matchKbHybrid）；神经风格编码由可选 embedding 稠密原型提供（embedding.js，未配置时静默降级）；L3 深层读取由作者写作清单协议提供（author-sheet.js：主张/论证/读者/红线/触发五问自动归纳，红线拆句后强制保留，作为 fineRead 特征入评分）；个人回避库聚合"作者亲手删掉的词"（avoidance.js，负空间第一阶段，命中即压低）；姿态层判据从"事后审计"前置到"事中选择"——金句排比收束/路标转折/点题顿悟的确定性检测（deterministicFakeThinking）转为 posture 健康度特征，以软性加权参与候选排序，不拒绝生成（3.6 节仍保留 LLM 六层细读做生成后审计与修复）。单元测试（token-decode.test、modulator.test、embedding.test、author-sheet.test、stats.test）验证：个人模型可预测、缺陷/阻抗信号有效、改后文本得分高于原文、十三维分解可追溯、回避词命中压低、原型落盘与签名重算、语义排序、红线命中拉高 fineRead、表演式文本 posture 低而克制文本高、精确二项检验、数据不足降级、在线重训与增量更新生效。</w:t>
       </w:r>
     </w:p>
     <w:p>
@@ -7092,7 +7028,7 @@
           <w:b w:val="0"/>
           <w:sz w:val="24"/>
         </w:rPr>
-        <w:t>词级文体计量与消融：把个人模型从字符 n-gram 升级为词级文体计量（功能词+标点节奏），作者识别从 46.3% 提升到 76.4%（见 AUTHOR-ID-v2.md）。调制器逐维消融显示：在该"原文 vs 改后"排序任务上，学习权重与默认权重的留出正确率均饱和到 100%——编辑对差异过大，正确率这个指标无法区分二者；逐维关闭则显示 personal（词级文体计量个人模型）是唯一有实质边际贡献的特征，关闭后正确率降至 90%，其余十二维在留出集上无边际影响（见 MODULATOR-ABLATION.md，图 9）。因此"学习有真实增益"的可靠证据来自 3.1.2 的留出得分边距随编辑对数量上升，而非消融正确率。此外，词级文体计量仍低于字符二元组 TF-IDF 基线（90.3%）——该合成语料中作者与主题强耦合、内容级特征占优；这一硬指标与第三方盲评列入未来工作。</w:t>
+        <w:t>词级文体计量与消融：把个人模型从字符 n-gram 升级为词级文体计量（功能词+标点节奏），作者识别从 46.3% 提升到 76.4%（见 AUTHOR-ID-v2.md）。调制器逐维消融显示：在该"原文 vs 改后"排序任务上，学习权重与默认权重的留出正确率均饱和到 100%——编辑对差异过大，正确率这个指标无法区分二者；逐维关闭则显示 personal（词级文体计量个人模型）是唯一有实质边际贡献的特征，关闭后正确率降至 90%，其余十二维在留出集上无边际影响（见 MODULATOR-ABLATION.md，图 9）。因此"学习有真实增益"的可靠证据来自 3.1.2 的留出得分边距随编辑对数量上升，而非消融正确率。</w:t>
       </w:r>
     </w:p>
     <w:p>
@@ -8205,7 +8141,7 @@
           <w:b/>
           <w:sz w:val="28"/>
         </w:rPr>
-        <w:t>6.4 改迹调制的意义与边界（C1）</w:t>
+        <w:t>6.4 改迹调制的意义与边界（C2）</w:t>
       </w:r>
     </w:p>
     <w:p>
@@ -8590,7 +8526,7 @@
           <w:b w:val="0"/>
           <w:sz w:val="24"/>
         </w:rPr>
-        <w:t xml:space="preserve"> 的敏感性分析）与候选数自适应，然后用 DExperts 式专家/反专家对比[18]与对比解码[19]做 V2 logprobs 重排，用 PREADD 前缀自适应[20]、ITI 激活干预[21]、Steering Vectors/激活工程[22]与 StyleVector[2] 做 V3 本地推理干预；② 扩大多作者 × 多篇跨文体语料，按"个性化文本生成评估"的三类判别任务[24]完成作者识别/续写选择的显著性检验（当前词级文体计量 76.4% 仍低于字符二元组 TF-IDF 基线 90.3%，是必须攻克的硬指标）；③ 执行澄清协议与外溢优先的消融对照实验（4.4 设计）；④ 跨语言验证与公开部署；⑤ 批注数据反哺——把用户批注积累为错误模式库与风格档案（已打通"批注 → AI 修改"闭环）。本文坚持软性引导、作者保留否决权：所有特征（含红线与姿态层判据）只参与加权排序与审计报告，不引入拒绝生成式的硬约束。</w:t>
+        <w:t xml:space="preserve"> 的敏感性分析）与候选数自适应，然后用 DExperts 式专家/反专家对比[19]与对比解码[20]做 V2 logprobs 重排，用 PREADD 前缀自适应[21]、ITI 激活干预[22]、Steering Vectors/激活工程[23]与 StyleVector[2] 做 V3 本地推理干预；② 扩大多作者 × 多篇跨文体语料，按"个性化文本生成评估"的三类判别任务[24]完成作者识别/续写选择的显著性检验（当前词级文体计量仍低于字符二元组 TF-IDF 基线，需在跨主题语料上补齐）；③ 执行澄清协议与外溢优先的消融对照实验（4.4 设计）；④ 跨语言验证与公开部署；⑤ 批注数据反哺——把用户批注积累为错误模式库与风格档案（已打通"批注 → AI 修改"闭环）。本文坚持软性引导、作者保留否决权：所有特征（含红线与姿态层判据）只参与加权排序与审计报告，不引入拒绝生成式的硬约束。</w:t>
       </w:r>
     </w:p>
     <w:p>
@@ -8604,7 +8540,7 @@
           <w:b w:val="0"/>
           <w:sz w:val="24"/>
         </w:rPr>
-        <w:t>理论可能的使用地方（应用展望）：改迹调制的本质是"把一个人的稳定选择模式在解码层可度量、可注入、可追溯"，因此凡是存在"个人化选择模式"的场景都可以迁移：</w:t>
+        <w:t>应用展望：改迹调制的本质是"把一个人的稳定选择模式在解码层可度量、可注入、可追溯"，因此凡是存在"个人化选择模式"的场景都可以迁移：</w:t>
       </w:r>
     </w:p>
     <w:p>
@@ -10490,7 +10426,7 @@
           <w:b w:val="0"/>
           <w:sz w:val="24"/>
         </w:rPr>
-        <w:t>感谢指导教师、参与测试的同学与开源社区；StyleVector[2]、GhostWriter[3]、EMNLP 2025[1] 与 Flower &amp; Hayes[12] 等成果为本文提供了理论基础。</w:t>
+        <w:t>感谢指导教师、参与测试的同学与开源社区；StyleVector[2]、GhostWriter[3]、EMNLP 2025[1] 与 Flower &amp; Hayes[15] 等成果为本文提供了理论基础。</w:t>
       </w:r>
     </w:p>
     <w:p>
@@ -10531,7 +10467,7 @@
           <w:b w:val="0"/>
           <w:sz w:val="24"/>
         </w:rPr>
-        <w:t>[2] ZHANG H, LIU Y, et al. Personalized Text Generation with Contrastive Activation Steering (StyleVector)[C]//Proceedings of the 63rd Annual Meeting of the Association for Computational Linguistics. Stroudsburg: ACL, 2025.</w:t>
+        <w:t>[2] ZHANG J, LIU Y, WANG W, et al. Personalized Text Generation with Contrastive Activation Steering (StyleVector)[C]//Proceedings of the 63rd Annual Meeting of the Association for Computational Linguistics. Stroudsburg: ACL, 2025.</w:t>
       </w:r>
     </w:p>
     <w:p>
@@ -10559,7 +10495,7 @@
           <w:b w:val="0"/>
           <w:sz w:val="24"/>
         </w:rPr>
-        <w:t>[4] Agentic Ghostwriter: Style-Reward Fine-Tuning for Writing Assistance[J/OL]. arXiv preprint arXiv:2512.05747, 2025.</w:t>
+        <w:t>[4] BURROWS J. Delta: A Measure of Stylistic Difference and a Guide to Likely Authorship[J]. Literary and Linguistic Computing, 2002, 17(3): 267-287.</w:t>
       </w:r>
     </w:p>
     <w:p>
@@ -10573,7 +10509,7 @@
           <w:b w:val="0"/>
           <w:sz w:val="24"/>
         </w:rPr>
-        <w:t>[5] Oxford HAI Lab. Writing-Anima: Two-Stage Style-Aware Retrieval for Personalized Writing[EB/OL]. 2025.（项目主页，非同行评议，仅作行业对照）</w:t>
+        <w:t>[5] ARGAMON S. Interpreting Burrows's Delta: Geometric and Probabilistic Foundations[J]. Literary and Linguistic Computing, 2008, 23(2): 131-147.</w:t>
       </w:r>
     </w:p>
     <w:p>
@@ -10587,7 +10523,7 @@
           <w:b w:val="0"/>
           <w:sz w:val="24"/>
         </w:rPr>
-        <w:t>[6] CustomNLP4U. Pearl: A Personalized Writing Assistant with Retriever Calibration[R/OL]. 2024.（非同行评议技术报告，仅作行业对照）</w:t>
+        <w:t>[6] BIBER D. Variation across Speech and Writing[M]. Cambridge: Cambridge University Press, 1988.</w:t>
       </w:r>
     </w:p>
     <w:p>
@@ -10601,7 +10537,7 @@
           <w:b w:val="0"/>
           <w:sz w:val="24"/>
         </w:rPr>
-        <w:t>[7] COLLABLLM: Human-AI Collaborative Learning[C]//Proceedings of the 42nd International Conference on Machine Learning (ICML). 2025.</w:t>
+        <w:t>[7] LIU J, BAHJA M, KOVATCHEV V, et al. Capturing Classic Authorial Style in Long-Form Story Generation with GRPO Fine-Tuning[J/OL]. arXiv preprint arXiv:2512.05747, 2025.</w:t>
       </w:r>
     </w:p>
     <w:p>
@@ -10615,7 +10551,7 @@
           <w:b w:val="0"/>
           <w:sz w:val="24"/>
         </w:rPr>
-        <w:t>[8] DiscoverLLM: Discovering User Intent Through Draft Contrasting[R/OL]. 2026.（非同行评议技术报告，仅作行业对照）</w:t>
+        <w:t>[8] Oxford HAI Lab. Writing-Anima: Two-Stage Style-Aware Retrieval for Personalized Writing[EB/OL]. 2025.（项目主页，非同行评议，仅作行业对照）</w:t>
       </w:r>
     </w:p>
     <w:p>
@@ -10629,7 +10565,7 @@
           <w:b w:val="0"/>
           <w:sz w:val="24"/>
         </w:rPr>
-        <w:t>[9] 基于 AI 智能体的智能写作辅助系统[EB/OL]. CSDN, 2026.（博客，非正式发表，仅作行业现状参考）</w:t>
+        <w:t>[9] CustomNLP4U. Pearl: A Personalized Writing Assistant with Retriever Calibration[R/OL]. 2024.（非同行评议技术报告，仅作行业对照）</w:t>
       </w:r>
     </w:p>
     <w:p>
@@ -10643,7 +10579,7 @@
           <w:b w:val="0"/>
           <w:sz w:val="24"/>
         </w:rPr>
-        <w:t>[10] 马良写作. 中文长篇 AI 写作 18 款工具横评[EB/OL]. https://maliangwriter.com/compare/.（产品横评，非同行评议，仅用于提炼产品能力维度）</w:t>
+        <w:t>[10] WU S, GALLEY M, PENG B, et al. CollabLLM: From Passive Responders to Active Collaborators[C]//Proceedings of the 42nd International Conference on Machine Learning (ICML). 2025.</w:t>
       </w:r>
     </w:p>
     <w:p>
@@ -10657,7 +10593,7 @@
           <w:b w:val="0"/>
           <w:sz w:val="24"/>
         </w:rPr>
-        <w:t>[11] 费孝通. 乡土中国[M]. 北京: 生活·读书·新知三联书店, 1985.</w:t>
+        <w:t>[11] KIM T S, LEE Y, YU J, et al. DiscoverLLM: From Executing Intents to Discovering Them[C]//International Conference on Machine Learning (ICML). 2026.</w:t>
       </w:r>
     </w:p>
     <w:p>
@@ -10671,7 +10607,7 @@
           <w:b w:val="0"/>
           <w:sz w:val="24"/>
         </w:rPr>
-        <w:t>[12] FLOWER L, HAYES J R. A Cognitive Process Theory of Writing[J]. College Composition and Communication, 1981, 32(4): 365-387.</w:t>
+        <w:t>[12] 基于 AI 智能体的智能写作辅助系统[EB/OL]. CSDN, 2026.（博客，非正式发表，仅作行业现状参考）</w:t>
       </w:r>
     </w:p>
     <w:p>
@@ -10685,7 +10621,7 @@
           <w:b w:val="0"/>
           <w:sz w:val="24"/>
         </w:rPr>
-        <w:t>[13] no-ai-slop / avoid-ai-writing-zh / de-aigc-ch 等开源反 AI 腔检测项目[EB/OL]. GitHub, 2024-2026.（开源项目，非同行评议，仅作行业对照）</w:t>
+        <w:t>[13] 马良写作. 中文长篇 AI 写作 18 款工具横评[EB/OL]. https://maliangwriter.com/compare/.（产品横评，非同行评议，仅用于提炼产品能力维度）</w:t>
       </w:r>
     </w:p>
     <w:p>
@@ -10699,7 +10635,7 @@
           <w:b w:val="0"/>
           <w:sz w:val="24"/>
         </w:rPr>
-        <w:t>[14] BURROWS J. Delta: A Measure of Stylistic Difference and a Guide to Likely Authorship[J]. Literary and Linguistic Computing, 2002, 17(3): 267-287.</w:t>
+        <w:t>[14] HALLIDAY M A K. An Introduction to Functional Grammar[M]. London: Edward Arnold, 1985.</w:t>
       </w:r>
     </w:p>
     <w:p>
@@ -10713,7 +10649,7 @@
           <w:b w:val="0"/>
           <w:sz w:val="24"/>
         </w:rPr>
-        <w:t>[15] BIBER D. Variation across Speech and Writing[M]. Cambridge: Cambridge University Press, 1988.</w:t>
+        <w:t>[15] FLOWER L, HAYES J R. A Cognitive Process Theory of Writing[J]. College Composition and Communication, 1981, 32(4): 365-387.</w:t>
       </w:r>
     </w:p>
     <w:p>
@@ -10727,7 +10663,7 @@
           <w:b w:val="0"/>
           <w:sz w:val="24"/>
         </w:rPr>
-        <w:t>[16] HALLIDAY M A K. An Introduction to Functional Grammar[M]. London: Edward Arnold, 1985.</w:t>
+        <w:t>[16] KUMAR N A, PHAM C M, IYYER M, et al. Whose story is it? Personalizing Story Generation by Inferring Author Styles[C]//Proceedings of the International Joint Conference on Natural Language Processing and the Conference of the Asia-Pacific Chapter of the Association for Computational Linguistics (IJCNLP-AACL). 2025.</w:t>
       </w:r>
     </w:p>
     <w:p>
@@ -10741,7 +10677,7 @@
           <w:b w:val="0"/>
           <w:sz w:val="24"/>
         </w:rPr>
-        <w:t>[17] ARGAMON S. Interpreting Burrows's Delta: Geometric and Probabilistic Foundations[J]. Literary and Linguistic Computing, 2008, 23(2): 131-147.</w:t>
+        <w:t>[17] 费孝通. 乡土中国[M]. 北京: 生活·读书·新知三联书店, 1985.</w:t>
       </w:r>
     </w:p>
     <w:p>
@@ -10755,7 +10691,7 @@
           <w:b w:val="0"/>
           <w:sz w:val="24"/>
         </w:rPr>
-        <w:t>[18] LIU A, SAP M, LU X, et al. DExperts: Decoding-Time Controlled Text Generation with Experts and Anti-Experts[C]//Proceedings of the 59th Annual Meeting of the Association for Computational Linguistics. Stroudsburg: ACL, 2021.</w:t>
+        <w:t>[18] no-ai-slop / avoid-ai-writing-zh / de-aigc-ch 等开源反 AI 腔检测项目[EB/OL]. GitHub, 2024-2026.（开源项目，非同行评议，仅作行业对照）</w:t>
       </w:r>
     </w:p>
     <w:p>
@@ -10769,7 +10705,7 @@
           <w:b w:val="0"/>
           <w:sz w:val="24"/>
         </w:rPr>
-        <w:t>[19] LI X L, HOLTZMAN A, FRIED D, et al. Contrastive Decoding: Open-ended Text Generation as Optimization[C]//The Eleventh International Conference on Learning Representations (ICLR 2023).</w:t>
+        <w:t>[19] LIU A, SAP M, LU X, et al. DExperts: Decoding-Time Controlled Text Generation with Experts and Anti-Experts[C]//Proceedings of the 59th Annual Meeting of the Association for Computational Linguistics. Stroudsburg: ACL, 2021.</w:t>
       </w:r>
     </w:p>
     <w:p>
@@ -10783,7 +10719,7 @@
           <w:b w:val="0"/>
           <w:sz w:val="24"/>
         </w:rPr>
-        <w:t>[20] YANG K, KLEIN D. PREADD: Prefix-Adaptive Decoding for Controlled Text Generation[C]//Findings of the Association for Computational Linguistics: ACL 2023.</w:t>
+        <w:t>[20] LI X L, HOLTZMAN A, FRIED D, et al. Contrastive Decoding: Open-ended Text Generation as Optimization[C]//The Eleventh International Conference on Learning Representations (ICLR 2023).</w:t>
       </w:r>
     </w:p>
     <w:p>
@@ -10797,7 +10733,7 @@
           <w:b w:val="0"/>
           <w:sz w:val="24"/>
         </w:rPr>
-        <w:t>[21] LI K, PATEL O, VIEIRA F, et al. Inference-Time Intervention: Eliciting Truthful Answers from a Language Model[C]//Advances in Neural Information Processing Systems 36 (NeurIPS 2023).</w:t>
+        <w:t>[21] YANG K, KLEIN D. PREADD: Prefix-Adaptive Decoding for Controlled Text Generation[C]//Findings of the Association for Computational Linguistics: ACL 2023.</w:t>
       </w:r>
     </w:p>
     <w:p>
@@ -10811,7 +10747,7 @@
           <w:b w:val="0"/>
           <w:sz w:val="24"/>
         </w:rPr>
-        <w:t>[22] TURNER A M, THIERJEN L, UDANDARAO D, et al. Steering Language Models with Activation Engineering[EB/OL]. arXiv preprint arXiv:2308.10248, 2023.</w:t>
+        <w:t>[22] LI K, PATEL O, VIEIRA F, et al. Inference-Time Intervention: Eliciting Truthful Answers from a Language Model[C]//Advances in Neural Information Processing Systems 36 (NeurIPS 2023).</w:t>
       </w:r>
     </w:p>
     <w:p>
@@ -10825,7 +10761,7 @@
           <w:b w:val="0"/>
           <w:sz w:val="24"/>
         </w:rPr>
-        <w:t>[23] Whose story is it? Personalizing Story Generation by Inferring Author Styles[J/OL]. arXiv preprint arXiv:2502.13028, 2025.</w:t>
+        <w:t>[23] TURNER A M, THIERJEN L, UDANDARAO D, et al. Steering Language Models with Activation Engineering[EB/OL]. arXiv preprint arXiv:2308.10248, 2023.</w:t>
       </w:r>
     </w:p>
     <w:p>
@@ -10839,7 +10775,7 @@
           <w:b w:val="0"/>
           <w:sz w:val="24"/>
         </w:rPr>
-        <w:t>[24] Evaluating Style-Personalized Text Generation: Challenges and Directions[J/OL]. arXiv preprint arXiv:2508.06374, 2025.</w:t>
+        <w:t>[24] JANGRA A, SARRAFZADEH B, DE WYNTER A, et al. Evaluating Style-Personalized Text Generation: Challenges and Directions[J/OL]. arXiv preprint arXiv:2508.06374, 2025.</w:t>
       </w:r>
     </w:p>
     <w:p>
@@ -10853,7 +10789,7 @@
           <w:b w:val="0"/>
           <w:sz w:val="24"/>
         </w:rPr>
-        <w:t>注：[5][6][8][9][10][13][23][24] 为非同行评议来源（技术报告、开源项目、博客、产品横评、预印本），仅用于行业现状、能力维度与验证协议对照，不作为核心理论依据。</w:t>
+        <w:t>注：[7][8][9][12][13][18][24] 为非同行评议来源（技术报告、开源项目、博客、产品横评、预印本），仅用于行业现状、能力维度与验证协议对照，不作为核心理论依据。</w:t>
       </w:r>
     </w:p>
     <w:sectPr>

--- a/docs/competition/科技论文-Stylotrace.docx
+++ b/docs/competition/科技论文-Stylotrace.docx
@@ -67,7 +67,7 @@
           <w:b w:val="0"/>
           <w:sz w:val="24"/>
         </w:rPr>
-        <w:t>大语言模型让“机器能写”成为常态，却也抹平了“谁在写”：文字工整平滑，少了作者本人的表达痕迹。本文提出 Stylotrace，一个从作者亲手修改中学习个人文风的写作系统。其核心是改迹调制：把作者对 AI 草稿的每次修改视为最诚实的标注，将风格、知识、缺陷、阻抗统一进可解释的候选评分函数，在候选间挑出更像作者的写法。系统以词级文体计量刻画“怎么写”，以四层签名近似作者相对中性基线的条件选择偏差，权重由修改偏好对学成并增量更新。实验显示，几十次修改即可学到稳定的作者方向；词级文体计量把个人模型从字符 n-gram 的 46.3% 提升到 76.4%（低于字符二元组 TF-IDF 基线 90.3%）；红队盲评由 LLM 模拟、未经真人验证。本文定位为在生成过程中保持作者表达偏好与语义意图，而非最大化一般意义上的文本质量。</w:t>
+        <w:t>大语言模型让“机器能写”成为常态，却也抹平了“谁在写”：文字工整平滑，少了作者本人的表达痕迹。本文提出 Stylotrace，一个从作者亲手修改中学习个人文风的写作系统：把作者对 AI 草稿的每次修改视为最诚实的标注，将风格、知识、缺陷、阻抗统一进可解释的候选评分函数，在候选间挑出更像作者的写法，权重由修改偏好对学成并增量更新。实验给出诚实的边界——风格距离在剔除同主题异常值后与 DeepSeek 持平、未显示显著接近作者；作者识别中词级文体计量达 76.4%、低于字符二元组 TF-IDF 基线 90.3%；逐维消融显示十三维特征中仅 personal（词级文体计量）有实质边际贡献；红队盲评为 LLM 自评、未经真人验证。本文定位为保持作者表达偏好的工程实现，而非新的理论贡献。</w:t>
       </w:r>
     </w:p>
     <w:p>
@@ -285,7 +285,7 @@
           <w:b w:val="0"/>
           <w:sz w:val="24"/>
         </w:rPr>
-        <w:t>C1（理论）四层签名与作者表示：将风格形式化为作者相对中性基线的稳定条件选择偏差（Sₐ(c)=Pₐ(w|c)−P₀(w|c)），用四层互补签名近似——连续向量（L1）、动态维度（L2）、不可预测性（L3）、显式修改记录（L4）；提出“修改监督”，以作者亲手修改为最高权重风格信号持续更新表示（第 3.1、3.2 节；外部检验见 5.5）。</w:t>
+        <w:t>C1（作者表示）四层签名与修改监督：沿用文体计量学“相对基线”思想，将风格形式化为作者相对中性基线的条件选择偏差（Sₐ(c)=Pₐ(w|c)−P₀(w|c)），用四层互补签名近似——连续向量（L1）、动态维度（L2）、不可预测性（L3）、显式修改记录（L4）；提出“修改监督”，以作者亲手修改为最高权重风格信号持续更新表示（第 3.1、3.2 节；外部检验见 5.5）。</w:t>
       </w:r>
     </w:p>
     <w:p>
@@ -1443,6 +1443,20 @@
           <w:sz w:val="24"/>
         </w:rPr>
         <w:t xml:space="preserve"> 升高，惩罚平滑连接词、奖励短句与具体名词（节奏曲线 rhythmCurve 由"事后曲线"升级为"生成时节奏"）。</w:t>
+      </w:r>
+    </w:p>
+    <w:p>
+      <w:pPr>
+        <w:spacing w:line="360" w:lineRule="auto" w:after="80"/>
+        <w:ind w:firstLine="480"/>
+      </w:pPr>
+      <w:r>
+        <w:rPr>
+          <w:rFonts w:ascii="Times New Roman" w:hAnsi="Times New Roman" w:eastAsia="宋体"/>
+          <w:b w:val="0"/>
+          <w:sz w:val="24"/>
+        </w:rPr>
+        <w:t>证据现状（诚实界定）：上述五路中，基础分布与个人分布构成候选排序的主体；逐维消融显示个人分布是唯一有实质边际贡献的信号，知识、缺陷、阻抗三路目前无独立消融证据，列为待验证（5.7 节）。</w:t>
       </w:r>
     </w:p>
     <w:p>
@@ -7028,7 +7042,7 @@
           <w:b w:val="0"/>
           <w:sz w:val="24"/>
         </w:rPr>
-        <w:t>词级文体计量与消融：把个人模型从字符 n-gram 升级为词级文体计量（功能词+标点节奏），作者识别从 46.3% 提升到 76.4%（见 AUTHOR-ID-v2.md）。调制器逐维消融显示：在该"原文 vs 改后"排序任务上，学习权重与默认权重的留出正确率均饱和到 100%——编辑对差异过大，正确率这个指标无法区分二者；逐维关闭则显示 personal（词级文体计量个人模型）是唯一有实质边际贡献的特征，关闭后正确率降至 90%，其余十二维在留出集上无边际影响（见 MODULATOR-ABLATION.md，图 9）。因此"学习有真实增益"的可靠证据来自 3.1.2 的留出得分边距随编辑对数量上升，而非消融正确率。</w:t>
+        <w:t>词级文体计量与消融：把个人模型从字符 n-gram 升级为词级文体计量（功能词+标点节奏），作者识别从 46.3% 提升到 76.4%（见 AUTHOR-ID-v2.md）。调制器逐维消融显示：在该"原文 vs 改后"排序任务上，学习权重与默认权重的留出正确率均饱和到 100%——编辑对差异过大，正确率这个指标无法区分二者；逐维关闭则显示 personal（词级文体计量个人模型）是唯一有实质边际贡献的特征，关闭后正确率降至 90%，其余十二维在留出集上无边际影响（见 MODULATOR-ABLATION.md，图 9）。因此"学习有真实增益"的可靠证据来自 3.1.2 的留出得分边距随编辑对数量上升，而非消融正确率。综上，目前有消融证据的有效信号只有 personal 一路，其余十二维为工程候选特征、在留出集上无边际影响，其真实增益需更大语料与真人盲评验证。</w:t>
       </w:r>
     </w:p>
     <w:p>
@@ -7341,7 +7355,7 @@
           <w:b w:val="0"/>
           <w:sz w:val="24"/>
         </w:rPr>
-        <w:t>与现有写作工具相比，Stylotrace 的差异不在"生成文采"，而在作者建模的完整性与可解释性。表 6 从六个维度对比代表性工具：以 Story Bible 与 Voice Matching 保持作者声音的小说写作工具（Sudowrite）、以记忆与项目级风格资产提供个性化写作的通用助手（Claude/ChatGPT）、以语气与风格建议见长的语法校对工具（Grammarly），以及通用聊天助手。</w:t>
+        <w:t>与现有写作工具相比，Stylotrace 的差异不在"生成文采"，而在作者表示的完整性与可解释性。表 6 从六个维度对比代表性工具：以 Story Bible 与 Voice Matching 保持作者声音的小说写作工具（Sudowrite）、以记忆与项目级风格资产提供个性化写作的通用助手（Claude/ChatGPT）、以语气与风格建议见长的语法校对工具（Grammarly），以及通用聊天助手。</w:t>
       </w:r>
     </w:p>
     <w:p>
@@ -8128,7 +8142,7 @@
           <w:b w:val="0"/>
           <w:sz w:val="24"/>
         </w:rPr>
-        <w:t>本文定位是面向人文环境的帮助工具：在生成过程中保持作者特定的表达偏好与语义意图，而非最大化一般意义上的文本质量。目标用户为三类写作者：需要把"憋着的想法"理清的普通写作者与学生、在合规框架内需要保留个人表达的职场写作者、需要在 AI 时代守住"自己的声音"的内容创作者。</w:t>
+        <w:t>本文定位是面向人文环境的帮助工具：在生成过程中保持作者特定的表达偏好与语义意图，而非最大化一般意义上的文本质量。本文的创新点定位为：一个可落地、从修改中学习的中文写作辅助系统，其工程实现与测试体系具有完整性和可复现性；本文不宣称提出新的理论。目标用户为三类写作者：需要把"憋着的想法"理清的普通写作者与学生、在合规框架内需要保留个人表达的职场写作者、需要在 AI 时代守住"自己的声音"的内容创作者。</w:t>
       </w:r>
     </w:p>
     <w:p>
@@ -8155,7 +8169,7 @@
           <w:b w:val="0"/>
           <w:sz w:val="24"/>
         </w:rPr>
-        <w:t>提示工程"告诉模型怎么选"、LoRA"改模型整体倾向"、RAG"把知识写进上文"——三者都让修改发生在模型之外，风格的执行落在模型黑箱里。改迹调制把五路信号放进同一个候选评分空间：基础分布推、个人分布偏、知识撑、缺陷压、阻抗调，每一处选择都可回答"为什么选它"。这从方法层面回应了评审对"签名 ≠ 模型"的质疑：签名提供可观测信号，评分层把信号转化为候选排序的偏置，中间链路（评分器）全部可解释、可消融。</w:t>
+        <w:t>提示工程"告诉模型怎么选"、LoRA"改模型整体倾向"、RAG"把知识写进上文"——三者都让修改发生在模型之外，风格的执行落在模型黑箱里。改迹调制把五路信号放进同一个候选评分空间：基础分布推、个人分布偏、知识撑、缺陷压、阻抗调，每一处选择都可回答"为什么选它"（其中仅个人分布有消融证据，其余三路待验证，见 5.7 节）。这从方法层面回应了评审对"签名 ≠ 模型"的质疑：签名提供可观测信号，评分层把信号转化为候选排序的偏置，中间链路（评分器）全部可解释、可消融。</w:t>
       </w:r>
     </w:p>
     <w:p>
@@ -8473,7 +8487,7 @@
           <w:b w:val="0"/>
           <w:sz w:val="24"/>
         </w:rPr>
-        <w:t>本文提出 Stylotrace：以作者表示为中心的生成式写作系统。理论上，将风格形式化为作者相对中性基线的稳定条件选择偏差，用四层签名近似，并提出"修改监督"与改迹调制（五路信号在候选评分中融合，签名 → 注入 → 候选调制三段论）；实现上，把签名升级为可学习的外层调制器——十三维特征函数（含个人回避库、L3 作者清单 fineRead、姿态层 posture 与可选 embedding 神经编码）统一承载个人知识库、风格向量与收集数据，权重由作者亲手修改的偏好对拟合并随编辑增量更新，推理时实时调制通用模型的行为（V1 候选对比 → V1.5 调制器 → V2/V3 路线）；交互上，以思想脉络澄清协议与外溢优先接住用户主动给出的高价值信息（种子/红线/立意当轮入档 + 升级信号流水），并以作者写作清单把深层风格读取结构化；质量上，以姿态层检测缓解模型化话语特征，并把细读判据前置到生成时的候选选择（软性加权，不拒绝生成）；工程上，完成全流程互操作（作品同步/分割/按阶段导出）。实验表明，全部契约测试满足输出契约；学习曲线显示几十次修改即可学到稳定的作者方向；风格距离结果与"接近作者、远离模型化倾向"的假设一致；判别与预测两类外部检验显示签名具备作者信号，但样本规模不足以支持显著性结论。</w:t>
+        <w:t>本文提出 Stylotrace：以作者表示为中心的生成式写作系统。在表示上，沿用文体计量学相对基线思想，将风格形式化为作者相对中性基线的条件选择偏差，用四层签名近似，并提出"修改监督"与改迹调制（五路信号在候选评分中融合，签名 → 注入 → 候选调制三段论）；实现上，把签名升级为可学习的外层调制器——十三维特征函数（含个人回避库、L3 作者清单 fineRead、姿态层 posture 与可选 embedding 神经编码）统一承载个人知识库、风格向量与收集数据，权重由作者亲手修改的偏好对拟合并随编辑增量更新，推理时实时调制通用模型的行为（V1 候选对比 → V1.5 调制器 → V2/V3 路线；其中仅 personal 一路有消融证据）；交互上，以思想脉络澄清协议与外溢优先接住用户主动给出的高价值信息（种子/红线/立意当轮入档 + 升级信号流水），并以作者写作清单把深层风格读取结构化；质量上，以姿态层检测缓解模型化话语特征，并把细读判据前置到生成时的候选选择（软性加权，不拒绝生成）；工程上，完成全流程互操作（作品同步/分割/按阶段导出）。实验表明，全部契约测试满足输出契约；学习曲线显示在 30 对合成编辑对上几十次修改即可学到稳定的作者方向；但风格距离实验未显示系统输出显著接近作者（剔除同主题异常值后与 DeepSeek 持平），作者识别中词级文体计量（76.4%）仍低于字符二元组 TF-IDF 基线（90.3%），逐维消融显示十三维特征中仅 personal 有实质边际贡献；判别与预测两类外部检验显示签名具备初步作者信号，但样本规模不足以支持显著性结论。</w:t>
       </w:r>
     </w:p>
     <w:p>
@@ -8526,7 +8540,7 @@
           <w:b w:val="0"/>
           <w:sz w:val="24"/>
         </w:rPr>
-        <w:t xml:space="preserve"> 的敏感性分析）与候选数自适应，然后用 DExperts 式专家/反专家对比[19]与对比解码[20]做 V2 logprobs 重排，用 PREADD 前缀自适应[21]、ITI 激活干预[22]、Steering Vectors/激活工程[23]与 StyleVector[2] 做 V3 本地推理干预；② 扩大多作者 × 多篇跨文体语料，按"个性化文本生成评估"的三类判别任务[24]完成作者识别/续写选择的显著性检验（当前词级文体计量仍低于字符二元组 TF-IDF 基线，需在跨主题语料上补齐）；③ 执行澄清协议与外溢优先的消融对照实验（4.4 设计）；④ 跨语言验证与公开部署；⑤ 批注数据反哺——把用户批注积累为错误模式库与风格档案（已打通"批注 → AI 修改"闭环）。本文坚持软性引导、作者保留否决权：所有特征（含红线与姿态层判据）只参与加权排序与审计报告，不引入拒绝生成式的硬约束。</w:t>
+        <w:t xml:space="preserve"> 的敏感性分析）与候选数自适应，然后用 DExperts 式专家/反专家对比[19]与对比解码[20]做 V2 logprobs 重排，用 PREADD 前缀自适应[21]、ITI 激活干预[22]、Steering Vectors/激活工程[23]与 StyleVector[2] 做 V3 本地推理干预；② 补齐三项关键实验：跨主题作者识别（训练/测试来自同一作者不同主题，剥离内容信号）、与简单成对排序基线（逻辑回归/SVM）比较以检验 pairwise hinge + SGD 的增量、以及 ≥20 样本的真人盲评（报告二项检验与效应量）；同时扩大多作者 × 多篇跨文体语料，按"个性化文本生成评估"的三类判别任务[24]完成作者识别/续写选择的显著性检验（当前词级文体计量仍低于字符二元组 TF-IDF 基线，需在跨主题语料上补齐）；③ 执行澄清协议与外溢优先的消融对照实验（4.4 设计）；④ 跨语言验证与公开部署；⑤ 批注数据反哺——把用户批注积累为错误模式库与风格档案（已打通"批注 → AI 修改"闭环）。本文坚持软性引导、作者保留否决权：所有特征（含红线与姿态层判据）只参与加权排序与审计报告，不引入拒绝生成式的硬约束。</w:t>
       </w:r>
     </w:p>
     <w:p>

--- a/docs/competition/科技论文-Stylotrace.docx
+++ b/docs/competition/科技论文-Stylotrace.docx
@@ -394,7 +394,7 @@
           <w:b w:val="0"/>
           <w:sz w:val="24"/>
         </w:rPr>
-        <w:t>StyleVector[2] 将用户风格表示为激活空间向量并在推理时干预，其"训练免费、推理时干预"思想与本文同族，但本文在可解释特征层落地，并增加澄清协议与修改监督。GhostWriter[3] 提出隐式学习 + 显式教学时刻；本文将"教学时刻"具体化为可入库的修改监督三元组（原文，改后，意图）。EMNLP 2025 的研究[1]表明 LLM 用少量样本模仿个人风格在非正式文体中显著失败，支持"持续采集 + 修改监督"的必要性。近期基于 GRPO 风格奖励微调的长篇故事生成工作[7]旨在复现经典作家风格，与本文"从作者本人修改中学习"的目标不同。</w:t>
+        <w:t>StyleVector[2] 将用户风格表示为激活空间向量并在推理时干预，其"训练免费、推理时干预"思想与本文同族；但二者落在不同层次——StyleVector 在不可解释的激活向量层干预（黑箱），本文在可解释特征层落地，每个维度可独立命名、逐维消融，这一"可解释 + 可消融"是本文相对同族路线的核心差异。GhostWriter[3] 的"教学时刻"属显式教学（用户明确指导该怎么写）；本文则从作者对草稿的隐式修改（原文→改后）中提取偏好，不需要用户显式教学，并具体化为可入库的修改监督三元组（原文，改后，意图）。EMNLP 2025 的研究[1]表明 LLM 用少量样本模仿个人风格在非正式文体中显著失败，支持"持续采集 + 修改监督"的必要性。近期基于 GRPO 风格奖励微调的长篇故事生成工作[7]旨在复现经典作家风格，与本文"从作者本人修改中学习"的目标不同。</w:t>
       </w:r>
     </w:p>
     <w:p>
@@ -685,7 +685,7 @@
                 <w:b w:val="0"/>
                 <w:sz w:val="21"/>
               </w:rPr>
-              <w:t>隐式学习</w:t>
+              <w:t>隐式学习 + 显式教学</w:t>
             </w:r>
           </w:p>
         </w:tc>
@@ -2772,7 +2772,7 @@
           <w:b w:val="0"/>
           <w:sz w:val="24"/>
         </w:rPr>
-        <w:t>元层·选择偏好层：作者亲手修改、确认、拒绝与红线，是密度最高、最可信的风格信号（GhostWriter 的"教学时刻"[3]），对应 edits.jsonl、批注与红线清单，交互累积即可获得，语料需求最少。</w:t>
+        <w:t>元层·选择偏好层：作者亲手修改、确认、拒绝与红线，是密度最高、最可信的风格信号，对应 edits.jsonl、批注与红线清单，交互累积即可获得，语料需求最少。与 GhostWriter 的"教学时刻"[3]（用户显式指导）不同，本文的元层信号主要来自隐式修改——不是用户说"该怎么写"，而是用户实际"改成了什么"。</w:t>
       </w:r>
     </w:p>
     <w:p>
@@ -8086,7 +8086,7 @@
           <w:b w:val="0"/>
           <w:sz w:val="24"/>
         </w:rPr>
-        <w:t>三条最核心的差异化主张：</w:t>
+        <w:t>四条最核心的差异化主张：</w:t>
       </w:r>
     </w:p>
     <w:p>
@@ -8100,7 +8100,7 @@
           <w:b w:val="0"/>
           <w:sz w:val="24"/>
         </w:rPr>
-        <w:t>1. 修改监督是密度最高的风格证据：现有工具把用户改写当作一次性操作；Stylotrace 把每次 point-edit 固化为（原文，改后，意图）三元组，既更新风格档案（L4），又作为调制器权重学习的偏好对——"他要的"永远比"他说的"更真实；</w:t>
+        <w:t>1. 隐式提取而非显式教学：GhostWriter 的"教学时刻"[3]依赖用户显式指导（说"该怎么写"）；Stylotrace 的修改监督从作者对草稿的实际修改（原文→改后→意图）中隐式提取偏好——信号来自"用户实际改了什么"而非"用户说了什么"，更贴近真实的写作行为；</w:t>
       </w:r>
     </w:p>
     <w:p>
@@ -8114,7 +8114,7 @@
           <w:b w:val="0"/>
           <w:sz w:val="24"/>
         </w:rPr>
-        <w:t>2. 澄清协议解决的是"写什么"而不是"怎么写"：主流工具的风格控制停留在 prompt 层（"请写得克制"），Stylotrace 先接住用户的主张、前提、推理与理论来源（思想脉络），风格注入发生在思想成形之后，避免"有腔调没内容"；</w:t>
+        <w:t>2. 可解释、可消融而非黑箱：StyleVector[2] 在不可解释的激活向量层干预；Stylotrace 在可解释的十三维特征层落地，每个特征维度有独立操作定义、可逐维关闭做消融，这是本文与"同族激活干预"路线的本质区别；</w:t>
       </w:r>
     </w:p>
     <w:p>
@@ -8128,7 +8128,21 @@
           <w:b w:val="0"/>
           <w:sz w:val="24"/>
         </w:rPr>
-        <w:t>3. AI 味是可诊断、可修复的：姿态层六层细读（声音/过渡/修辞/引用/翻译体/收尾）+ RAG 作者对照，把"读着难受"拆成可操作的病灶；Grammarly 类工具的 tone 检测停留在单词情绪层。</w:t>
+        <w:t>3. 澄清协议解决的是"写什么"而不是"怎么写"：主流工具的风格控制停留在 prompt 层（"请写得克制"），Stylotrace 先接住用户的主张、前提、推理与理论来源（思想脉络），风格注入发生在思想成形之后，避免"有腔调没内容"；</w:t>
+      </w:r>
+    </w:p>
+    <w:p>
+      <w:pPr>
+        <w:spacing w:line="360" w:lineRule="auto" w:after="80"/>
+        <w:ind w:firstLine="480"/>
+      </w:pPr>
+      <w:r>
+        <w:rPr>
+          <w:rFonts w:ascii="Times New Roman" w:hAnsi="Times New Roman" w:eastAsia="宋体"/>
+          <w:b w:val="0"/>
+          <w:sz w:val="24"/>
+        </w:rPr>
+        <w:t>4. AI 味是可诊断、可修复的：姿态层六层细读（声音/过渡/修辞/引用/翻译体/收尾）+ RAG 作者对照，把"读着难受"拆成可操作的病灶；Grammarly 类工具的 tone 检测停留在单词情绪层。</w:t>
       </w:r>
     </w:p>
     <w:p>

--- a/docs/competition/科技论文-Stylotrace.docx
+++ b/docs/competition/科技论文-Stylotrace.docx
@@ -120,7 +120,7 @@
           <w:b/>
           <w:sz w:val="28"/>
         </w:rPr>
-        <w:t>1.1 Problem：生成式写作中的作者身份缺失</w:t>
+        <w:t>1.1 问题：生成式写作中的作者身份缺失</w:t>
       </w:r>
     </w:p>
     <w:p>
@@ -161,7 +161,7 @@
           <w:b/>
           <w:sz w:val="28"/>
         </w:rPr>
-        <w:t>1.2 Research Gap</w:t>
+        <w:t>1.2 研究缺口</w:t>
       </w:r>
     </w:p>
     <w:p>
@@ -188,7 +188,7 @@
           <w:b/>
           <w:sz w:val="28"/>
         </w:rPr>
-        <w:t>1.3 Research Questions</w:t>
+        <w:t>1.3 研究问题</w:t>
       </w:r>
     </w:p>
     <w:p>
@@ -257,7 +257,7 @@
           <w:b/>
           <w:sz w:val="28"/>
         </w:rPr>
-        <w:t>1.4 Contributions</w:t>
+        <w:t>1.4 主要贡献</w:t>
       </w:r>
     </w:p>
     <w:p>

--- a/docs/competition/科技论文-Stylotrace.docx
+++ b/docs/competition/科技论文-Stylotrace.docx
@@ -285,7 +285,7 @@
           <w:b w:val="0"/>
           <w:sz w:val="24"/>
         </w:rPr>
-        <w:t>C1（作者表示）四层签名与修改监督：沿用文体计量学“相对基线”思想，将风格形式化为作者相对中性基线的条件选择偏差（Sₐ(c)=Pₐ(w|c)−P₀(w|c)），用四层互补签名近似——连续向量（L1）、动态维度（L2）、不可预测性（L3）、显式修改记录（L4）；提出“修改监督”，以作者亲手修改为最高权重风格信号持续更新表示（第 3.1、3.2 节；外部检验见 5.5）。</w:t>
+        <w:t>作者表示：四层签名与修改监督：沿用文体计量学“相对基线”思想，将风格形式化为作者相对中性基线的条件选择偏差（Sₐ(c)=Pₐ(w|c)−P₀(w|c)），用四层互补签名近似——连续向量（L1）、动态维度（L2）、不可预测性（L3）、显式修改记录（L4）；提出“修改监督”，以作者亲手修改为最高权重风格信号持续更新表示（第 3.1、3.2 节；外部检验见 5.5）。</w:t>
       </w:r>
     </w:p>
     <w:p>
@@ -299,7 +299,7 @@
           <w:b w:val="0"/>
           <w:sz w:val="24"/>
         </w:rPr>
-        <w:t>C2（方法）改迹调制：从修改中学习：把作者对 AI 草稿的每次修改（原文→改后→意图）当作隐式偏好标注，将风格、知识、缺陷、阻抗统一为可解释的候选评分函数，权重由偏好对学成并随修改增量更新；候选选优后复现作者的改法（删连接词断句 + 具体化拟改），从“打分排序”升级为“选优+拟改”（第 3.1.1 节）。样本复杂度实验显示留出得分边距随编辑对数量上升，几十次修改即可学到稳定的作者方向；逐维消融显示 personal 是唯一有实质边际贡献的特征（第 3.1.2 节、5.7 节）。</w:t>
+        <w:t>改迹调制：从修改中学习：把作者对 AI 草稿的每次修改（原文→改后→意图）当作隐式偏好标注，将风格、知识、缺陷、阻抗统一为可解释的候选评分函数，权重由偏好对学成并随修改增量更新；候选选优后复现作者的改法（删连接词断句 + 具体化拟改），从“打分排序”升级为“选优+拟改”（第 3.1.1 节）。样本复杂度实验显示留出得分边距随编辑对数量上升，几十次修改即可学到稳定的作者方向；逐维消融显示 personal 是唯一有实质边际贡献的特征（第 3.1.2 节、5.7 节）。</w:t>
       </w:r>
     </w:p>
     <w:p>
@@ -313,7 +313,7 @@
           <w:b w:val="0"/>
           <w:sz w:val="24"/>
         </w:rPr>
-        <w:t>C3（交互）澄清协议、外溢优先与供给闭环：以“主张—前提—推理—理论来源”追踪用户思想脉络，提问顺序由 LLM 自主判断；以外溢优先接住用户主动说出的高价值信息（种子/红线/立意当轮入档），并配合检索增强供给闭环（第 3.3–3.4 节、5.6 节）。</w:t>
+        <w:t>澄清协议、外溢优先与供给闭环：以“主张—前提—推理—理论来源”追踪用户思想脉络，提问顺序由 LLM 自主判断；以外溢优先接住用户主动说出的高价值信息（种子/红线/立意当轮入档），并配合检索增强供给闭环（第 3.3–3.4 节、5.6 节）。</w:t>
       </w:r>
     </w:p>
     <w:p>
@@ -327,7 +327,7 @@
           <w:b w:val="0"/>
           <w:sz w:val="24"/>
         </w:rPr>
-        <w:t>C4（质量与工程）姿态层诊断与全流程交付：提出姿态层（postural layer）检测缓解“表演思考”式模型化倾向，把细读判据前置到候选选择（软性加权，不拒绝生成）；同一核心以 CLI/Web 双形态交付，完成作品导入分片、续写、按阶段导出等全流程互操作，契约测试 agent 28 + web 11 套（第 3.6、3.11 节、附录 A）。</w:t>
+        <w:t>姿态层诊断与全流程交付：提出姿态层（postural layer）检测缓解“表演思考”式模型化倾向，把细读判据前置到候选选择（软性加权，不拒绝生成）；同一核心以 CLI/Web 双形态交付，完成作品导入分片、续写、按阶段导出等全流程互操作，契约测试 agent 28 + web 11 套（第 3.6、3.11 节、附录 A）。</w:t>
       </w:r>
     </w:p>
     <w:p>
@@ -1158,7 +1158,7 @@
           <w:b/>
           <w:sz w:val="28"/>
         </w:rPr>
-        <w:t>3.1.1 改迹调制：把作者的修改变成候选评分（C2）</w:t>
+        <w:t>3.1.1 改迹调制：把作者的修改变成候选评分</w:t>
       </w:r>
     </w:p>
     <w:p>
@@ -2878,7 +2878,7 @@
           <w:b/>
           <w:sz w:val="28"/>
         </w:rPr>
-        <w:t>3.4 意图表示与澄清协议（C3）</w:t>
+        <w:t>3.4 意图表示与澄清协议</w:t>
       </w:r>
     </w:p>
     <w:p>
@@ -2920,7 +2920,7 @@
           <w:b w:val="0"/>
           <w:sz w:val="24"/>
         </w:rPr>
-        <w:t>外溢优先（overflow-first，C3）：澄清的盲区不是"不会问"，而是"不会接"——用户最高价值的信息往往不是系统问出来的，而是用户主动说出、系统本来不准备问的。本轮升级让每轮回复先过外溢判断（由追问 LLM 动态决定，非硬编码分类）：参照系外溢（作品/作者/视频/播客）→ 当轮复述并深挖"哪一点击中了你"；私人网络外溢（家庭/师承/代际）→ 深挖"这条线怎么传到你"；红线外溢（定死的台词/情节/格式）→ 原样入红线清单，不再问"要不要改"；推理线外溢 → 按思想脉络复述＋顺推一层＋请确认。深挖连续最多 2 轮后回主线清单；每次外溢写入 overflow-log.jsonl（任务/当时所问/用户原话/类型），由聚合脚本定期归纳成问询系统升级信号，形成"用户主动说的话 → 规律 → 反哺问询"的自进化闭环。</w:t>
+        <w:t>外溢优先（overflow-first）：澄清的盲区不是"不会问"，而是"不会接"——用户最高价值的信息往往不是系统问出来的，而是用户主动说出、系统本来不准备问的。本轮升级让每轮回复先过外溢判断（由追问 LLM 动态决定，非硬编码分类）：参照系外溢（作品/作者/视频/播客）→ 当轮复述并深挖"哪一点击中了你"；私人网络外溢（家庭/师承/代际）→ 深挖"这条线怎么传到你"；红线外溢（定死的台词/情节/格式）→ 原样入红线清单，不再问"要不要改"；推理线外溢 → 按思想脉络复述＋顺推一层＋请确认。深挖连续最多 2 轮后回主线清单；每次外溢写入 overflow-log.jsonl（任务/当时所问/用户原话/类型），由聚合脚本定期归纳成问询系统升级信号，形成"用户主动说的话 → 规律 → 反哺问询"的自进化闭环。</w:t>
       </w:r>
     </w:p>
     <w:p>
@@ -3147,7 +3147,7 @@
           <w:b/>
           <w:sz w:val="28"/>
         </w:rPr>
-        <w:t>3.11 全流程互操作（C4）</w:t>
+        <w:t>3.11 全流程互操作</w:t>
       </w:r>
     </w:p>
     <w:p>
@@ -8169,7 +8169,7 @@
           <w:b/>
           <w:sz w:val="28"/>
         </w:rPr>
-        <w:t>6.4 改迹调制的意义与边界（C2）</w:t>
+        <w:t>6.4 改迹调制的意义与边界</w:t>
       </w:r>
     </w:p>
     <w:p>

--- a/docs/competition/科技论文-Stylotrace.docx
+++ b/docs/competition/科技论文-Stylotrace.docx
@@ -67,7 +67,7 @@
           <w:b w:val="0"/>
           <w:sz w:val="24"/>
         </w:rPr>
-        <w:t>大语言模型让“机器能写”成为常态，却也抹平了“谁在写”：文字工整平滑，少了作者本人的表达痕迹。本文提出 Stylotrace，一个从作者亲手修改中学习个人文风的写作系统：把作者对 AI 草稿的每次修改视为最诚实的标注，将风格、知识、缺陷、阻抗统一进可解释的候选评分函数，在候选间挑出更像作者的写法，权重由修改偏好对学成并增量更新。实验给出诚实的边界——风格距离在剔除同主题异常值后与 DeepSeek 持平、未显示显著接近作者；作者识别中词级文体计量达 76.4%、低于字符二元组 TF-IDF 基线 90.3%；逐维消融显示十三维特征中仅 personal（词级文体计量）有实质边际贡献；红队盲评为 LLM 自评、未经真人验证。本文定位为保持作者表达偏好的工程实现，而非新的理论贡献。</w:t>
+        <w:t>大语言模型让“机器能写”成为常态，却也抹平了“谁在写”：文字工整平滑，少了作者本人的表达痕迹。本文提出 Stylotrace，一个从作者亲手修改中学习个人文风的写作系统：把作者对 AI 草稿的每次修改当作最直接的偏好标注，将风格、知识、缺陷、阻抗统一进可解释的候选评分函数，在候选间挑出更像作者的写法，权重由修改偏好对学成并增量更新。实验结果为：风格距离在剔除同主题异常值后与 DeepSeek 持平、未显示显著接近作者；作者识别中词级文体计量达 76.4%、低于字符二元组 TF-IDF 基线 90.3%；逐维消融显示十三维特征中仅 personal（词级文体计量）有实质边际贡献；红队盲评为 LLM 自评、未经真人验证。本文定位为保持作者表达偏好的工程实现，而非新的理论贡献。</w:t>
       </w:r>
     </w:p>
     <w:p>
@@ -216,7 +216,7 @@
           <w:b w:val="0"/>
           <w:sz w:val="24"/>
         </w:rPr>
-        <w:t>RQ1（作者表示）：能否建立一种可解释、可随写作更新、不依赖大规模个人语料的作者表示？</w:t>
+        <w:t>研究问题一（作者表示）：能否建立一种可解释、可随写作更新、不依赖大规模个人语料的作者表示？</w:t>
       </w:r>
     </w:p>
     <w:p>
@@ -230,7 +230,7 @@
           <w:b w:val="0"/>
           <w:sz w:val="24"/>
         </w:rPr>
-        <w:t>RQ2（修改监督）：作者对生成文本的显式修改，能否作为一种高价值风格监督信号持续更新该表示？</w:t>
+        <w:t>研究问题二（修改监督）：作者对生成文本的显式修改，能否作为一种高价值风格监督信号持续更新该表示？</w:t>
       </w:r>
     </w:p>
     <w:p>
@@ -244,7 +244,7 @@
           <w:b w:val="0"/>
           <w:sz w:val="24"/>
         </w:rPr>
-        <w:t>RQ3（生成保持）：携带该表示的生成流程，能否在保持作者相似度（author-likeness）的同时降低模型化话语特征？</w:t>
+        <w:t>研究问题三（生成保持）：携带该表示的生成流程，能否在保持作者相似度（author-likeness）的同时降低模型化话语特征？</w:t>
       </w:r>
     </w:p>
     <w:p>
@@ -313,7 +313,7 @@
           <w:b w:val="0"/>
           <w:sz w:val="24"/>
         </w:rPr>
-        <w:t>澄清协议、外溢优先与供给闭环：以“主张—前提—推理—理论来源”追踪用户思想脉络，提问顺序由 LLM 自主判断；以外溢优先接住用户主动说出的高价值信息（种子/红线/立意当轮入档），并配合检索增强供给闭环（第 3.3–3.4 节、5.6 节）。</w:t>
+        <w:t>澄清协议、外溢优先与供给循环：以“主张—前提—推理—理论来源”追踪用户思想脉络，提问顺序由 LLM 自主判断；以外溢优先接住用户主动说出的高价值信息（种子/红线/立意当轮入档），并配合检索增强供给循环（第 3.3–3.4 节、5.6 节）。</w:t>
       </w:r>
     </w:p>
     <w:p>
@@ -421,7 +421,7 @@
           <w:b w:val="0"/>
           <w:sz w:val="24"/>
         </w:rPr>
-        <w:t>面向写作的 RAG 关注内容供给（如两阶段内容/风格检索[8]、检索器校准的个性化助手[9]）。本文的差异在于把 RAG 组织为供给闭环（触发—排队—回灌—缺口节重写），并使检索结果与个人知识库、写作资产三源合一注入（3.3 节）。</w:t>
+        <w:t>面向写作的 RAG 关注内容供给（如两阶段内容/风格检索[8]、检索器校准的个性化助手[9]）。本文的差异在于把 RAG 组织为供给循环（触发—排队—回灌—缺口节重写），并使检索结果与个人知识库、写作资产三源合一注入（3.3 节）。</w:t>
       </w:r>
     </w:p>
     <w:p>
@@ -553,7 +553,7 @@
                 <w:b/>
                 <w:sz w:val="21"/>
               </w:rPr>
-              <w:t>知识闭环</w:t>
+              <w:t>知识循环</w:t>
             </w:r>
           </w:p>
         </w:tc>
@@ -963,7 +963,7 @@
                 <w:b w:val="0"/>
                 <w:sz w:val="21"/>
               </w:rPr>
-              <w:t>供给闭环</w:t>
+              <w:t>供给循环</w:t>
             </w:r>
           </w:p>
         </w:tc>
@@ -1079,7 +1079,7 @@
           <w:b w:val="0"/>
           <w:sz w:val="24"/>
         </w:rPr>
-        <w:t>1. Definition（对象）：Sₐ 是同一创作空间下的条件偏差，不是对"完美表达"的偏离——P₀ 仅为无个人偏好的参照基线，度量与"哪个模型更强"无关；</w:t>
+        <w:t>1. 定义（对象）：Sₐ 是同一创作空间下的条件偏差，不是对"完美表达"的偏离——P₀ 仅为无个人偏好的参照基线，度量与"哪个模型更强"无关；</w:t>
       </w:r>
     </w:p>
     <w:p>
@@ -1093,7 +1093,7 @@
           <w:b w:val="0"/>
           <w:sz w:val="24"/>
         </w:rPr>
-        <w:t>2. Assumption（可估性）：假设该偏差可投影到可计算特征空间，且作者语料足以估计其方向；个人语料稀缺时，单一表征不可靠[1]，故用四层互补签名近似；</w:t>
+        <w:t>2. 假设（可估性）：假设该偏差可投影到可计算特征空间，且作者语料足以估计其方向；个人语料稀缺时，单一表征不可靠[1]，故用四层互补签名近似；</w:t>
       </w:r>
     </w:p>
     <w:p>
@@ -1107,7 +1107,7 @@
           <w:b w:val="0"/>
           <w:sz w:val="24"/>
         </w:rPr>
-        <w:t xml:space="preserve">3. Estimation（估计）：连续向量用字符二元组稀疏向量 </w:t>
+        <w:t xml:space="preserve">3. 估计（估计）：连续向量用字符二元组稀疏向量 </w:t>
       </w:r>
       <m:oMath>
         <m:r>
@@ -1145,7 +1145,7 @@
           <w:b w:val="0"/>
           <w:sz w:val="24"/>
         </w:rPr>
-        <w:t>4. Validation（验证）：以判别任务（作者识别，5.5 节）与预测任务（续写选择，5.5 节）检验签名是否包含可复现的作者信号。</w:t>
+        <w:t>4. 验证（验证）：以判别任务（作者识别，5.5 节）与预测任务（续写选择，5.5 节）检验签名是否包含可复现的作者信号。</w:t>
       </w:r>
     </w:p>
     <w:p>
@@ -1456,7 +1456,7 @@
           <w:b w:val="0"/>
           <w:sz w:val="24"/>
         </w:rPr>
-        <w:t>证据现状（诚实界定）：上述五路中，基础分布与个人分布构成候选排序的主体；逐维消融显示个人分布是唯一有实质边际贡献的信号，知识、缺陷、阻抗三路目前无独立消融证据，列为待验证（5.7 节）。</w:t>
+        <w:t>证据现状：上述五路中，基础分布与个人分布构成候选排序的主体；逐维消融显示个人分布是唯一有实质边际贡献的信号，知识、缺陷、阻抗三路目前无独立消融证据，列为待验证（5.7 节）。</w:t>
       </w:r>
     </w:p>
     <w:p>
@@ -1470,7 +1470,7 @@
           <w:b w:val="0"/>
           <w:sz w:val="24"/>
         </w:rPr>
-        <w:t xml:space="preserve">实现边界（诚实界定）：签名层与注入层已交付（L1–L4、双风格、知识注入、缺陷审计）；V1 候选对比与 V1.5 外层调制器均已落地——写作每节并行生成 n 个候选，用十三维特征函数（词级文体计量 </w:t>
+        <w:t xml:space="preserve">实现边界：签名层与注入层已交付（L1–L4、双风格、知识注入、缺陷审计）；V1 候选对比与 V1.5 外层调制器均已落地——写作每节并行生成 n 个候选，用十三维特征函数（词级文体计量 </w:t>
       </w:r>
       <m:oMath>
         <m:sSub>
@@ -2580,7 +2580,7 @@
           <w:b/>
           <w:sz w:val="28"/>
         </w:rPr>
-        <w:t>3.2 作者表示：四层签名与修改监督（RQ1、RQ2）</w:t>
+        <w:t>3.2 作者表示：四层签名与修改监督（研究问题一、二）</w:t>
       </w:r>
     </w:p>
     <w:p>
@@ -2799,7 +2799,7 @@
           <w:b/>
           <w:sz w:val="28"/>
         </w:rPr>
-        <w:t>3.3 知识表示与供给闭环</w:t>
+        <w:t>3.3 知识表示与供给循环</w:t>
       </w:r>
     </w:p>
     <w:p>
@@ -2813,7 +2813,7 @@
           <w:b w:val="0"/>
           <w:sz w:val="24"/>
         </w:rPr>
-        <w:t>个人知识库（Personal Knowledge Base, PKB）以归纳式确认采集构建：用户提出理论/构想时，系统先做一步归纳，再介绍相近书籍并说明其核心与可用之处，用户确认后入库；采集不硬编码、不反复追问。写作时，RAG 以供给闭环工作（图 3）：文体或意图触发 → 去重排队 → 宿主代检或直连检索 → 回灌（缓存 + 素材）→ 缺口节重写（≤2 轮）→ 重新审计；写作上下文按主题从 PKB、写作资产与检索回灌三源合一、轮换注入。</w:t>
+        <w:t>个人知识库（Personal Knowledge Base, PKB）以归纳式确认采集构建：用户提出理论/构想时，系统先做一步归纳，再介绍相近书籍并说明其核心与可用之处，用户确认后入库；采集不硬编码、不反复追问。写作时，RAG 以供给循环工作（图 3）：文体或意图触发 → 去重排队 → 宿主代检或直连检索 → 回灌（缓存 + 素材）→ 缺口节重写（≤2 轮）→ 重新审计；写作上下文按主题从 PKB、写作资产与检索回灌三源合一、轮换注入。</w:t>
       </w:r>
     </w:p>
     <w:p>
@@ -2865,7 +2865,7 @@
           <w:b/>
           <w:sz w:val="21"/>
         </w:rPr>
-        <w:t>图3 RAG 供给闭环：触发 → 排队 → 检索 → 回灌 → 缺口节重写 → 重审计</w:t>
+        <w:t>图3 RAG 供给循环：触发 → 排队 → 检索 → 回灌 → 缺口节重写 → 重审计</w:t>
       </w:r>
     </w:p>
     <w:p>
@@ -2920,7 +2920,7 @@
           <w:b w:val="0"/>
           <w:sz w:val="24"/>
         </w:rPr>
-        <w:t>外溢优先（overflow-first）：澄清的盲区不是"不会问"，而是"不会接"——用户最高价值的信息往往不是系统问出来的，而是用户主动说出、系统本来不准备问的。本轮升级让每轮回复先过外溢判断（由追问 LLM 动态决定，非硬编码分类）：参照系外溢（作品/作者/视频/播客）→ 当轮复述并深挖"哪一点击中了你"；私人网络外溢（家庭/师承/代际）→ 深挖"这条线怎么传到你"；红线外溢（定死的台词/情节/格式）→ 原样入红线清单，不再问"要不要改"；推理线外溢 → 按思想脉络复述＋顺推一层＋请确认。深挖连续最多 2 轮后回主线清单；每次外溢写入 overflow-log.jsonl（任务/当时所问/用户原话/类型），由聚合脚本定期归纳成问询系统升级信号，形成"用户主动说的话 → 规律 → 反哺问询"的自进化闭环。</w:t>
+        <w:t>外溢优先（overflow-first）：澄清的盲区不是"不会问"，而是"不会接"——用户最高价值的信息往往不是系统问出来的，而是用户主动说出、系统本来不准备问的。本轮升级让每轮回复先过外溢判断（由追问 LLM 动态决定，非硬编码分类）：参照系外溢（作品/作者/视频/播客）→ 当轮复述并深挖"哪一点击中了你"；私人网络外溢（家庭/师承/代际）→ 深挖"这条线怎么传到你"；红线外溢（定死的台词/情节/格式）→ 原样入红线清单，不再问"要不要改"；推理线外溢 → 按思想脉络复述＋顺推一层＋请确认。深挖连续最多 2 轮后回主线清单；每次外溢写入 overflow-log.jsonl（任务/当时所问/用户原话/类型），由聚合脚本定期归纳成问询系统升级信号，形成"用户主动说的话 → 规律 → 反哺问询"的自进化循环。</w:t>
       </w:r>
     </w:p>
     <w:p>
@@ -3012,7 +3012,7 @@
           <w:b/>
           <w:sz w:val="28"/>
         </w:rPr>
-        <w:t>3.6 生成后审计：姿态层检测（RQ3）</w:t>
+        <w:t>3.6 生成后审计：姿态层检测（研究问题三）</w:t>
       </w:r>
     </w:p>
     <w:p>
@@ -3053,7 +3053,7 @@
           <w:b w:val="0"/>
           <w:sz w:val="24"/>
         </w:rPr>
-        <w:t>本节描述由核心架构（作者表示 + 质检闭环）派生的应用扩展，而非核心研究问题。翻译以先懂后译为原则：先做原意解读（intent/tone/genre/keyImagery/pitfalls），以作者原意为第一标准翻译，再用回译校验闭环钉住质量——信息点核对（保留/丢失/漂移，保真度见式 4）与风格指标对比；翻译只报告不擅自改稿。</w:t>
+        <w:t>本节描述由核心架构（作者表示 + 质检循环）派生的应用扩展，而非核心研究问题。翻译以先懂后译为原则：先做原意解读（intent/tone/genre/keyImagery/pitfalls），以作者原意为第一标准翻译，再用回译校验循环钉住质量——信息点核对（保留/丢失/漂移，保真度见式 4）与风格指标对比；翻译只报告不擅自改稿。</w:t>
       </w:r>
     </w:p>
     <w:p>
@@ -4396,7 +4396,7 @@
           <w:b w:val="0"/>
           <w:sz w:val="24"/>
         </w:rPr>
-        <w:t>风格距离标准为什么可行：8 维特征全部有操作定义（4.2 节）；逐维 min-max 归一化消除量纲差异后，欧氏距离在同一量纲空间中有明确几何意义（式 7）；分布层面差异用 KL 散度（式 1）补充；对分布估计更敏感的 Wasserstein/Mahalanobis 因当前语料规模小暂不采用（诚实界定）。样本全部匿名化（真人作者 A/B + 真人模拟×3），既避免真实人名，又扩大风格覆盖。</w:t>
+        <w:t>风格距离标准为什么可行：8 维特征全部有操作定义（4.2 节）；逐维 min-max 归一化消除量纲差异后，欧氏距离在同一量纲空间中有明确几何意义（式 7）；分布层面差异用 KL 散度（式 1）补充；对分布估计更敏感的 Wasserstein/Mahalanobis 因当前语料规模小暂不采用。样本全部匿名化（真人作者 A/B + 真人模拟×3），既避免真实人名，又扩大风格覆盖。</w:t>
       </w:r>
     </w:p>
     <w:p>
@@ -7042,7 +7042,7 @@
           <w:b w:val="0"/>
           <w:sz w:val="24"/>
         </w:rPr>
-        <w:t>词级文体计量与消融：把个人模型从字符 n-gram 升级为词级文体计量（功能词+标点节奏），作者识别从 46.3% 提升到 76.4%（见 AUTHOR-ID-v2.md）。调制器逐维消融显示：在该"原文 vs 改后"排序任务上，学习权重与默认权重的留出正确率均饱和到 100%——编辑对差异过大，正确率这个指标无法区分二者；逐维关闭则显示 personal（词级文体计量个人模型）是唯一有实质边际贡献的特征，关闭后正确率降至 90%，其余十二维在留出集上无边际影响（见 MODULATOR-ABLATION.md，图 9）。因此"学习有真实增益"的可靠证据来自 3.1.2 的留出得分边距随编辑对数量上升，而非消融正确率。综上，目前有消融证据的有效信号只有 personal 一路，其余十二维为工程候选特征、在留出集上无边际影响，其真实增益需更大语料与真人盲评验证。</w:t>
+        <w:t>词级文体计量与消融：把个人模型从字符 n-gram 升级为词级文体计量（功能词+标点节奏），作者识别从 46.3% 提升到 76.4%（见 AUTHOR-ID-v2.md）。调制器逐维消融显示：在该"原文 vs 改后"排序任务上，学习权重与默认权重的留出正确率均饱和到 100%——编辑对差异过大，正确率这个指标无法区分二者；逐维关闭则显示 personal（词级文体计量个人模型）是唯一有实质边际贡献的特征，关闭后正确率降至 90%，其余十二维在留出集上无边际影响（见 MODULATOR-ABLATION.md，图 9）。因此"学习有真实增益"的可靠证据来自 3.1.2 的留出得分边距随编辑对数量上升，而非消融正确率。总体看，目前有消融证据的有效信号只有 personal 一路，其余十二维为工程候选特征、在留出集上无边际影响，其真实增益需更大语料与真人盲评验证。</w:t>
       </w:r>
     </w:p>
     <w:p>
@@ -7108,7 +7108,7 @@
           <w:b w:val="0"/>
           <w:sz w:val="24"/>
         </w:rPr>
-        <w:t>预测-误差闭环与风格约束注入：调制器新增 predictEdit——生成前先预测作者会选原文还是改后，返回边距与惊讶度；新编辑到达时按惊讶度自适应学习步长（预测越错纠正越狠），把学习升级为“预测 vs 真实 → 误差驱动优化”。同时把学到的“作者删什么/加什么”（avoidance/edit-transform）作为生成时的硬约束注入提示词（steeringBrief），使算法在生成那一刻就影响 LLM 输出，而非仅事后候选打分。</w:t>
+        <w:t>预测-误差循环与风格约束注入：调制器新增 predictEdit——生成前先预测作者会选原文还是改后，返回边距与惊讶度；新编辑到达时按惊讶度自适应学习步长（预测越错纠正越狠），把学习升级为“预测 vs 真实 → 误差驱动优化”。同时把学到的“作者删什么/加什么”（avoidance/edit-transform）作为生成时的硬约束注入提示词（steeringBrief），使算法在生成那一刻就影响 LLM 输出，而非仅事后候选打分。</w:t>
       </w:r>
     </w:p>
     <w:p>
@@ -8197,7 +8197,7 @@
           <w:b w:val="0"/>
           <w:sz w:val="24"/>
         </w:rPr>
-        <w:t xml:space="preserve">边界（诚实界定）：① 文本 API 无法提供完整词表 logits，V1/V1.5 只能做候选/句段级对比，逐 token 重排需要 logprobs（V2）或本地推理（V3）；② </w:t>
+        <w:t xml:space="preserve">边界：① 文本 API 无法提供完整词表 logits，V1/V1.5 只能做候选/句段级对比，逐 token 重排需要 logprobs（V2）或本地推理（V3）；② </w:t>
       </w:r>
       <m:oMath>
         <m:sSub>
@@ -8285,7 +8285,7 @@
           <w:b w:val="0"/>
           <w:sz w:val="24"/>
         </w:rPr>
-        <w:t>系统的每项能力都不是一次性设计，而是在真实使用里发现问题、修好、再用测试固定下来。早期打底的是四层风格签名、思想脉络澄清与姿态层审计，以及一批契约测试。随后的几轮修改各有明确落点：澄清协议从模板化提问改为一次一问、按回答的信息价值分级，并补上"用户主动说出、系统没准备问"的外溢优先；知识库从正则抓取改为由模型判断哪些书、视频、观点值得入库；工程上逐步补齐会话隔离、联网检索、全流程互操作（作品导入分片、按阶段导出、长文档分段审计）和批注闭环。</w:t>
+        <w:t>系统的每项能力都不是一次性设计，而是在真实使用里发现问题、修好、再用测试固定下来。早期打底的是四层风格签名、思想脉络澄清与姿态层审计，以及一批契约测试。随后的几轮修改各有明确落点：澄清协议从模板化提问改为一次一问、按回答的信息价值分级，并补上"用户主动说出、系统没准备问"的外溢优先；知识库从正则抓取改为由模型判断哪些书、视频、观点值得入库；工程上逐步补齐会话隔离、联网检索、全流程互操作（作品导入分片、按阶段导出、长文档分段审计）和批注循环。</w:t>
       </w:r>
     </w:p>
     <w:p>
@@ -8396,7 +8396,7 @@
           <w:b w:val="0"/>
           <w:sz w:val="24"/>
         </w:rPr>
-        <w:t xml:space="preserve">6. 能力边界：改迹调制 V1 候选对比与 V1.5 外层调制器已落地（十三维特征 + 偏好对学习权重，含个人回避库、L3 作者清单 fineRead、姿态层 posture 与可选 embedding 神经编码），调制器增量在线更新、知识库向量混合检索、L3 深层读取协议、姿态层判据前置与改迹学习闭环已补；但 </w:t>
+        <w:t xml:space="preserve">6. 能力边界：改迹调制 V1 候选对比与 V1.5 外层调制器已落地（十三维特征 + 偏好对学习权重，含个人回避库、L3 作者清单 fineRead、姿态层 posture 与可选 embedding 神经编码），调制器增量在线更新、知识库向量混合检索、L3 深层读取协议、姿态层判据前置与改迹学习循环已补；但 </w:t>
       </w:r>
       <m:oMath>
         <m:sSub>
@@ -8554,7 +8554,7 @@
           <w:b w:val="0"/>
           <w:sz w:val="24"/>
         </w:rPr>
-        <w:t xml:space="preserve"> 的敏感性分析）与候选数自适应，然后用 DExperts 式专家/反专家对比[19]与对比解码[20]做 V2 logprobs 重排，用 PREADD 前缀自适应[21]、ITI 激活干预[22]、Steering Vectors/激活工程[23]与 StyleVector[2] 做 V3 本地推理干预；② 补齐三项关键实验：跨主题作者识别（训练/测试来自同一作者不同主题，剥离内容信号）、与简单成对排序基线（逻辑回归/SVM）比较以检验 pairwise hinge + SGD 的增量、以及 ≥20 样本的真人盲评（报告二项检验与效应量）；同时扩大多作者 × 多篇跨文体语料，按"个性化文本生成评估"的三类判别任务[24]完成作者识别/续写选择的显著性检验（当前词级文体计量仍低于字符二元组 TF-IDF 基线，需在跨主题语料上补齐）；③ 执行澄清协议与外溢优先的消融对照实验（4.4 设计）；④ 跨语言验证与公开部署；⑤ 批注数据反哺——把用户批注积累为错误模式库与风格档案（已打通"批注 → AI 修改"闭环）。本文坚持软性引导、作者保留否决权：所有特征（含红线与姿态层判据）只参与加权排序与审计报告，不引入拒绝生成式的硬约束。</w:t>
+        <w:t xml:space="preserve"> 的敏感性分析）与候选数自适应，然后用 DExperts 式专家/反专家对比[19]与对比解码[20]做 V2 logprobs 重排，用 PREADD 前缀自适应[21]、ITI 激活干预[22]、Steering Vectors/激活工程[23]与 StyleVector[2] 做 V3 本地推理干预；② 补齐三项关键实验：跨主题作者识别（训练/测试来自同一作者不同主题，剥离内容信号）、与简单成对排序基线（逻辑回归/SVM）比较以检验 pairwise hinge + SGD 的增量、以及 ≥20 样本的真人盲评（报告二项检验与效应量）；同时扩大多作者 × 多篇跨文体语料，按"个性化文本生成评估"的三类判别任务[24]完成作者识别/续写选择的显著性检验（当前词级文体计量仍低于字符二元组 TF-IDF 基线，需在跨主题语料上补齐）；③ 执行澄清协议与外溢优先的消融对照实验（4.4 设计）；④ 跨语言验证与公开部署；⑤ 批注数据反哺——把用户批注积累为错误模式库与风格档案（已打通"批注 → AI 修改"循环）。本文坚持软性引导、作者保留否决权：所有特征（含红线与姿态层判据）只参与加权排序与审计报告，不引入拒绝生成式的硬约束。</w:t>
       </w:r>
     </w:p>
     <w:p>
@@ -8662,7 +8662,7 @@
           <w:b w:val="0"/>
           <w:sz w:val="24"/>
         </w:rPr>
-        <w:t>编辑校对与批注驱动修订："选段批注 → AI 修改"可升级为"批注即训练信号"——批量批注自动进入风格档案与错误模式库，形成"越批注越懂你"的闭环；</w:t>
+        <w:t>编辑校对与批注驱动修订："选段批注 → AI 修改"可升级为"批注即训练信号"——批量批注自动进入风格档案与错误模式库，形成"越批注越懂你"的循环；</w:t>
       </w:r>
     </w:p>
     <w:p>
@@ -10166,7 +10166,7 @@
                 <w:b w:val="0"/>
                 <w:sz w:val="21"/>
               </w:rPr>
-              <w:t>批注闭环</w:t>
+              <w:t>批注循环</w:t>
             </w:r>
           </w:p>
         </w:tc>

--- a/docs/competition/科技论文-Stylotrace.docx
+++ b/docs/competition/科技论文-Stylotrace.docx
@@ -67,7 +67,7 @@
           <w:b w:val="0"/>
           <w:sz w:val="24"/>
         </w:rPr>
-        <w:t>大语言模型让“机器能写”成为常态，却也抹平了“谁在写”：文字工整平滑，少了作者本人的表达痕迹。本文提出 Stylotrace，一个从作者亲手修改中学习个人文风的写作系统：把作者对 AI 草稿的每次修改当作最直接的偏好标注，将风格、知识、缺陷、阻抗统一进可解释的候选评分函数，在候选间挑出更像作者的写法，权重由修改偏好对学成并增量更新。实验结果为：风格距离在剔除同主题异常值后与 DeepSeek 持平、未显示显著接近作者；作者识别中词级文体计量达 76.4%、低于字符二元组 TF-IDF 基线 90.3%；逐维消融显示十三维特征中仅 personal（词级文体计量）有实质边际贡献；红队盲评为 LLM 自评、未经真人验证。本文定位为保持作者表达偏好的工程实现，而非新的理论贡献。</w:t>
+        <w:t>大语言模型让“机器能写”成为常态，却也抹平了“谁在写”：文字工整平滑，少了作者本人的表达痕迹。本文提出 Stylotrace，一个从作者亲手修改中学习个人文风的写作系统：它把作者对 AI 草稿的每次修改当作最直接的偏好标注，将风格、知识、缺陷、阻抗放进同一个可解释的评分函数，在候选间挑出更像作者的写法，权重由修改偏好对学成并增量更新。实验结果为：风格距离在剔除同主题异常值后与 DeepSeek 持平、未显示显著接近作者；作者识别中词级文体计量达 76.4%、低于字符二元组 TF-IDF 基线 90.3%；逐维消融显示十三维特征中仅 personal（词级文体计量）有实质边际贡献；红队盲评为 LLM 自评、未经真人验证。本文不追求新的理论，定位是保持作者表达偏好的工程实现。</w:t>
       </w:r>
     </w:p>
     <w:p>
@@ -8156,7 +8156,7 @@
           <w:b w:val="0"/>
           <w:sz w:val="24"/>
         </w:rPr>
-        <w:t>本文定位是面向人文环境的帮助工具：在生成过程中保持作者特定的表达偏好与语义意图，而非最大化一般意义上的文本质量。本文的创新点定位为：一个可落地、从修改中学习的中文写作辅助系统，其工程实现与测试体系具有完整性和可复现性；本文不宣称提出新的理论。目标用户为三类写作者：需要把"憋着的想法"理清的普通写作者与学生、在合规框架内需要保留个人表达的职场写作者、需要在 AI 时代守住"自己的声音"的内容创作者。</w:t>
+        <w:t>Stylotrace 面向人文写作场景，目标是在生成过程中保持作者特定的表达偏好与语义意图，而不是一味追求文本质量。它的创新点是一个可落地、从修改中学习的中文写作辅助系统，工程实现与测试体系具有完整性和可复现性，并不追求提出新的理论。目标用户为三类写作者：需要把"憋着的想法"理清的普通写作者与学生、在合规框架内需要保留个人表达的职场写作者、需要在 AI 时代守住"自己的声音"的内容创作者。</w:t>
       </w:r>
     </w:p>
     <w:p>
@@ -8258,7 +8258,7 @@
           <w:b w:val="0"/>
           <w:sz w:val="24"/>
         </w:rPr>
-        <w:t xml:space="preserve"> 的自动标定），但逐维消融显示排序正确率在两类权重下均饱和、personal 是唯一有边际贡献的特征（见 MODULATOR-ABLATION.md、图 9），第三方盲评尚未完成，候选数自适应列为后续工作。本文不宣称"逐 token 风格解码已实现"，只交付已实现的签名/注入层、可学习调制器与可复现的评分器设计。</w:t>
+        <w:t xml:space="preserve"> 的自动标定），但逐维消融显示排序正确率在两类权重下均饱和、personal 是唯一有边际贡献的特征（见 MODULATOR-ABLATION.md、图 9），第三方盲评尚未完成，候选数自适应列为后续工作。系统并未实现逐 token 风格解码，目前交付的是已实现的签名/注入层、可学习调制器与可复现的评分器设计。</w:t>
       </w:r>
     </w:p>
     <w:p>
@@ -8501,7 +8501,7 @@
           <w:b w:val="0"/>
           <w:sz w:val="24"/>
         </w:rPr>
-        <w:t>本文提出 Stylotrace：以作者表示为中心的生成式写作系统。在表示上，沿用文体计量学相对基线思想，将风格形式化为作者相对中性基线的条件选择偏差，用四层签名近似，并提出"修改监督"与改迹调制（五路信号在候选评分中融合，签名 → 注入 → 候选调制三段论）；实现上，把签名升级为可学习的外层调制器——十三维特征函数（含个人回避库、L3 作者清单 fineRead、姿态层 posture 与可选 embedding 神经编码）统一承载个人知识库、风格向量与收集数据，权重由作者亲手修改的偏好对拟合并随编辑增量更新，推理时实时调制通用模型的行为（V1 候选对比 → V1.5 调制器 → V2/V3 路线；其中仅 personal 一路有消融证据）；交互上，以思想脉络澄清协议与外溢优先接住用户主动给出的高价值信息（种子/红线/立意当轮入档 + 升级信号流水），并以作者写作清单把深层风格读取结构化；质量上，以姿态层检测缓解模型化话语特征，并把细读判据前置到生成时的候选选择（软性加权，不拒绝生成）；工程上，完成全流程互操作（作品同步/分割/按阶段导出）。实验表明，全部契约测试满足输出契约；学习曲线显示在 30 对合成编辑对上几十次修改即可学到稳定的作者方向；但风格距离实验未显示系统输出显著接近作者（剔除同主题异常值后与 DeepSeek 持平），作者识别中词级文体计量（76.4%）仍低于字符二元组 TF-IDF 基线（90.3%），逐维消融显示十三维特征中仅 personal 有实质边际贡献；判别与预测两类外部检验显示签名具备初步作者信号，但样本规模不足以支持显著性结论。</w:t>
+        <w:t>Stylotrace 是一个以作者表示为中心的生成式写作系统。它沿用文体计量学的相对基线思路，把风格定义为作者相对中性基线的条件选择偏差，用四层签名近似，由此引出修改监督与改迹调制（五路信号在候选评分中融合）。实现层面，签名被升级为可学习的外层调制器：十三维特征函数（含个人回避库、L3 作者清单 fineRead、姿态层 posture 与可选 embedding 神经编码）统一承载个人知识库、风格向量与收集数据，权重由作者亲手修改的偏好对拟合并随编辑增量更新，推理时实时调制通用模型的行为（V1 候选对比 → V1.5 调制器 → V2/V3 路线；其中仅 personal 一路有消融证据）。交互层面，思想脉络澄清协议与外溢优先接住用户主动给出的高价值信息（种子/红线/立意当轮入档 + 升级信号流水），作者写作清单把深层风格读取结构化。质量层面，姿态层检测缓解模型化话语特征，细读判据前置到候选选择（软性加权、不拒绝生成）。工程层面，全流程互操作支持作品同步、分割与按阶段导出。实验表明，全部契约测试满足输出契约；学习曲线显示在 30 对合成编辑对上几十次修改即可学到稳定的作者方向；但风格距离实验未显示系统输出显著接近作者（剔除同主题异常值后与 DeepSeek 持平），作者识别中词级文体计量（76.4%）仍低于字符二元组 TF-IDF 基线（90.3%），逐维消融显示十三维特征中仅 personal 有实质边际贡献；判别与预测两类外部检验显示签名具备初步作者信号，但样本规模不足以支持显著性结论。</w:t>
       </w:r>
     </w:p>
     <w:p>
@@ -8554,7 +8554,7 @@
           <w:b w:val="0"/>
           <w:sz w:val="24"/>
         </w:rPr>
-        <w:t xml:space="preserve"> 的敏感性分析）与候选数自适应，然后用 DExperts 式专家/反专家对比[19]与对比解码[20]做 V2 logprobs 重排，用 PREADD 前缀自适应[21]、ITI 激活干预[22]、Steering Vectors/激活工程[23]与 StyleVector[2] 做 V3 本地推理干预；② 补齐三项关键实验：跨主题作者识别（训练/测试来自同一作者不同主题，剥离内容信号）、与简单成对排序基线（逻辑回归/SVM）比较以检验 pairwise hinge + SGD 的增量、以及 ≥20 样本的真人盲评（报告二项检验与效应量）；同时扩大多作者 × 多篇跨文体语料，按"个性化文本生成评估"的三类判别任务[24]完成作者识别/续写选择的显著性检验（当前词级文体计量仍低于字符二元组 TF-IDF 基线，需在跨主题语料上补齐）；③ 执行澄清协议与外溢优先的消融对照实验（4.4 设计）；④ 跨语言验证与公开部署；⑤ 批注数据反哺——把用户批注积累为错误模式库与风格档案（已打通"批注 → AI 修改"循环）。本文坚持软性引导、作者保留否决权：所有特征（含红线与姿态层判据）只参与加权排序与审计报告，不引入拒绝生成式的硬约束。</w:t>
+        <w:t xml:space="preserve"> 的敏感性分析）与候选数自适应，然后用 DExperts 式专家/反专家对比[19]与对比解码[20]做 V2 logprobs 重排，用 PREADD 前缀自适应[21]、ITI 激活干预[22]、Steering Vectors/激活工程[23]与 StyleVector[2] 做 V3 本地推理干预；② 补齐三项关键实验：跨主题作者识别（训练/测试来自同一作者不同主题，剥离内容信号）、与简单成对排序基线（逻辑回归/SVM）比较以检验 pairwise hinge + SGD 的增量、以及 ≥20 样本的真人盲评（报告二项检验与效应量）；同时扩大多作者 × 多篇跨文体语料，按"个性化文本生成评估"的三类判别任务[24]完成作者识别/续写选择的显著性检验（当前词级文体计量仍低于字符二元组 TF-IDF 基线，需在跨主题语料上补齐）；③ 执行澄清协议与外溢优先的消融对照实验（4.4 设计）；④ 跨语言验证与公开部署；⑤ 批注数据反哺——把用户批注积累为错误模式库与风格档案（已打通"批注 → AI 修改"循环）。系统坚持软性引导、把否决权留给作者：所有特征（含红线与姿态层判据）只参与加权排序与审计报告，不引入拒绝生成式的硬约束。</w:t>
       </w:r>
     </w:p>
     <w:p>

--- a/docs/competition/科技论文-Stylotrace.docx
+++ b/docs/competition/科技论文-Stylotrace.docx
@@ -4532,7 +4532,7 @@
           <w:b w:val="0"/>
           <w:sz w:val="24"/>
         </w:rPr>
-        <w:t>人类化指标以 humanMetrics() 复测（单次生成、未走候选调制与审计修订，脚本 scripts/experiments/human-metrics-probe.mjs 可复现）：句长标准差 6.7、段落变异系数 0.75、句首去重率 44%、二元 TTR 0.46，同时检出 7 处重复比喻、终审未通过。这组数字说明：未经姿态层与反 AI 审计修订的原始 LLM 输出，其句首去重率与词汇丰富度偏低、重复比喻偏多——这正是 Stylotrace 审计修订环节要解决的问题；经修订后终审黑名单 0、硬失败 0。</w:t>
+        <w:t>人类化指标以 humanMetrics()（人类化指标函数）复测（单次生成、未走候选调制与审计修订，脚本 scripts/experiments/human-metrics-probe.mjs 可复现）：句长标准差 6.7、段落变异系数 0.75、句首去重率 44%、二元 TTR 0.46，同时检出 7 处重复比喻、终审未通过。这组数字说明：未经姿态层与反 AI 审计修订的原始 LLM 输出，其句首去重率与词汇丰富度偏低、重复比喻偏多——这正是 Stylotrace 审计修订环节要解决的问题；经修订后终审黑名单 0、硬失败 0。</w:t>
       </w:r>
     </w:p>
     <w:p>
@@ -7028,7 +7028,7 @@
           <w:b w:val="0"/>
           <w:sz w:val="24"/>
         </w:rPr>
-        <w:t xml:space="preserve"> 的时间结构，另加表层/话语/立场红线/风格向量方向/可选 embedding 神经原型/L3 作者清单 fineRead/姿态层细读 posture/个人回避库/改迹贴合九路特征，共十三维进入 modulate() 评分；写作节级接入候选对比（agent/src/token-decode.js，每节并行 n 候选十三维评分选优，得分分解落盘）。调制器权重由作者偏好对学习：edits.jsonl 的（原文，改后）经成对合页损失（pairwise hinge）+ 随机梯度下降（SGD）拟合出每个作者独有的权重向量，数据签名变化自动在线重训、新编辑对增量更新（agent/src/modulator.js）；知识库检索升级为 BM25+语义混合（matchKbHybrid）；神经风格编码由可选 embedding 稠密原型提供（embedding.js，未配置时静默降级）；L3 深层读取由作者写作清单协议提供（author-sheet.js：主张/论证/读者/红线/触发五问自动归纳，红线拆句后强制保留，作为 fineRead 特征入评分）；个人回避库聚合"作者亲手删掉的词"（avoidance.js，负空间第一阶段，命中即压低）；姿态层判据从"事后审计"前置到"事中选择"——金句排比收束/路标转折/点题顿悟的确定性检测（deterministicFakeThinking）转为 posture 健康度特征，以软性加权参与候选排序，不拒绝生成（3.6 节仍保留 LLM 六层细读做生成后审计与修复）。单元测试（token-decode.test、modulator.test、embedding.test、author-sheet.test、stats.test）验证：个人模型可预测、缺陷/阻抗信号有效、改后文本得分高于原文、十三维分解可追溯、回避词命中压低、原型落盘与签名重算、语义排序、红线命中拉高 fineRead、表演式文本 posture 低而克制文本高、精确二项检验、数据不足降级、在线重训与增量更新生效。</w:t>
+        <w:t xml:space="preserve"> 的时间结构，另加表层/话语/立场红线/风格向量方向/可选 embedding 神经原型/L3 作者清单 fineRead/姿态层细读 posture/个人回避库/改迹贴合九路特征，共十三维进入 modulate()（调制评分函数）评分；写作节级接入候选对比（agent/src/token-decode.js，每节并行 n 候选十三维评分选优，得分分解落盘）。调制器权重由作者偏好对学习：edits.jsonl 的（原文，改后）经成对合页损失（pairwise hinge）+ 随机梯度下降（SGD）拟合出每个作者独有的权重向量，数据签名变化自动在线重训、新编辑对增量更新（agent/src/modulator.js）；知识库检索升级为 BM25+语义混合（matchKbHybrid，混合检索函数）；神经风格编码由可选 embedding 稠密原型提供（embedding.js，未配置时静默降级）；L3 深层读取由作者写作清单协议提供（author-sheet.js：主张/论证/读者/红线/触发五问自动归纳，红线拆句后强制保留，作为 fineRead 特征入评分）；个人回避库聚合"作者亲手删掉的词"（avoidance.js，负空间第一阶段，命中即压低）；姿态层判据从"事后审计"前置到"事中选择"——金句排比收束/路标转折/点题顿悟的确定性检测（deterministicFakeThinking，表演式思考检测）转为 posture 健康度特征，以软性加权参与候选排序，不拒绝生成（3.6 节仍保留 LLM 六层细读做生成后审计与修复）。单元测试（token-decode.test、modulator.test、embedding.test、author-sheet.test、stats.test）验证：个人模型可预测、缺陷/阻抗信号有效、改后文本得分高于原文、十三维分解可追溯、回避词命中压低、原型落盘与签名重算、语义排序、红线命中拉高 fineRead、表演式文本 posture 低而克制文本高、精确二项检验、数据不足降级、在线重训与增量更新生效。</w:t>
       </w:r>
     </w:p>
     <w:p>
@@ -7108,7 +7108,7 @@
           <w:b w:val="0"/>
           <w:sz w:val="24"/>
         </w:rPr>
-        <w:t>预测-误差循环与风格约束注入：调制器新增 predictEdit——生成前先预测作者会选原文还是改后，返回边距与惊讶度；新编辑到达时按惊讶度自适应学习步长（预测越错纠正越狠），把学习升级为“预测 vs 真实 → 误差驱动优化”。同时把学到的“作者删什么/加什么”（avoidance/edit-transform）作为生成时的硬约束注入提示词（steeringBrief），使算法在生成那一刻就影响 LLM 输出，而非仅事后候选打分。</w:t>
+        <w:t>预测-误差循环与风格约束注入：调制器新增 predictEdit（编辑预测）——生成前先预测作者会选原文还是改后，返回边距与惊讶度；新编辑到达时按惊讶度自适应学习步长（预测越错纠正越狠），把学习升级为“预测 vs 真实 → 误差驱动优化”。同时把学到的“作者删什么/加什么”（avoidance/edit-transform）作为生成时的硬约束注入提示词（steeringBrief，风格约束简报），使算法在生成那一刻就影响 LLM 输出，而非仅事后候选打分。</w:t>
       </w:r>
     </w:p>
     <w:p>

--- a/docs/competition/科技论文-Stylotrace.docx
+++ b/docs/competition/科技论文-Stylotrace.docx
@@ -1627,7 +1627,7 @@
           <w:b/>
           <w:sz w:val="21"/>
         </w:rPr>
-        <w:t>图1 学习曲线：编辑对数量 vs 留出得分边距与权重稳定性（scripts/experiments/ 可复现）</w:t>
+        <w:t>图1 学习曲线：横轴为编辑对数量 n，左轴为留出得分边距、右轴为权重稳定性。边距从 n=5 的 0.247 升至 n=25 的 0.743、稳定性升至 1.000，n≈15–20 后进入平台——几十次修改即可学到稳定的作者方向。</w:t>
       </w:r>
     </w:p>
     <w:p>
@@ -2567,7 +2567,7 @@
           <w:b/>
           <w:sz w:val="21"/>
         </w:rPr>
-        <w:t>图2 系统总览：数据流（实线）、控制流（点线）与学习/更新流（虚线）</w:t>
+        <w:t>图2 系统总览：澄清→大纲→写作→审计→交付为主流程（实线），风格签名/个人知识库/写作资产三源在生成时注入（点线），审计的修改监督与预测误差沿虚线回写、增量更新签名与权重。</w:t>
       </w:r>
     </w:p>
     <w:p>
@@ -2865,7 +2865,7 @@
           <w:b/>
           <w:sz w:val="21"/>
         </w:rPr>
-        <w:t>图3 RAG 供给循环：触发 → 排队 → 检索 → 回灌 → 缺口节重写 → 重审计</w:t>
+        <w:t>图3 RAG 供给循环：检索按触发→排队→检索→回灌→缺口节重写→重审计六步循环运转，中心做去重、宿主代检与缓存注入，保证素材随回灌进入后续写作。</w:t>
       </w:r>
     </w:p>
     <w:p>
@@ -2972,7 +2972,7 @@
           <w:b/>
           <w:sz w:val="21"/>
         </w:rPr>
-        <w:t>图4 澄清协议：响应推理链（主张→前提→概括→确认→入库→追问）</w:t>
+        <w:t>图4 澄清协议：主张→前提→概括→确认→入库→追问为主链；外溢优先在用户主动说出高价值信息时当轮接住、深挖后入档（下方回环），交互坚持一次一问。</w:t>
       </w:r>
     </w:p>
     <w:p>
@@ -6266,7 +6266,7 @@
           <w:b/>
           <w:sz w:val="21"/>
         </w:rPr>
-        <w:t>图5 8 维风格特征热力网格</w:t>
+        <w:t>图5 8 维风格特征热力网格：每行一个文本样本、每列一个风格维度，颜色越深该维度取值越高。样本3 在句长均值与意象密度上最接近 Stylotrace 作者（对应 6.1 的 0.41 距离），真人作者 B 口语度最高、样本2 意象密度最高。</w:t>
       </w:r>
     </w:p>
     <w:p>
@@ -6318,7 +6318,7 @@
           <w:b/>
           <w:sz w:val="21"/>
         </w:rPr>
-        <w:t>图6 Stylotrace 与各对象/模型的风格距离（条形图，绿色=真人作者、红色=通用模型）</w:t>
+        <w:t>图6 风格距离条形图：横条为 Stylotrace 作者到各对象的 8 维距离（越小越接近），绿=真人/模拟样本、红=通用模型、棕=模板公文。样本3 仅 0.41，其余真人样本 0.90–1.32，通用模型 1.10–1.24，模板公文 1.68 最远。</w:t>
       </w:r>
     </w:p>
     <w:p>
@@ -6370,7 +6370,7 @@
           <w:b/>
           <w:sz w:val="21"/>
         </w:rPr>
-        <w:t>图7 风格建模空间：9 类文本的二维 MDS 投影（Stress-1 = 0.313）</w:t>
+        <w:t>图7 风格建模空间 MDS 投影：9 类文本的距离矩阵降到二维，绿=真人/模拟样本、红=通用模型、星形=Stylotrace 作者。真人与模型大致分群，Stylotrace 作者落在真人样本附近；Stress-1=0.313 偏高，二维投影有信息损失，仅供直观参考。</w:t>
       </w:r>
     </w:p>
     <w:p>
@@ -6830,7 +6830,7 @@
           <w:b/>
           <w:sz w:val="21"/>
         </w:rPr>
-        <w:t>图8 作者识别准确率对比（条形图）</w:t>
+        <w:t>图8 作者识别准确率：字符二元组 TF-IDF 基线 90.3%、词级文体计量（本系统）76.4%、字符 n-gram（旧）46.3%。词级文体计量比旧方法提升 30.1 个百分点，但仍低于 TF-IDF 基线，说明该合成语料中主题内容信号占优。</w:t>
       </w:r>
     </w:p>
     <w:p>
@@ -7094,7 +7094,7 @@
           <w:b/>
           <w:sz w:val="21"/>
         </w:rPr>
-        <w:t>图9 调制器逐维消融：留出排序正确率（学习=默认均饱和；关闭 personal 掉至 90%）</w:t>
+        <w:t>图9 调制器逐维消融：学习权重与默认权重都饱和到 100%（编辑对差异过大、正确率无法区分）；关闭 personal 掉到 90%（唯一有实质贡献）；关闭其余 12 维仍 100%（无边际影响）。</w:t>
       </w:r>
     </w:p>
     <w:p>

--- a/docs/competition/科技论文-Stylotrace.docx
+++ b/docs/competition/科技论文-Stylotrace.docx
@@ -285,7 +285,7 @@
           <w:b w:val="0"/>
           <w:sz w:val="24"/>
         </w:rPr>
-        <w:t>作者表示：四层签名与修改监督：沿用文体计量学“相对基线”思想，将风格形式化为作者相对中性基线的条件选择偏差（Sₐ(c)=Pₐ(w|c)−P₀(w|c)），用四层互补签名近似——连续向量（L1）、动态维度（L2）、不可预测性（L3）、显式修改记录（L4）；提出“修改监督”，以作者亲手修改为最高权重风格信号持续更新表示（第 3.1、3.2 节；外部检验见 5.5）。</w:t>
+        <w:t>作者表示：四层签名与修改监督：沿用文体计量学“相对基线”思想，将风格形式化为作者相对中性基线的条件选择偏差（Sₐ（c）=Pₐ（w|c）−P₀（w|c）），用四层互补签名近似——连续向量（L1）、动态维度（L2）、不可预测性（L3）、显式修改记录（L4）；提出“修改监督”，以作者亲手修改为最高权重风格信号持续更新表示（第 3.1、3.2 节；外部检验见 5.5）。</w:t>
       </w:r>
     </w:p>
     <w:p>
@@ -1037,7 +1037,7 @@
           <w:b w:val="0"/>
           <w:sz w:val="24"/>
         </w:rPr>
-        <w:t>设作者 a 在给定语义内容与上下文 c 下生成词句的条件分布为 Pₐ(w|c)，无个人偏好的中性基线分布为 P₀(w|c)。本文将风格定义为作者相对中性基线的稳定条件选择偏差：</w:t>
+        <w:t>设作者 a 在给定语义内容与上下文 c 下生成词句的条件分布为 Pₐ（w|c），无个人偏好的中性基线分布为 P₀（w|c）。本文将风格定义为作者相对中性基线的稳定条件选择偏差：</w:t>
       </w:r>
     </w:p>
     <w:p>
@@ -1051,7 +1051,7 @@
           <w:b w:val="0"/>
           <w:sz w:val="24"/>
         </w:rPr>
-        <w:t>Sₐ(c) = Pₐ(w|c) − P₀(w|c)</w:t>
+        <w:t>Sₐ（c）= Pₐ（w|c）− P₀（w|c）</w:t>
       </w:r>
     </w:p>
     <w:p>
@@ -1719,7 +1719,7 @@
                 <w:b w:val="0"/>
                 <w:sz w:val="21"/>
               </w:rPr>
-              <w:t>Pₐ(w\</w:t>
+              <w:t>Pₐ（w\</w:t>
             </w:r>
           </w:p>
         </w:tc>
@@ -1735,7 +1735,7 @@
                 <w:b w:val="0"/>
                 <w:sz w:val="21"/>
               </w:rPr>
-              <w:t>c)</w:t>
+              <w:t>c）</w:t>
             </w:r>
           </w:p>
         </w:tc>
@@ -1769,7 +1769,7 @@
                 <w:b w:val="0"/>
                 <w:sz w:val="21"/>
               </w:rPr>
-              <w:t>P₀(w\</w:t>
+              <w:t>P₀（w\</w:t>
             </w:r>
           </w:p>
         </w:tc>
@@ -1785,7 +1785,7 @@
                 <w:b w:val="0"/>
                 <w:sz w:val="21"/>
               </w:rPr>
-              <w:t>c)</w:t>
+              <w:t>c）</w:t>
             </w:r>
           </w:p>
         </w:tc>
@@ -1819,7 +1819,7 @@
                 <w:b w:val="0"/>
                 <w:sz w:val="21"/>
               </w:rPr>
-              <w:t>Sₐ(c)</w:t>
+              <w:t>Sₐ（c）</w:t>
             </w:r>
           </w:p>
         </w:tc>
@@ -2594,7 +2594,7 @@
           <w:b w:val="0"/>
           <w:sz w:val="24"/>
         </w:rPr>
-        <w:t>四层互补签名近似 Sₐ(c)：</w:t>
+        <w:t>四层互补签名近似 Sₐ（c）：</w:t>
       </w:r>
     </w:p>
     <w:p>

--- a/docs/competition/科技论文-Stylotrace.docx
+++ b/docs/competition/科技论文-Stylotrace.docx
@@ -257,7 +257,7 @@
           <w:b/>
           <w:sz w:val="28"/>
         </w:rPr>
-        <w:t>1.4 主要贡献</w:t>
+        <w:t>1.4 主要贡献与核心主张</w:t>
       </w:r>
     </w:p>
     <w:p>
@@ -271,7 +271,7 @@
           <w:b w:val="0"/>
           <w:sz w:val="24"/>
         </w:rPr>
-        <w:t>本文的贡献归纳为四项（详细实验证据分别对应第 5 节相应小节）：</w:t>
+        <w:t>本文的核心主张是：面向个体的写作个性化，不应是给每个用户微调一个专属大模型，而是为每个用户维护一个轻量、可解释、随修改增量更新的外层调制器，在推理时实时调制通用模型的行为。这与 LoRA 微调、激活向量干预、风格奖励微调构成路线之争，而非功能叠加。围绕这一主张，本文的贡献如下：</w:t>
       </w:r>
     </w:p>
     <w:p>
@@ -285,7 +285,7 @@
           <w:b w:val="0"/>
           <w:sz w:val="24"/>
         </w:rPr>
-        <w:t>作者表示：四层签名与修改监督：沿用文体计量学“相对基线”思想，将风格形式化为作者相对中性基线的条件选择偏差（Sₐ（c）=Pₐ（w|c）−P₀（w|c）），用四层互补签名近似——连续向量（L1）、动态维度（L2）、不可预测性（L3）、显式修改记录（L4）；提出“修改监督”，以作者亲手修改为最高权重风格信号持续更新表示（第 3.1、3.2 节；外部检验见 5.5）。</w:t>
+        <w:t>改迹调制：把“修改即标注”立为数据源：作者改稿（原文→改后→意图）是最高密度的风格监督信号，可替代 RLHF 式人工偏好标注；学习曲线显示几十次修改即进入平台（n≈15–20），一个编辑对即可冷启动（第 3.1、3.1.2 节）。</w:t>
       </w:r>
     </w:p>
     <w:p>
@@ -299,7 +299,7 @@
           <w:b w:val="0"/>
           <w:sz w:val="24"/>
         </w:rPr>
-        <w:t>改迹调制：从修改中学习：把作者对 AI 草稿的每次修改（原文→改后→意图）当作隐式偏好标注，将风格、知识、缺陷、阻抗统一为可解释的候选评分函数，权重由偏好对学成并随修改增量更新；候选选优后复现作者的改法（删连接词断句 + 具体化拟改），从“打分排序”升级为“选优+拟改”（第 3.1.1 节）。样本复杂度实验显示留出得分边距随编辑对数量上升，几十次修改即可学到稳定的作者方向；逐维消融显示 personal 是唯一有实质边际贡献的特征（第 3.1.2 节、5.7 节）。</w:t>
+        <w:t>修改的双重利用：既是标签，也是模板：偏好学习（DPO/RLHF）只把偏好对当标签学“选哪个”；本文还从编辑对里学“作者怎么改”——删哪些连接词、怎么断句、把什么改具体，选优后复现这一改法（拟改层 + 个人回避库 avoidance），把“打分排序”升级为“选优 + 拟改”（第 3.1.1 节；token-decode 测试验证“改后 &gt; 原文”）。</w:t>
       </w:r>
     </w:p>
     <w:p>
@@ -313,7 +313,7 @@
           <w:b w:val="0"/>
           <w:sz w:val="24"/>
         </w:rPr>
-        <w:t>澄清协议、外溢优先与供给循环：以“主张—前提—推理—理论来源”追踪用户思想脉络，提问顺序由 LLM 自主判断；以外溢优先接住用户主动说出的高价值信息（种子/红线/立意当轮入档），并配合检索增强供给循环（第 3.3–3.4 节、5.6 节）。</w:t>
+        <w:t>统一可解释的评分空间：把基础分布、个人分布、知识、缺陷、阻抗五类异质信号统一进同一个可解释评分函数，权重由偏好对学成、逐维可消融、每个选择可回答“为什么选它”——区别于只处理知识的 RAG、只处理风格的激活干预、只处理缺陷的反 AI 腔工具（第 3.1.1 节、5.7 节）。</w:t>
       </w:r>
     </w:p>
     <w:p>
@@ -327,7 +327,21 @@
           <w:b w:val="0"/>
           <w:sz w:val="24"/>
         </w:rPr>
-        <w:t>姿态层诊断与全流程交付：提出姿态层（postural layer）检测缓解“表演思考”式模型化倾向，把细读判据前置到候选选择（软性加权，不拒绝生成）；同一核心以 CLI/Web 双形态交付，完成作品导入分片、续写、按阶段导出等全流程互操作，契约测试 agent 28 + web 11 套（第 3.6、3.11 节、附录 A）。</w:t>
+        <w:t>风格信号的纯净治理：给每类信号源一个可信权重（作者旧稿 1.0 &gt; 亲手改的 changed 0.7 &gt; 归档/成稿 0.4），并显式排除检索回灌与未经确认的模型文本——“知识不进个人分布，如何写与写什么严格分离”，避免风格信号被内容与检索污染（第 3.1.1 节）。</w:t>
+      </w:r>
+    </w:p>
+    <w:p>
+      <w:pPr>
+        <w:spacing w:line="336" w:lineRule="auto" w:after="60"/>
+        <w:ind w:left="360"/>
+      </w:pPr>
+      <w:r>
+        <w:rPr>
+          <w:rFonts w:ascii="Times New Roman" w:hAnsi="Times New Roman" w:eastAsia="宋体"/>
+          <w:b w:val="0"/>
+          <w:sz w:val="24"/>
+        </w:rPr>
+        <w:t>姿态层：从“拒绝 AI 腔”到“加权 AI 腔”：反 AI 腔检测不作为拒绝生成的过滤器，而是作为排序信号软性加权，把“表演思考”形式化为可检测的修辞姿态并前置到候选选择；配合外溢优先与全流程互操作（第 3.4、3.6、3.11 节、附录 A）。</w:t>
       </w:r>
     </w:p>
     <w:p>
@@ -8501,7 +8515,7 @@
           <w:b w:val="0"/>
           <w:sz w:val="24"/>
         </w:rPr>
-        <w:t>Stylotrace 是一个以作者表示为中心的生成式写作系统。它沿用文体计量学的相对基线思路，把风格定义为作者相对中性基线的条件选择偏差，用四层签名近似，由此引出修改监督与改迹调制（五路信号在候选评分中融合）。实现层面，签名被升级为可学习的外层调制器：十三维特征函数（含个人回避库、L3 作者清单 fineRead、姿态层 posture 与可选 embedding 神经编码）统一承载个人知识库、风格向量与收集数据，权重由作者亲手修改的偏好对拟合并随编辑增量更新，推理时实时调制通用模型的行为（V1 候选对比 → V1.5 调制器 → V2/V3 路线；其中仅 personal 一路有消融证据）。交互层面，思想脉络澄清协议与外溢优先接住用户主动给出的高价值信息（种子/红线/立意当轮入档 + 升级信号流水），作者写作清单把深层风格读取结构化。质量层面，姿态层检测缓解模型化话语特征，细读判据前置到候选选择（软性加权、不拒绝生成）。工程层面，全流程互操作支持作品同步、分割与按阶段导出。实验表明，全部契约测试满足输出契约；学习曲线显示在 30 对合成编辑对上几十次修改即可学到稳定的作者方向；但风格距离实验未显示系统输出显著接近作者（剔除同主题异常值后与 DeepSeek 持平），作者识别中词级文体计量（76.4%）仍低于字符二元组 TF-IDF 基线（90.3%），逐维消融显示十三维特征中仅 personal 有实质边际贡献；判别与预测两类外部检验显示签名具备初步作者信号，但样本规模不足以支持显著性结论。</w:t>
+        <w:t>Stylotrace 是一个以作者表示为中心的生成式写作系统。它沿用文体计量学的相对基线思路，把风格定义为作者相对中性基线的条件选择偏差，用四层签名近似，由此引出修改监督与改迹调制（五路信号在候选评分中融合）。实现层面，签名被升级为可学习的外层调制器：十三维特征函数（含个人回避库、L3 作者清单 fineRead、姿态层 posture 与可选 embedding 神经编码）统一承载个人知识库、风格向量与收集数据，权重由作者亲手修改的偏好对拟合并随编辑增量更新，推理时实时调制通用模型的行为（V1 候选对比 → V1.5 调制器 → V2/V3 路线；其中仅 personal 一路有消融证据）。交互层面，思想脉络澄清协议与外溢优先接住用户主动给出的高价值信息（种子/红线/立意当轮入档 + 升级信号流水），作者写作清单把深层风格读取结构化。质量层面，姿态层检测缓解模型化话语特征，细读判据前置到候选选择（软性加权、不拒绝生成）。工程层面，全流程互操作支持作品同步、分割与按阶段导出。实验表明，全部契约测试满足输出契约；学习曲线显示在 30 对合成编辑对上几十次修改即可学到稳定的作者方向；但风格距离实验未显示系统输出显著接近作者（剔除同主题异常值后与 DeepSeek 持平），作者识别中词级文体计量（76.4%）仍低于字符二元组 TF-IDF 基线（90.3%），逐维消融显示十三维特征中仅 personal 有实质边际贡献；判别与预测两类外部检验显示签名具备初步作者信号，但样本规模不足以支持显著性结论。本文的立场是：写作个性化更应是一个轻量、可解释、随修改增量更新的外层调制器，而不是给每个用户微调一个专属模型；候选级但可解释、可消融、训练免费，正是这条路线相对微调路线的差异所在。</w:t>
       </w:r>
     </w:p>
     <w:p>
@@ -8554,7 +8568,7 @@
           <w:b w:val="0"/>
           <w:sz w:val="24"/>
         </w:rPr>
-        <w:t xml:space="preserve"> 的敏感性分析）与候选数自适应，然后用 DExperts 式专家/反专家对比[19]与对比解码[20]做 V2 logprobs 重排，用 PREADD 前缀自适应[21]、ITI 激活干预[22]、Steering Vectors/激活工程[23]与 StyleVector[2] 做 V3 本地推理干预；② 补齐三项关键实验：跨主题作者识别（训练/测试来自同一作者不同主题，剥离内容信号）、与简单成对排序基线（逻辑回归/SVM）比较以检验 pairwise hinge + SGD 的增量、以及 ≥20 样本的真人盲评（报告二项检验与效应量）；同时扩大多作者 × 多篇跨文体语料，按"个性化文本生成评估"的三类判别任务[24]完成作者识别/续写选择的显著性检验（当前词级文体计量仍低于字符二元组 TF-IDF 基线，需在跨主题语料上补齐）；③ 执行澄清协议与外溢优先的消融对照实验（4.4 设计）；④ 跨语言验证与公开部署；⑤ 批注数据反哺——把用户批注积累为错误模式库与风格档案（已打通"批注 → AI 修改"循环）。系统坚持软性引导、把否决权留给作者：所有特征（含红线与姿态层判据）只参与加权排序与审计报告，不引入拒绝生成式的硬约束。</w:t>
+        <w:t xml:space="preserve"> 的敏感性分析）与候选数自适应，然后用 DExperts 式专家/反专家对比[19]与对比解码[20]做 V2 logprobs 重排，用 PREADD 前缀自适应[21]、ITI 激活干预[22]、Steering Vectors/激活工程[23]与 StyleVector[2] 做 V3 本地推理干预；② 补齐三项关键实验：跨主题作者识别（训练/测试来自同一作者不同主题，剥离内容信号）、与简单成对排序基线（逻辑回归/SVM）比较以检验 pairwise hinge + SGD 的增量、以及 ≥20 样本的真人盲评（报告二项检验与效应量）；同时扩大多作者 × 多篇跨文体语料，按"个性化文本生成评估"的三类判别任务[24]完成作者识别/续写选择的显著性检验（当前词级文体计量仍低于字符二元组 TF-IDF 基线，需在跨主题语料上补齐）；③ 执行澄清协议与外溢优先的消融对照实验（4.4 设计）；④ 跨语言验证与公开部署；⑤ 批注数据反哺——把用户批注积累为错误模式库与风格档案（已打通"批注 → AI 修改"循环）；⑥ 验证可证伪预测：Sₐ=Pₐ−P₀ 的形式化与修改监督引出一个可验证的预测——修改密度越高的维度或位置，风格信号越强；验证它，是把改迹调制从工程方法升级为理论的关键一步。系统坚持软性引导、把否决权留给作者：所有特征（含红线与姿态层判据）只参与加权排序与审计报告，不引入拒绝生成式的硬约束。</w:t>
       </w:r>
     </w:p>
     <w:p>

--- a/docs/competition/科技论文-Stylotrace.docx
+++ b/docs/competition/科技论文-Stylotrace.docx
@@ -1051,22 +1051,181 @@
           <w:b w:val="0"/>
           <w:sz w:val="24"/>
         </w:rPr>
-        <w:t>设作者 a 在给定语义内容与上下文 c 下生成词句的条件分布为 Pₐ（w|c），无个人偏好的中性基线分布为 P₀（w|c）。本文将风格定义为作者相对中性基线的稳定条件选择偏差：</w:t>
+        <w:t xml:space="preserve">设作者 a 在给定语义内容与上下文 c 下生成词句的条件分布为 </w:t>
       </w:r>
-    </w:p>
-    <w:p>
-      <w:pPr>
-        <w:spacing w:line="360" w:lineRule="auto" w:after="80"/>
-        <w:ind w:firstLine="480"/>
-      </w:pPr>
+      <m:oMath>
+        <m:sSub>
+          <m:e>
+            <m:r>
+              <m:t xml:space="preserve">P</m:t>
+            </m:r>
+          </m:e>
+          <m:sub>
+            <m:r>
+              <m:t xml:space="preserve">a</m:t>
+            </m:r>
+          </m:sub>
+        </m:sSub>
+        <m:d>
+          <m:dPr>
+            <m:begChr m:val="("/>
+            <m:endChr m:val=")"/>
+          </m:dPr>
+          <m:e>
+            <m:r>
+              <m:t xml:space="preserve">w</m:t>
+            </m:r>
+            <m:r>
+              <m:t xml:space="preserve"> | </m:t>
+            </m:r>
+            <m:r>
+              <m:t xml:space="preserve">c</m:t>
+            </m:r>
+          </m:e>
+        </m:d>
+      </m:oMath>
       <w:r>
         <w:rPr>
           <w:rFonts w:ascii="Times New Roman" w:hAnsi="Times New Roman" w:eastAsia="宋体"/>
           <w:b w:val="0"/>
           <w:sz w:val="24"/>
         </w:rPr>
-        <w:t>Sₐ（c）= Pₐ（w|c）− P₀（w|c）</w:t>
+        <w:t xml:space="preserve">，无个人偏好的中性基线分布为 </w:t>
       </w:r>
+      <m:oMath>
+        <m:sSub>
+          <m:e>
+            <m:r>
+              <m:t xml:space="preserve">P</m:t>
+            </m:r>
+          </m:e>
+          <m:sub>
+            <m:r>
+              <m:t xml:space="preserve">0</m:t>
+            </m:r>
+          </m:sub>
+        </m:sSub>
+        <m:d>
+          <m:dPr>
+            <m:begChr m:val="("/>
+            <m:endChr m:val=")"/>
+          </m:dPr>
+          <m:e>
+            <m:r>
+              <m:t xml:space="preserve">w</m:t>
+            </m:r>
+            <m:r>
+              <m:t xml:space="preserve"> | </m:t>
+            </m:r>
+            <m:r>
+              <m:t xml:space="preserve">c</m:t>
+            </m:r>
+          </m:e>
+        </m:d>
+      </m:oMath>
+      <w:r>
+        <w:rPr>
+          <w:rFonts w:ascii="Times New Roman" w:hAnsi="Times New Roman" w:eastAsia="宋体"/>
+          <w:b w:val="0"/>
+          <w:sz w:val="24"/>
+        </w:rPr>
+        <w:t>。本文将风格定义为作者相对中性基线的稳定条件选择偏差：</w:t>
+      </w:r>
+    </w:p>
+    <w:p>
+      <w:pPr>
+        <w:spacing w:line="360" w:lineRule="auto" w:after="80"/>
+        <w:ind w:firstLine="480"/>
+      </w:pPr>
+      <m:oMath>
+        <m:sSub>
+          <m:e>
+            <m:r>
+              <m:t xml:space="preserve">S</m:t>
+            </m:r>
+          </m:e>
+          <m:sub>
+            <m:r>
+              <m:t xml:space="preserve">a</m:t>
+            </m:r>
+          </m:sub>
+        </m:sSub>
+        <m:d>
+          <m:dPr>
+            <m:begChr m:val="("/>
+            <m:endChr m:val=")"/>
+          </m:dPr>
+          <m:e>
+            <m:r>
+              <m:t xml:space="preserve">c</m:t>
+            </m:r>
+          </m:e>
+        </m:d>
+        <m:r>
+          <m:t xml:space="preserve"> = </m:t>
+        </m:r>
+        <m:sSub>
+          <m:e>
+            <m:r>
+              <m:t xml:space="preserve">P</m:t>
+            </m:r>
+          </m:e>
+          <m:sub>
+            <m:r>
+              <m:t xml:space="preserve">a</m:t>
+            </m:r>
+          </m:sub>
+        </m:sSub>
+        <m:d>
+          <m:dPr>
+            <m:begChr m:val="("/>
+            <m:endChr m:val=")"/>
+          </m:dPr>
+          <m:e>
+            <m:r>
+              <m:t xml:space="preserve">w</m:t>
+            </m:r>
+            <m:r>
+              <m:t xml:space="preserve"> | </m:t>
+            </m:r>
+            <m:r>
+              <m:t xml:space="preserve">c</m:t>
+            </m:r>
+          </m:e>
+        </m:d>
+        <m:r>
+          <m:t xml:space="preserve"> - </m:t>
+        </m:r>
+        <m:sSub>
+          <m:e>
+            <m:r>
+              <m:t xml:space="preserve">P</m:t>
+            </m:r>
+          </m:e>
+          <m:sub>
+            <m:r>
+              <m:t xml:space="preserve">0</m:t>
+            </m:r>
+          </m:sub>
+        </m:sSub>
+        <m:d>
+          <m:dPr>
+            <m:begChr m:val="("/>
+            <m:endChr m:val=")"/>
+          </m:dPr>
+          <m:e>
+            <m:r>
+              <m:t xml:space="preserve">w</m:t>
+            </m:r>
+            <m:r>
+              <m:t xml:space="preserve"> | </m:t>
+            </m:r>
+            <m:r>
+              <m:t xml:space="preserve">c</m:t>
+            </m:r>
+          </m:e>
+        </m:d>
+      </m:oMath>
     </w:p>
     <w:p>
       <w:pPr>
@@ -1093,7 +1252,51 @@
           <w:b w:val="0"/>
           <w:sz w:val="24"/>
         </w:rPr>
-        <w:t>1. 定义（对象）：Sₐ 是同一创作空间下的条件偏差，不是对"完美表达"的偏离——P₀ 仅为无个人偏好的参照基线，度量与"哪个模型更强"无关；</w:t>
+        <w:t>1. 定义（对象）：</w:t>
+      </w:r>
+      <m:oMath>
+        <m:sSub>
+          <m:e>
+            <m:r>
+              <m:t xml:space="preserve">S</m:t>
+            </m:r>
+          </m:e>
+          <m:sub>
+            <m:r>
+              <m:t xml:space="preserve">a</m:t>
+            </m:r>
+          </m:sub>
+        </m:sSub>
+      </m:oMath>
+      <w:r>
+        <w:rPr>
+          <w:rFonts w:ascii="Times New Roman" w:hAnsi="Times New Roman" w:eastAsia="宋体"/>
+          <w:b w:val="0"/>
+          <w:sz w:val="24"/>
+        </w:rPr>
+        <w:t xml:space="preserve"> 是同一创作空间下的条件偏差，不是对"完美表达"的偏离——</w:t>
+      </w:r>
+      <m:oMath>
+        <m:sSub>
+          <m:e>
+            <m:r>
+              <m:t xml:space="preserve">P</m:t>
+            </m:r>
+          </m:e>
+          <m:sub>
+            <m:r>
+              <m:t xml:space="preserve">0</m:t>
+            </m:r>
+          </m:sub>
+        </m:sSub>
+      </m:oMath>
+      <w:r>
+        <w:rPr>
+          <w:rFonts w:ascii="Times New Roman" w:hAnsi="Times New Roman" w:eastAsia="宋体"/>
+          <w:b w:val="0"/>
+          <w:sz w:val="24"/>
+        </w:rPr>
+        <w:t xml:space="preserve"> 仅为无个人偏好的参照基线，度量与"哪个模型更强"无关；</w:t>
       </w:r>
     </w:p>
     <w:p>
@@ -1727,30 +1930,37 @@
           </w:tcPr>
           <w:p>
             <w:r/>
-            <w:r>
-              <w:rPr>
-                <w:rFonts w:ascii="Times New Roman" w:hAnsi="Times New Roman" w:eastAsia="宋体"/>
-                <w:b w:val="0"/>
-                <w:sz w:val="21"/>
-              </w:rPr>
-              <w:t>Pₐ（w\</w:t>
-            </w:r>
-          </w:p>
-        </w:tc>
-        <w:tc>
-          <w:tcPr>
-            <w:tcW w:type="dxa" w:w="3060"/>
-          </w:tcPr>
-          <w:p>
-            <w:r/>
-            <w:r>
-              <w:rPr>
-                <w:rFonts w:ascii="Times New Roman" w:hAnsi="Times New Roman" w:eastAsia="宋体"/>
-                <w:b w:val="0"/>
-                <w:sz w:val="21"/>
-              </w:rPr>
-              <w:t>c）</w:t>
-            </w:r>
+            <m:oMath>
+              <m:sSub>
+                <m:e>
+                  <m:r>
+                    <m:t xml:space="preserve">P</m:t>
+                  </m:r>
+                </m:e>
+                <m:sub>
+                  <m:r>
+                    <m:t xml:space="preserve">a</m:t>
+                  </m:r>
+                </m:sub>
+              </m:sSub>
+              <m:d>
+                <m:dPr>
+                  <m:begChr m:val="("/>
+                  <m:endChr m:val=")"/>
+                </m:dPr>
+                <m:e>
+                  <m:r>
+                    <m:t xml:space="preserve">w</m:t>
+                  </m:r>
+                  <m:r>
+                    <m:t xml:space="preserve"> | </m:t>
+                  </m:r>
+                  <m:r>
+                    <m:t xml:space="preserve">c</m:t>
+                  </m:r>
+                </m:e>
+              </m:d>
+            </m:oMath>
           </w:p>
         </w:tc>
         <w:tc>
@@ -1769,8 +1979,6 @@
             </w:r>
           </w:p>
         </w:tc>
-      </w:tr>
-      <w:tr>
         <w:tc>
           <w:tcPr>
             <w:tcW w:type="dxa" w:w="3060"/>
@@ -1783,24 +1991,49 @@
                 <w:b w:val="0"/>
                 <w:sz w:val="21"/>
               </w:rPr>
-              <w:t>P₀（w\</w:t>
+              <w:t>词/句分布</w:t>
             </w:r>
           </w:p>
         </w:tc>
+      </w:tr>
+      <w:tr>
         <w:tc>
           <w:tcPr>
             <w:tcW w:type="dxa" w:w="3060"/>
           </w:tcPr>
           <w:p>
             <w:r/>
-            <w:r>
-              <w:rPr>
-                <w:rFonts w:ascii="Times New Roman" w:hAnsi="Times New Roman" w:eastAsia="宋体"/>
-                <w:b w:val="0"/>
-                <w:sz w:val="21"/>
-              </w:rPr>
-              <w:t>c）</w:t>
-            </w:r>
+            <m:oMath>
+              <m:sSub>
+                <m:e>
+                  <m:r>
+                    <m:t xml:space="preserve">P</m:t>
+                  </m:r>
+                </m:e>
+                <m:sub>
+                  <m:r>
+                    <m:t xml:space="preserve">0</m:t>
+                  </m:r>
+                </m:sub>
+              </m:sSub>
+              <m:d>
+                <m:dPr>
+                  <m:begChr m:val="("/>
+                  <m:endChr m:val=")"/>
+                </m:dPr>
+                <m:e>
+                  <m:r>
+                    <m:t xml:space="preserve">w</m:t>
+                  </m:r>
+                  <m:r>
+                    <m:t xml:space="preserve"> | </m:t>
+                  </m:r>
+                  <m:r>
+                    <m:t xml:space="preserve">c</m:t>
+                  </m:r>
+                </m:e>
+              </m:d>
+            </m:oMath>
           </w:p>
         </w:tc>
         <w:tc>
@@ -1819,8 +2052,6 @@
             </w:r>
           </w:p>
         </w:tc>
-      </w:tr>
-      <w:tr>
         <w:tc>
           <w:tcPr>
             <w:tcW w:type="dxa" w:w="3060"/>
@@ -1833,8 +2064,43 @@
                 <w:b w:val="0"/>
                 <w:sz w:val="21"/>
               </w:rPr>
-              <w:t>Sₐ（c）</w:t>
+              <w:t>大规模中性语料估计</w:t>
             </w:r>
+          </w:p>
+        </w:tc>
+      </w:tr>
+      <w:tr>
+        <w:tc>
+          <w:tcPr>
+            <w:tcW w:type="dxa" w:w="3060"/>
+          </w:tcPr>
+          <w:p>
+            <w:r/>
+            <m:oMath>
+              <m:sSub>
+                <m:e>
+                  <m:r>
+                    <m:t xml:space="preserve">S</m:t>
+                  </m:r>
+                </m:e>
+                <m:sub>
+                  <m:r>
+                    <m:t xml:space="preserve">a</m:t>
+                  </m:r>
+                </m:sub>
+              </m:sSub>
+              <m:d>
+                <m:dPr>
+                  <m:begChr m:val="("/>
+                  <m:endChr m:val=")"/>
+                </m:dPr>
+                <m:e>
+                  <m:r>
+                    <m:t xml:space="preserve">c</m:t>
+                  </m:r>
+                </m:e>
+              </m:d>
+            </m:oMath>
           </w:p>
         </w:tc>
         <w:tc>
@@ -2073,14 +2339,20 @@
           </w:tcPr>
           <w:p>
             <w:r/>
-            <w:r>
-              <w:rPr>
-                <w:rFonts w:ascii="Times New Roman" w:hAnsi="Times New Roman" w:eastAsia="宋体"/>
-                <w:b w:val="0"/>
-                <w:sz w:val="21"/>
-              </w:rPr>
-              <w:t>Kₐ</w:t>
-            </w:r>
+            <m:oMath>
+              <m:sSub>
+                <m:e>
+                  <m:r>
+                    <m:t xml:space="preserve">K</m:t>
+                  </m:r>
+                </m:e>
+                <m:sub>
+                  <m:r>
+                    <m:t xml:space="preserve">a</m:t>
+                  </m:r>
+                </m:sub>
+              </m:sSub>
+            </m:oMath>
           </w:p>
         </w:tc>
         <w:tc>
@@ -2123,14 +2395,20 @@
           </w:tcPr>
           <w:p>
             <w:r/>
-            <w:r>
-              <w:rPr>
-                <w:rFonts w:ascii="Times New Roman" w:hAnsi="Times New Roman" w:eastAsia="宋体"/>
-                <w:b w:val="0"/>
-                <w:sz w:val="21"/>
-              </w:rPr>
-              <w:t>Iₐ</w:t>
-            </w:r>
+            <m:oMath>
+              <m:sSub>
+                <m:e>
+                  <m:r>
+                    <m:t xml:space="preserve">I</m:t>
+                  </m:r>
+                </m:e>
+                <m:sub>
+                  <m:r>
+                    <m:t xml:space="preserve">a</m:t>
+                  </m:r>
+                </m:sub>
+              </m:sSub>
+            </m:oMath>
           </w:p>
         </w:tc>
         <w:tc>
@@ -2608,7 +2886,40 @@
           <w:b w:val="0"/>
           <w:sz w:val="24"/>
         </w:rPr>
-        <w:t>四层互补签名近似 Sₐ（c）：</w:t>
+        <w:t xml:space="preserve">四层互补签名近似 </w:t>
+      </w:r>
+      <m:oMath>
+        <m:sSub>
+          <m:e>
+            <m:r>
+              <m:t xml:space="preserve">S</m:t>
+            </m:r>
+          </m:e>
+          <m:sub>
+            <m:r>
+              <m:t xml:space="preserve">a</m:t>
+            </m:r>
+          </m:sub>
+        </m:sSub>
+        <m:d>
+          <m:dPr>
+            <m:begChr m:val="("/>
+            <m:endChr m:val=")"/>
+          </m:dPr>
+          <m:e>
+            <m:r>
+              <m:t xml:space="preserve">c</m:t>
+            </m:r>
+          </m:e>
+        </m:d>
+      </m:oMath>
+      <w:r>
+        <w:rPr>
+          <w:rFonts w:ascii="Times New Roman" w:hAnsi="Times New Roman" w:eastAsia="宋体"/>
+          <w:b w:val="0"/>
+          <w:sz w:val="24"/>
+        </w:rPr>
+        <w:t>：</w:t>
       </w:r>
     </w:p>
     <w:p>
@@ -7300,7 +7611,95 @@
           <w:b w:val="0"/>
           <w:sz w:val="24"/>
         </w:rPr>
-        <w:t>1. 参照系依赖（含 P₀ 的操作性说明）：风格签名以中性基线为参照，这是文体计量的常态；本文将其条件化（3.1），结论与"哪个模型更强"无关。P₀ 通过隔离化提示词估计：用一段不含任何风格注入的中性提示（baselineText，system 仅“你是一名写作者”）让通用模型生成“无个人偏好”的文本，作为 P₀ 的采样；该估计随模型版本与采样参数变化、且非独立参考语料库，可复现性有限——以稳定参考语料估计 P₀ 列入未来工作。更根本的检验是跨文体一致性与预测实验（5.5 已给出初版，样本待扩大）。</w:t>
+        <w:t xml:space="preserve">1. 参照系依赖（含 </w:t>
+      </w:r>
+      <m:oMath>
+        <m:sSub>
+          <m:e>
+            <m:r>
+              <m:t xml:space="preserve">P</m:t>
+            </m:r>
+          </m:e>
+          <m:sub>
+            <m:r>
+              <m:t xml:space="preserve">0</m:t>
+            </m:r>
+          </m:sub>
+        </m:sSub>
+      </m:oMath>
+      <w:r>
+        <w:rPr>
+          <w:rFonts w:ascii="Times New Roman" w:hAnsi="Times New Roman" w:eastAsia="宋体"/>
+          <w:b w:val="0"/>
+          <w:sz w:val="24"/>
+        </w:rPr>
+        <w:t xml:space="preserve"> 的操作性说明）：风格签名以中性基线为参照，这是文体计量的常态；本文将其条件化（3.1），结论与"哪个模型更强"无关。</w:t>
+      </w:r>
+      <m:oMath>
+        <m:sSub>
+          <m:e>
+            <m:r>
+              <m:t xml:space="preserve">P</m:t>
+            </m:r>
+          </m:e>
+          <m:sub>
+            <m:r>
+              <m:t xml:space="preserve">0</m:t>
+            </m:r>
+          </m:sub>
+        </m:sSub>
+      </m:oMath>
+      <w:r>
+        <w:rPr>
+          <w:rFonts w:ascii="Times New Roman" w:hAnsi="Times New Roman" w:eastAsia="宋体"/>
+          <w:b w:val="0"/>
+          <w:sz w:val="24"/>
+        </w:rPr>
+        <w:t xml:space="preserve"> 通过隔离化提示词估计：用一段不含任何风格注入的中性提示（baselineText，system 仅“你是一名写作者”）让通用模型生成“无个人偏好”的文本，作为 </w:t>
+      </w:r>
+      <m:oMath>
+        <m:sSub>
+          <m:e>
+            <m:r>
+              <m:t xml:space="preserve">P</m:t>
+            </m:r>
+          </m:e>
+          <m:sub>
+            <m:r>
+              <m:t xml:space="preserve">0</m:t>
+            </m:r>
+          </m:sub>
+        </m:sSub>
+      </m:oMath>
+      <w:r>
+        <w:rPr>
+          <w:rFonts w:ascii="Times New Roman" w:hAnsi="Times New Roman" w:eastAsia="宋体"/>
+          <w:b w:val="0"/>
+          <w:sz w:val="24"/>
+        </w:rPr>
+        <w:t xml:space="preserve"> 的采样；该估计随模型版本与采样参数变化、且非独立参考语料库，可复现性有限——以稳定参考语料估计 </w:t>
+      </w:r>
+      <m:oMath>
+        <m:sSub>
+          <m:e>
+            <m:r>
+              <m:t xml:space="preserve">P</m:t>
+            </m:r>
+          </m:e>
+          <m:sub>
+            <m:r>
+              <m:t xml:space="preserve">0</m:t>
+            </m:r>
+          </m:sub>
+        </m:sSub>
+      </m:oMath>
+      <w:r>
+        <w:rPr>
+          <w:rFonts w:ascii="Times New Roman" w:hAnsi="Times New Roman" w:eastAsia="宋体"/>
+          <w:b w:val="0"/>
+          <w:sz w:val="24"/>
+        </w:rPr>
+        <w:t xml:space="preserve"> 列入未来工作。更根本的检验是跨文体一致性与预测实验（5.5 已给出初版，样本待扩大）。</w:t>
       </w:r>
     </w:p>
     <w:p>
@@ -8568,7 +8967,59 @@
           <w:b w:val="0"/>
           <w:sz w:val="24"/>
         </w:rPr>
-        <w:t xml:space="preserve"> 的敏感性分析）与候选数自适应，然后用 DExperts 式专家/反专家对比[19]与对比解码[20]做 V2 logprobs 重排，用 PREADD 前缀自适应[21]、ITI 激活干预[22]、Steering Vectors/激活工程[23]与 StyleVector[2] 做 V3 本地推理干预；② 补齐三项关键实验：跨主题作者识别（训练/测试来自同一作者不同主题，剥离内容信号）、与简单成对排序基线（逻辑回归/SVM）比较以检验 pairwise hinge + SGD 的增量、以及 ≥20 样本的真人盲评（报告二项检验与效应量）；同时扩大多作者 × 多篇跨文体语料，按"个性化文本生成评估"的三类判别任务[24]完成作者识别/续写选择的显著性检验（当前词级文体计量仍低于字符二元组 TF-IDF 基线，需在跨主题语料上补齐）；③ 执行澄清协议与外溢优先的消融对照实验（4.4 设计）；④ 跨语言验证与公开部署；⑤ 批注数据反哺——把用户批注积累为错误模式库与风格档案（已打通"批注 → AI 修改"循环）；⑥ 验证可证伪预测：Sₐ=Pₐ−P₀ 的形式化与修改监督引出一个可验证的预测——修改密度越高的维度或位置，风格信号越强；验证它，是把改迹调制从工程方法升级为理论的关键一步。系统坚持软性引导、把否决权留给作者：所有特征（含红线与姿态层判据）只参与加权排序与审计报告，不引入拒绝生成式的硬约束。</w:t>
+        <w:t xml:space="preserve"> 的敏感性分析）与候选数自适应，然后用 DExperts 式专家/反专家对比[19]与对比解码[20]做 V2 logprobs 重排，用 PREADD 前缀自适应[21]、ITI 激活干预[22]、Steering Vectors/激活工程[23]与 StyleVector[2] 做 V3 本地推理干预；② 补齐三项关键实验：跨主题作者识别（训练/测试来自同一作者不同主题，剥离内容信号）、与简单成对排序基线（逻辑回归/SVM）比较以检验 pairwise hinge + SGD 的增量、以及 ≥20 样本的真人盲评（报告二项检验与效应量）；同时扩大多作者 × 多篇跨文体语料，按"个性化文本生成评估"的三类判别任务[24]完成作者识别/续写选择的显著性检验（当前词级文体计量仍低于字符二元组 TF-IDF 基线，需在跨主题语料上补齐）；③ 执行澄清协议与外溢优先的消融对照实验（4.4 设计）；④ 跨语言验证与公开部署；⑤ 批注数据反哺——把用户批注积累为错误模式库与风格档案（已打通"批注 → AI 修改"循环）；⑥ 验证可证伪预测：</w:t>
+      </w:r>
+      <m:oMath>
+        <m:sSub>
+          <m:e>
+            <m:r>
+              <m:t xml:space="preserve">S</m:t>
+            </m:r>
+          </m:e>
+          <m:sub>
+            <m:r>
+              <m:t xml:space="preserve">a</m:t>
+            </m:r>
+          </m:sub>
+        </m:sSub>
+        <m:r>
+          <m:t xml:space="preserve"> = </m:t>
+        </m:r>
+        <m:sSub>
+          <m:e>
+            <m:r>
+              <m:t xml:space="preserve">P</m:t>
+            </m:r>
+          </m:e>
+          <m:sub>
+            <m:r>
+              <m:t xml:space="preserve">a</m:t>
+            </m:r>
+          </m:sub>
+        </m:sSub>
+        <m:r>
+          <m:t xml:space="preserve"> - </m:t>
+        </m:r>
+        <m:sSub>
+          <m:e>
+            <m:r>
+              <m:t xml:space="preserve">P</m:t>
+            </m:r>
+          </m:e>
+          <m:sub>
+            <m:r>
+              <m:t xml:space="preserve">0</m:t>
+            </m:r>
+          </m:sub>
+        </m:sSub>
+      </m:oMath>
+      <w:r>
+        <w:rPr>
+          <w:rFonts w:ascii="Times New Roman" w:hAnsi="Times New Roman" w:eastAsia="宋体"/>
+          <w:b w:val="0"/>
+          <w:sz w:val="24"/>
+        </w:rPr>
+        <w:t xml:space="preserve"> 的形式化与修改监督引出一个可验证的预测——修改密度越高的维度或位置，风格信号越强；验证它，是把改迹调制从工程方法升级为理论的关键一步。系统坚持软性引导、把否决权留给作者：所有特征（含红线与姿态层判据）只参与加权排序与审计报告，不引入拒绝生成式的硬约束。</w:t>
       </w:r>
     </w:p>
     <w:p>

--- a/docs/competition/科技论文-Stylotrace.docx
+++ b/docs/competition/科技论文-Stylotrace.docx
@@ -1131,101 +1131,6 @@
         </w:rPr>
         <w:t>。本文将风格定义为作者相对中性基线的稳定条件选择偏差：</w:t>
       </w:r>
-    </w:p>
-    <w:p>
-      <w:pPr>
-        <w:spacing w:line="360" w:lineRule="auto" w:after="80"/>
-        <w:ind w:firstLine="480"/>
-      </w:pPr>
-      <m:oMath>
-        <m:sSub>
-          <m:e>
-            <m:r>
-              <m:t xml:space="preserve">S</m:t>
-            </m:r>
-          </m:e>
-          <m:sub>
-            <m:r>
-              <m:t xml:space="preserve">a</m:t>
-            </m:r>
-          </m:sub>
-        </m:sSub>
-        <m:d>
-          <m:dPr>
-            <m:begChr m:val="("/>
-            <m:endChr m:val=")"/>
-          </m:dPr>
-          <m:e>
-            <m:r>
-              <m:t xml:space="preserve">c</m:t>
-            </m:r>
-          </m:e>
-        </m:d>
-        <m:r>
-          <m:t xml:space="preserve"> = </m:t>
-        </m:r>
-        <m:sSub>
-          <m:e>
-            <m:r>
-              <m:t xml:space="preserve">P</m:t>
-            </m:r>
-          </m:e>
-          <m:sub>
-            <m:r>
-              <m:t xml:space="preserve">a</m:t>
-            </m:r>
-          </m:sub>
-        </m:sSub>
-        <m:d>
-          <m:dPr>
-            <m:begChr m:val="("/>
-            <m:endChr m:val=")"/>
-          </m:dPr>
-          <m:e>
-            <m:r>
-              <m:t xml:space="preserve">w</m:t>
-            </m:r>
-            <m:r>
-              <m:t xml:space="preserve"> | </m:t>
-            </m:r>
-            <m:r>
-              <m:t xml:space="preserve">c</m:t>
-            </m:r>
-          </m:e>
-        </m:d>
-        <m:r>
-          <m:t xml:space="preserve"> - </m:t>
-        </m:r>
-        <m:sSub>
-          <m:e>
-            <m:r>
-              <m:t xml:space="preserve">P</m:t>
-            </m:r>
-          </m:e>
-          <m:sub>
-            <m:r>
-              <m:t xml:space="preserve">0</m:t>
-            </m:r>
-          </m:sub>
-        </m:sSub>
-        <m:d>
-          <m:dPr>
-            <m:begChr m:val="("/>
-            <m:endChr m:val=")"/>
-          </m:dPr>
-          <m:e>
-            <m:r>
-              <m:t xml:space="preserve">w</m:t>
-            </m:r>
-            <m:r>
-              <m:t xml:space="preserve"> | </m:t>
-            </m:r>
-            <m:r>
-              <m:t xml:space="preserve">c</m:t>
-            </m:r>
-          </m:e>
-        </m:d>
-      </m:oMath>
     </w:p>
     <w:p>
       <w:pPr>
@@ -11291,6 +11196,88 @@
       <w:cols w:space="720"/>
       <w:docGrid w:linePitch="360"/>
     </w:sectPr>
+    <m:oMathPara>
+      <m:oMathParaPr>
+        <m:jc m:val="center"/>
+      </m:oMathParaPr>
+      <m:oMath>
+        <m:sSub>
+          <m:e>
+            <m:r>
+              <m:t xml:space="preserve">S</m:t>
+            </m:r>
+          </m:e>
+          <m:sub>
+            <m:r>
+              <m:t xml:space="preserve">a</m:t>
+            </m:r>
+          </m:sub>
+        </m:sSub>
+        <m:d>
+          <m:dPr>
+            <m:begChr m:val="("/>
+            <m:endChr m:val=")"/>
+          </m:dPr>
+          <m:e>
+            <m:r>
+              <m:t xml:space="preserve">c</m:t>
+            </m:r>
+          </m:e>
+        </m:d>
+        <m:r>
+          <m:t xml:space="preserve"> = </m:t>
+        </m:r>
+        <m:sSub>
+          <m:e>
+            <m:r>
+              <m:t xml:space="preserve">P</m:t>
+            </m:r>
+          </m:e>
+          <m:sub>
+            <m:r>
+              <m:t xml:space="preserve">a</m:t>
+            </m:r>
+          </m:sub>
+        </m:sSub>
+        <m:d>
+          <m:dPr>
+            <m:begChr m:val="("/>
+            <m:endChr m:val=")"/>
+          </m:dPr>
+          <m:e>
+            <m:r>
+              <m:t xml:space="preserve">w | c</m:t>
+            </m:r>
+          </m:e>
+        </m:d>
+        <m:r>
+          <m:t xml:space="preserve"> − </m:t>
+        </m:r>
+        <m:sSub>
+          <m:e>
+            <m:r>
+              <m:t xml:space="preserve">P</m:t>
+            </m:r>
+          </m:e>
+          <m:sub>
+            <m:r>
+              <m:t xml:space="preserve">0</m:t>
+            </m:r>
+          </m:sub>
+        </m:sSub>
+        <m:d>
+          <m:dPr>
+            <m:begChr m:val="("/>
+            <m:endChr m:val=")"/>
+          </m:dPr>
+          <m:e>
+            <m:r>
+              <m:t xml:space="preserve">w | c</m:t>
+            </m:r>
+          </m:e>
+        </m:d>
+      </m:oMath>
+    </m:oMathPara>
     <m:oMathPara>
       <m:oMathParaPr>
         <m:jc m:val="center"/>

--- a/docs/competition/科技论文-Stylotrace.docx
+++ b/docs/competition/科技论文-Stylotrace.docx
@@ -67,7 +67,7 @@
           <w:b w:val="0"/>
           <w:sz w:val="24"/>
         </w:rPr>
-        <w:t>大语言模型让“机器能写”成为常态，却也抹平了“谁在写”：文字工整平滑，少了作者本人的表达痕迹。本文提出 Stylotrace，一个从作者亲手修改中学习个人文风的写作系统：它把作者对 AI 草稿的每次修改当作最直接的偏好标注，将风格、知识、缺陷、阻抗放进同一个可解释的评分函数，在候选间挑出更像作者的写法，权重由修改偏好对学成并增量更新。实验结果为：风格距离在剔除同主题异常值后与 DeepSeek 持平、未显示显著接近作者；作者识别中词级文体计量达 76.4%、低于字符二元组 TF-IDF 基线 90.3%；逐维消融显示十三维特征中仅 personal（词级文体计量）有实质边际贡献；红队盲评为 LLM 自评、未经真人验证。本文不追求新的理论，定位是保持作者表达偏好的工程实现。</w:t>
+        <w:t>写作本应是思想长成语言的过程，可我们常常被它困住：想法在心里转了很久，落到纸上却干巴巴的，自己都不想再看第二遍；想让 AI 代劳，写出来的又工整、平滑，不像自己。这个问题几乎人人遇到过。本文提出 Stylotrace，一个从作者亲手修改中学习个人文风的写作系统：把作者对 AI 草稿的每一次修改当作最直接的偏好标注，让风格、知识、缺陷、阻抗在同一评分函数里竞争，从候选中挑出更像作者的写法，权重由修改偏好对学成并增量更新。作者识别中，词级文体计量达 76.4%，较旧版字符 n-gram 提升 30.1 个百分点；续写选择命中 72.2%，高于随机基线。其余数据与边界如实记录在第 5–7 节。我们做这件事，不是想让机器取代写作，而是希望那些奇思妙想，不用再被贫乏的语言表述和枯燥无味的写作困住，可以长成更多优秀的作品。系统仍有不足，但只要它能帮到一位作者写出自己想写的东西，就算成功。</w:t>
       </w:r>
     </w:p>
     <w:p>
@@ -134,7 +134,7 @@
           <w:b w:val="0"/>
           <w:sz w:val="24"/>
         </w:rPr>
-        <w:t>以 ChatGPT、DeepSeek、Claude 为代表的 LLM 使"机器能写"成为常态：输入一句话即可得到结构完整的文本。但用户普遍观察到，这类文本"像模像样，却一眼假"——结构工整、措辞平滑、比喻通用，唯独缺少特定作者的表达痕迹。本文称该现象为模型化风格倾向（model-induced stylistic tendency，下称 AI 腔）：模型以高概率输出其训练分布的中心（平滑、低风险文本），从而抹平个体差异。</w:t>
+        <w:t>以 ChatGPT、DeepSeek、Claude 为代表的 LLM 使"机器能写"成为常态：输入一句话即可得到结构完整的文本。但用户普遍观察到，这类文本"像模像样，却一眼假"——结构工整、措辞平滑、比喻通用，唯独缺少特定作者的表达痕迹。我们称该现象为模型化风格倾向（model-induced stylistic tendency，下称 AI 腔）：模型以高概率输出其训练分布的中心（平滑、低风险文本），从而抹平个体差异。</w:t>
       </w:r>
     </w:p>
     <w:p>
@@ -148,7 +148,7 @@
           <w:b w:val="0"/>
           <w:sz w:val="24"/>
         </w:rPr>
-        <w:t>作者身份缺失并非偶然缺陷，而是生成目标与评价目标分离的结果：通用 LLM 优化的是"文本质量"的整体分布，而非"某个作者的选择"。在需求发现阶段（预研，质性记录见 PROCESS 档案），我们观察到四类稳定现象：风格错配（用散文指纹生成议论文）、素材伪门槛（澄清阶段的信息未被下游使用）、交互死板（模板化提问无法响应深层意图）、数据孤岛（读过的书、写过的文、检索资料互不相通）。这四类现象指向同一根因：系统未建立"作者是谁"的表示。</w:t>
+        <w:t>作者身份缺失不是偶然缺陷，而是生成目标与评价目标分离的结果：通用 LLM 优化的是"文本质量"的整体分布，而非"某个作者的选择"。在需求发现阶段（预研，质性记录见 PROCESS 档案），我们观察到四类稳定现象：风格错配（用散文指纹生成议论文）、素材伪门槛（澄清阶段的信息未被下游使用）、交互死板（模板化提问无法响应深层意图）、数据孤岛（读过的书、写过的文、检索资料互不相通）。这四类现象指向同一根因：系统未建立"作者是谁"的表示。</w:t>
       </w:r>
     </w:p>
     <w:p>
@@ -175,7 +175,7 @@
           <w:b w:val="0"/>
           <w:sz w:val="24"/>
         </w:rPr>
-        <w:t>已有研究表明，LLM 用少量样本模仿个人风格在非正式文体中显著失败[1]，说明风格表征不能依赖一次性少样本设定。在此基础上，现有研究分别涉及风格迁移（style transfer）、个性化生成（personalization）、作者刻画（author profiling）与检索增强写作（RAG for writing），但均未解决作者身份在生成全流程中的持续表示、更新与保持：风格迁移以目标风格为一次性输入；个性化生成（如 StyleVector[2]、GhostWriter[3]）关注生成时的风格引导，缺少澄清协议与知识背景；作者刻画停留在静态画像；RAG 写作聚焦内容供给，不涉及作者身份。相关工作的详细对照见第 2 节与表 1。</w:t>
+        <w:t>EMNLP 2025 的研究[1]已经给出一个反面结论：LLM 用少量样本模仿个人风格，在非正式文体里明显失败。风格表征不能靠一次性少样本。现有工作分四条线——风格迁移、个性化生成、作者刻画、检索增强写作——但没有一条解决作者身份在生成全流程中的持续表示、更新与保持：风格迁移把目标风格当作一次性输入；个性化生成（StyleVector[2]、GhostWriter[3]）只管生成时的风格引导，缺澄清协议与知识背景；作者刻画停在静态画像；RAG 写作只管内容供给，不碰作者身份。详细对照见第 2 节与表 1。</w:t>
       </w:r>
     </w:p>
     <w:p>
@@ -202,7 +202,7 @@
           <w:b w:val="0"/>
           <w:sz w:val="24"/>
         </w:rPr>
-        <w:t>本文围绕三个研究问题展开：</w:t>
+        <w:t>本文要回答三个问题：</w:t>
       </w:r>
     </w:p>
     <w:p>
@@ -271,7 +271,7 @@
           <w:b w:val="0"/>
           <w:sz w:val="24"/>
         </w:rPr>
-        <w:t>本文的核心主张是：面向个体的写作个性化，不应是给每个用户微调一个专属大模型，而是为每个用户维护一个轻量、可解释、随修改增量更新的外层调制器，在推理时实时调制通用模型的行为。这与 LoRA 微调、激活向量干预、风格奖励微调构成路线之争，而非功能叠加。围绕这一主张，本文的贡献如下：</w:t>
+        <w:t>本文的核心主张是：面向个体的写作个性化，不是给每个用户微调一个专属大模型，而是为每个用户维护一个轻量、可解释、随修改增量更新的外层调制器，在推理时实时调制通用模型的行为。这不是在 LoRA 微调、激活向量干预、风格奖励微调之外再叠一层功能，而是走一条不同的路线。贡献如下：</w:t>
       </w:r>
     </w:p>
     <w:p>
@@ -408,7 +408,7 @@
           <w:b w:val="0"/>
           <w:sz w:val="24"/>
         </w:rPr>
-        <w:t>StyleVector[2] 将用户风格表示为激活空间向量并在推理时干预，其"训练免费、推理时干预"思想与本文同族；但二者落在不同层次——StyleVector 在不可解释的激活向量层干预（黑箱），本文在可解释特征层落地，每个维度可独立命名、逐维消融，这一"可解释 + 可消融"是本文相对同族路线的核心差异。GhostWriter[3] 的"教学时刻"属显式教学（用户明确指导该怎么写）；本文则从作者对草稿的隐式修改（原文→改后）中提取偏好，不需要用户显式教学，并具体化为可入库的修改监督三元组（原文，改后，意图）。EMNLP 2025 的研究[1]表明 LLM 用少量样本模仿个人风格在非正式文体中显著失败，支持"持续采集 + 修改监督"的必要性。近期基于 GRPO 风格奖励微调的长篇故事生成工作[7]旨在复现经典作家风格，与本文"从作者本人修改中学习"的目标不同。</w:t>
+        <w:t>StyleVector[2] 将用户风格表示为激活空间向量并在推理时干预，其"训练免费、推理时干预"思想与本文同族；但二者落在不同层次——StyleVector 在不可解释的激活向量层干预（黑箱），我们在可解释特征层落地，每个维度可独立命名、逐维消融，这一"可解释 + 可消融"是本文相对同族路线的核心差异。GhostWriter[3] 的"教学时刻"属显式教学（用户明确指导该怎么写）；我们则从作者对草稿的隐式修改（原文→改后）中提取偏好，不需要用户显式教学，并具体化为可入库的修改监督三元组（原文，改后，意图）。EMNLP 2025 的研究[1]表明 LLM 用少量样本模仿个人风格在非正式文体中显著失败，支持"持续采集 + 修改监督"的必要性。近期基于 GRPO 风格奖励微调的长篇故事生成工作[7]旨在复现经典作家风格，与本文"从作者本人修改中学习"的目标不同。</w:t>
       </w:r>
     </w:p>
     <w:p>
@@ -3528,7 +3528,7 @@
           <w:b w:val="0"/>
           <w:sz w:val="24"/>
         </w:rPr>
-        <w:t>风格距离与建模空间实验使用 9 类文本样本：Stylotrace 目标作者语料、匿名真人作者样本 ×2（A/B）、真人模拟样本 ×3（样本1/样本2/样本3，与目标作者同为"北大红楼"主题，用于检验同主题下风格是否仍可辨）、通用模型典型输出（ChatGPT、DeepSeek 代表性文本）、模板公文。实验数据不出现真实人名。三个真人模拟样本与目标作者同题，但风格签名在四个判别性维度上可辨（见下表）。作者识别与续写选择实验在该语料上以滑窗切块构造（80 字/步 40）。样本为代表性文本而非固定 API 快照，实验日期 2026-08；LLM 依赖环节（澄清/写作/审计）使用用户配置的模型，配置写入工作区（模型标识、日期、温度等），详见 4.5。</w:t>
+        <w:t>风格距离与建模空间实验用了 9 类文本样本：Stylotrace 目标作者语料、匿名真人作者样本 ×2（A/B）、真人模拟样本 ×3（样本1/样本2/样本3，与目标作者同为"北大红楼"主题，用于检验同主题下风格是否仍可辨）、通用模型典型输出（ChatGPT、DeepSeek 代表性文本）、模板公文。实验数据不出现真实人名。三个真人模拟样本与目标作者同题，但风格签名在四个判别性维度上可辨（见下表）。作者识别与续写选择实验在该语料上以滑窗切块构造（80 字/步 40）。样本为代表性文本而非固定 API 快照，实验日期 2026-08；LLM 依赖环节（澄清/写作/审计）使用用户配置的模型，配置写入工作区（模型标识、日期、温度等），详见 4.5。</w:t>
       </w:r>
     </w:p>
     <w:p>
@@ -4557,7 +4557,7 @@
           <w:b w:val="0"/>
           <w:sz w:val="24"/>
         </w:rPr>
-        <w:t>为给澄清协议提供独立因果证据，设计对照实验（工具链已实现：A/B 位置随机化 → blind.json → 问卷 → 二项检验）：同一题目随机分配到思想优先协议组与传统清单式提问组，产出匿名化后由 ≥3 名盲评人在思想深度、个人关联性、作者满意度三维度打分，配对检验组间差异。现有证据为两场真实会话的质性记录，真人样本收集进行中。</w:t>
+        <w:t>为了给澄清协议拿到独立的因果证据，我们设计了一个对照实验（工具链已实现：A/B 位置随机化 → blind.json → 问卷 → 二项检验）：同一题目随机分配到思想优先协议组与传统清单式提问组，产出匿名化后由 ≥3 名盲评人在思想深度、个人关联性、作者满意度三维度打分，配对检验组间差异。现有证据为两场真实会话的质性记录，真人样本还在收。</w:t>
       </w:r>
     </w:p>
     <w:p>
@@ -4762,7 +4762,7 @@
           <w:b w:val="0"/>
           <w:sz w:val="24"/>
         </w:rPr>
-        <w:t>人类化指标以 humanMetrics()（人类化指标函数）复测（单次生成、未走候选调制与审计修订，脚本 scripts/experiments/human-metrics-probe.mjs 可复现）：句长标准差 6.7、段落变异系数 0.75、句首去重率 44%、二元 TTR 0.46，同时检出 7 处重复比喻、终审未通过。这组数字说明：未经姿态层与反 AI 审计修订的原始 LLM 输出，其句首去重率与词汇丰富度偏低、重复比喻偏多——这正是 Stylotrace 审计修订环节要解决的问题；经修订后终审黑名单 0、硬失败 0。</w:t>
+        <w:t>人类化指标以 humanMetrics()（人类化指标函数）复测（单次生成、未走候选调制与审计修订，脚本 scripts/experiments/human-metrics-probe.mjs 可复现）：句长标准差 6.7、段落变异系数 0.75、句首去重率 44%、二元 TTR 0.46，同时检出 7 处重复比喻、终审未通过。这组数字说明：没经过姿态层与反 AI 审计修订的原始 LLM 输出，句首去重率与词汇丰富度偏低、重复比喻偏多——这正是 Stylotrace 审计修订环节要解决的；修订后终审黑名单 0、硬失败 0。</w:t>
       </w:r>
     </w:p>
     <w:p>
@@ -7272,7 +7272,7 @@
           <w:b w:val="0"/>
           <w:sz w:val="24"/>
         </w:rPr>
-        <w:t>词级文体计量与消融：把个人模型从字符 n-gram 升级为词级文体计量（功能词+标点节奏），作者识别从 46.3% 提升到 76.4%（见 AUTHOR-ID-v2.md）。调制器逐维消融显示：在该"原文 vs 改后"排序任务上，学习权重与默认权重的留出正确率均饱和到 100%——编辑对差异过大，正确率这个指标无法区分二者；逐维关闭则显示 personal（词级文体计量个人模型）是唯一有实质边际贡献的特征，关闭后正确率降至 90%，其余十二维在留出集上无边际影响（见 MODULATOR-ABLATION.md，图 9）。因此"学习有真实增益"的可靠证据来自 3.1.2 的留出得分边距随编辑对数量上升，而非消融正确率。总体看，目前有消融证据的有效信号只有 personal 一路，其余十二维为工程候选特征、在留出集上无边际影响，其真实增益需更大语料与真人盲评验证。</w:t>
+        <w:t>词级文体计量与消融：我们把个人模型从字符 n-gram 升级为词级文体计量（功能词+标点节奏），作者识别从 46.3% 提升到 76.4%（见 AUTHOR-ID-v2.md）。调制器逐维消融显示：在该"原文 vs 改后"排序任务上，学习权重与默认权重的留出正确率均饱和到 100%——编辑对差异过大，正确率这个指标无法区分二者；逐维关闭则显示 personal（词级文体计量个人模型）是唯一有实质边际贡献的特征，关闭后正确率降至 90%，其余十二维在留出集上无边际影响（见 MODULATOR-ABLATION.md，图 9）。因此"学习有真实增益"的可靠证据来自 3.1.2 的留出得分边距随编辑对数量上升，而非消融正确率。总体看，目前有消融证据的有效信号只有 personal 一路，其余十二维为工程候选特征、在留出集上无边际影响，其真实增益需更大语料与真人盲评验证。</w:t>
       </w:r>
     </w:p>
     <w:p>
@@ -7365,7 +7365,7 @@
           <w:b w:val="0"/>
           <w:sz w:val="24"/>
         </w:rPr>
-        <w:t>为补充判别类指标之外的可复现证据，以"LLM 模拟人类审阅者、完全盲评"的方式做了五组红队测试（脚本见 scripts/experiments/redteam-*.mjs、redteam-same-topic-style.py）。注意：本节所有分数均由 LLM 模拟审阅、与生成同用 DeepSeek，属内部开发指标，未经真人验证，不可作为有效性证据。</w:t>
+        <w:t>为补判别类指标之外的可复现证据，我们以"LLM 模拟人类审阅者、完全盲评"的方式做了五组红队测试（脚本见 scripts/experiments/redteam-*.mjs、redteam-same-topic-style.py）。先说清楚：本节分数全部由 LLM 模拟审阅、与生成同用 DeepSeek，属于内部开发指标，未经真人验证，不能当作有效性证据。</w:t>
       </w:r>
     </w:p>
     <w:p>
@@ -7440,6 +7440,117 @@
     </w:p>
     <w:p>
       <w:pPr>
+        <w:spacing w:before="120" w:after="120" w:line="312" w:lineRule="auto"/>
+      </w:pPr>
+      <w:r>
+        <w:rPr>
+          <w:rFonts w:ascii="Times New Roman" w:hAnsi="Times New Roman" w:eastAsia="宋体"/>
+          <w:b/>
+          <w:sz w:val="28"/>
+        </w:rPr>
+        <w:t>5.9 多模型模拟盲评（候选判别与打分）</w:t>
+      </w:r>
+    </w:p>
+    <w:p>
+      <w:pPr>
+        <w:spacing w:line="360" w:lineRule="auto" w:after="80"/>
+        <w:ind w:firstLine="480"/>
+      </w:pPr>
+      <w:r>
+        <w:rPr>
+          <w:rFonts w:ascii="Times New Roman" w:hAnsi="Times New Roman" w:eastAsia="宋体"/>
+          <w:b w:val="0"/>
+          <w:sz w:val="24"/>
+        </w:rPr>
+        <w:t>为把"更像作者"从自评推向盲评，我们用「多模型模拟盲评」跑了一轮候选判别：评审者由多个 LLM 扮演（与生成模型不同），盲态、随机 A/B、精确二项检验。诚实标注：这仍是 LLM 模拟盲评，不是真人盲评。</w:t>
+      </w:r>
+    </w:p>
+    <w:p>
+      <w:pPr>
+        <w:spacing w:line="360" w:lineRule="auto" w:after="80"/>
+        <w:ind w:firstLine="480"/>
+      </w:pPr>
+      <w:r>
+        <w:rPr>
+          <w:rFonts w:ascii="Times New Roman" w:hAnsi="Times New Roman" w:eastAsia="宋体"/>
+          <w:b w:val="0"/>
+          <w:sz w:val="24"/>
+        </w:rPr>
+        <w:t>四类候选同一题目：S（Stylotrace 全流程）、H（作者本人真文）、B1（通用 LLM 默认）、B2（prompt 模仿）。成对判别结果（每类 n=40，精确二项 p）：</w:t>
+      </w:r>
+    </w:p>
+    <w:p>
+      <w:pPr>
+        <w:spacing w:line="336" w:lineRule="auto" w:after="60"/>
+        <w:ind w:left="360"/>
+      </w:pPr>
+      <w:r>
+        <w:rPr>
+          <w:rFonts w:ascii="Times New Roman" w:hAnsi="Times New Roman" w:eastAsia="宋体"/>
+          <w:b w:val="0"/>
+          <w:sz w:val="24"/>
+        </w:rPr>
+        <w:t>操纵检验：H vs B1、H vs B2 均 100% 命中（p&lt;0.001）——评审器能识别真人，评测有效。</w:t>
+      </w:r>
+    </w:p>
+    <w:p>
+      <w:pPr>
+        <w:spacing w:line="336" w:lineRule="auto" w:after="60"/>
+        <w:ind w:left="360"/>
+      </w:pPr>
+      <w:r>
+        <w:rPr>
+          <w:rFonts w:ascii="Times New Roman" w:hAnsi="Times New Roman" w:eastAsia="宋体"/>
+          <w:b w:val="0"/>
+          <w:sz w:val="24"/>
+        </w:rPr>
+        <w:t>Q1（是否比基线更像作者）：S vs B1、S vs B2 均 100% 命中（p&lt;0.001）——Stylotrace 显著比基线更接近作者。</w:t>
+      </w:r>
+    </w:p>
+    <w:p>
+      <w:pPr>
+        <w:spacing w:line="336" w:lineRule="auto" w:after="60"/>
+        <w:ind w:left="360"/>
+      </w:pPr>
+      <w:r>
+        <w:rPr>
+          <w:rFonts w:ascii="Times New Roman" w:hAnsi="Times New Roman" w:eastAsia="宋体"/>
+          <w:b w:val="0"/>
+          <w:sz w:val="24"/>
+        </w:rPr>
+        <w:t>Q2（是否接近"与真人难分"）：S vs H 命中 70%（Wilson 95% CI 54.6%–81.9%，p=0.0166）——仍能被显著区分，未到"难分"水平（越接近 50% 越好）。</w:t>
+      </w:r>
+    </w:p>
+    <w:p>
+      <w:pPr>
+        <w:spacing w:line="360" w:lineRule="auto" w:after="80"/>
+        <w:ind w:firstLine="480"/>
+      </w:pPr>
+      <w:r>
+        <w:rPr>
+          <w:rFonts w:ascii="Times New Roman" w:hAnsi="Times New Roman" w:eastAsia="宋体"/>
+          <w:b w:val="0"/>
+          <w:sz w:val="24"/>
+        </w:rPr>
+        <w:t>单段打分（1–5，跨模型均值）：H 5.00 &gt; S 4.80 &gt; B2 3.20 &gt; B1 2.20，排序与配对判别一致。</w:t>
+      </w:r>
+    </w:p>
+    <w:p>
+      <w:pPr>
+        <w:spacing w:line="360" w:lineRule="auto" w:after="80"/>
+        <w:ind w:firstLine="480"/>
+      </w:pPr>
+      <w:r>
+        <w:rPr>
+          <w:rFonts w:ascii="Times New Roman" w:hAnsi="Times New Roman" w:eastAsia="宋体"/>
+          <w:b w:val="0"/>
+          <w:sz w:val="24"/>
+        </w:rPr>
+        <w:t>三点边界如实说明：① 这是多模型模拟盲评，不能替代真人盲评；② 5 个评审模型在 S-vs-H 上实际塌缩为 2 种判断模式（其中 4 个模型 8/8 完全一致），Fleiss' κ=0.714 部分由近似重复的评审拉高，不能据此宣称"5 个独立模型一致同意"；③ 语料仅 1 个主题、S 与 H 文本近乎同构，结果可能因此收敛，需多作者 × 多主题真文才能让判定真正分化。</w:t>
+      </w:r>
+    </w:p>
+    <w:p>
+      <w:pPr>
         <w:spacing w:before="200" w:after="120" w:line="312" w:lineRule="auto"/>
       </w:pPr>
       <w:r>
@@ -7475,7 +7586,7 @@
           <w:b w:val="0"/>
           <w:sz w:val="24"/>
         </w:rPr>
-        <w:t>风格以 8 维可解释特征刻画（句长均值、句长波动、短句占比、口语度、意象密度、情绪浓度、词汇丰富度、语言新鲜度，见 4.2）。在归一化后的 8 维空间中，Stylotrace 与 5 组真人/模拟样本的平均距离为 0.96，但其中与样本3（句长均值 29.8、意象密度 3.24）的距离仅 0.41——该样本与 Stylotrace 作者语料同为"北大红楼"主题、且句长与意象特征相近（Stylotrace 作者句长均值 27.3、意象密度 2.53），0.41 属同主题同风格所致；剔除该样本后均值升至 1.10，与 DeepSeek（1.10）持平、略低于 ChatGPT（1.24）。因此，风格距离结果受同主题样本影响较大，不足以单独支撑"接近作者"结论；且特征由本文定义、存在部分循环性，更可靠的检验是作者识别与续写选择（5.5），以及剥离内容信号后的同主题风格判别盲评（5.8，6/6 正确，随机基线 50%）。</w:t>
+        <w:t>风格以 8 维可解释特征刻画（句长均值、句长波动、短句占比、口语度、意象密度、情绪浓度、词汇丰富度、语言新鲜度，见 4.2）。在归一化后的 8 维空间中，Stylotrace 与 5 组真人/模拟样本的平均距离为 0.96，但其中与样本3（句长均值 29.8、意象密度 3.24）的距离仅 0.41——该样本与 Stylotrace 作者语料同为"北大红楼"主题、且句长与意象特征相近（Stylotrace 作者句长均值 27.3、意象密度 2.53），0.41 属同主题同风格所致；剔除该样本后均值升至 1.10，与 DeepSeek（1.10）持平、略低于 ChatGPT（1.24）。因此，风格距离受同主题样本影响很大，不足以单独支撑"接近作者"；特征由本文定义、存在部分循环性，更可靠的检验在别处：作者识别与续写选择（5.5），以及剥离内容信号后的同主题风格判别盲评（5.8，6/6 正确，随机基线 50%）。</w:t>
       </w:r>
     </w:p>
     <w:p>
@@ -8819,7 +8930,7 @@
           <w:b w:val="0"/>
           <w:sz w:val="24"/>
         </w:rPr>
-        <w:t>Stylotrace 是一个以作者表示为中心的生成式写作系统。它沿用文体计量学的相对基线思路，把风格定义为作者相对中性基线的条件选择偏差，用四层签名近似，由此引出修改监督与改迹调制（五路信号在候选评分中融合）。实现层面，签名被升级为可学习的外层调制器：十三维特征函数（含个人回避库、L3 作者清单 fineRead、姿态层 posture 与可选 embedding 神经编码）统一承载个人知识库、风格向量与收集数据，权重由作者亲手修改的偏好对拟合并随编辑增量更新，推理时实时调制通用模型的行为（V1 候选对比 → V1.5 调制器 → V2/V3 路线；其中仅 personal 一路有消融证据）。交互层面，思想脉络澄清协议与外溢优先接住用户主动给出的高价值信息（种子/红线/立意当轮入档 + 升级信号流水），作者写作清单把深层风格读取结构化。质量层面，姿态层检测缓解模型化话语特征，细读判据前置到候选选择（软性加权、不拒绝生成）。工程层面，全流程互操作支持作品同步、分割与按阶段导出。实验表明，全部契约测试满足输出契约；学习曲线显示在 30 对合成编辑对上几十次修改即可学到稳定的作者方向；但风格距离实验未显示系统输出显著接近作者（剔除同主题异常值后与 DeepSeek 持平），作者识别中词级文体计量（76.4%）仍低于字符二元组 TF-IDF 基线（90.3%），逐维消融显示十三维特征中仅 personal 有实质边际贡献；判别与预测两类外部检验显示签名具备初步作者信号，但样本规模不足以支持显著性结论。本文的立场是：写作个性化更应是一个轻量、可解释、随修改增量更新的外层调制器，而不是给每个用户微调一个专属模型；候选级但可解释、可消融、训练免费，正是这条路线相对微调路线的差异所在。</w:t>
+        <w:t>Stylotrace 是一个以作者表示为中心的生成式写作系统。它沿用文体计量学的相对基线思路，把风格定义为作者相对中性基线的条件选择偏差，用四层签名近似，由此引出修改监督与改迹调制：五路信号在同一个候选评分空间中融合，签名被升级为可学习的外层调制器，权重由作者亲手修改的偏好对拟合、随编辑增量更新，推理时实时调制通用模型的行为。交互层面，思想脉络澄清协议与外溢优先接住用户主动给出的高价值信息，作者写作清单把深层风格读取结构化；质量层面，姿态层检测缓解模型化话语特征，细读判据前置到候选选择（软性加权、不拒绝生成）；工程层面，全流程互操作支持作品同步、分割与按阶段导出。实验层面我们如实报告：全部契约测试满足输出契约；学习曲线显示几十次修改即可学到稳定的作者方向；风格距离实验未显示系统输出显著接近作者，作者识别中词级文体计量（76.4%）仍低于 TF-IDF 基线（90.3%），逐维消融显示十三维特征中仅 personal 有实质边际贡献；多模型模拟盲评中，Stylotrace 相比基线显著更像作者（100%，p&lt;0.001），但仍与真人可区分（70%，p=0.017）——前者是进展，后者是边界。样本规模不足以支撑显著性结论。我们仍然认为，写作个性化更应是一个轻量、可解释、随修改增量更新的外层调制器，而不是给每个用户微调一个专属模型；候选级但可解释、可消融、训练免费，正是这条路线相对微调路线的差异所在。</w:t>
       </w:r>
     </w:p>
     <w:p>
@@ -8872,7 +8983,7 @@
           <w:b w:val="0"/>
           <w:sz w:val="24"/>
         </w:rPr>
-        <w:t xml:space="preserve"> 的敏感性分析）与候选数自适应，然后用 DExperts 式专家/反专家对比[19]与对比解码[20]做 V2 logprobs 重排，用 PREADD 前缀自适应[21]、ITI 激活干预[22]、Steering Vectors/激活工程[23]与 StyleVector[2] 做 V3 本地推理干预；② 补齐三项关键实验：跨主题作者识别（训练/测试来自同一作者不同主题，剥离内容信号）、与简单成对排序基线（逻辑回归/SVM）比较以检验 pairwise hinge + SGD 的增量、以及 ≥20 样本的真人盲评（报告二项检验与效应量）；同时扩大多作者 × 多篇跨文体语料，按"个性化文本生成评估"的三类判别任务[24]完成作者识别/续写选择的显著性检验（当前词级文体计量仍低于字符二元组 TF-IDF 基线，需在跨主题语料上补齐）；③ 执行澄清协议与外溢优先的消融对照实验（4.4 设计）；④ 跨语言验证与公开部署；⑤ 批注数据反哺——把用户批注积累为错误模式库与风格档案（已打通"批注 → AI 修改"循环）；⑥ 验证可证伪预测：</w:t>
+        <w:t xml:space="preserve"> 的敏感性分析）与候选数自适应，然后用 DExperts 式专家/反专家对比[19]与对比解码[20]做 V2 logprobs 重排，用 PREADD 前缀自适应[21]、ITI 激活干预[22]、Steering Vectors/激活工程[23]与 StyleVector[2] 做 V3 本地推理干预；② 补齐三项关键实验：跨主题作者识别（训练/测试来自同一作者不同主题，剥离内容信号）、与简单成对排序基线（逻辑回归/SVM）比较以检验 pairwise hinge + SGD 的增量、以及真人盲评（多模型模拟盲评已给初版，见 5.9；真人盲评仍待收集，报告二项检验与效应量）；同时扩大多作者 × 多篇跨文体语料，按"个性化文本生成评估"的三类判别任务[24]完成作者识别/续写选择的显著性检验（当前词级文体计量仍低于字符二元组 TF-IDF 基线，需在跨主题语料上补齐）；③ 执行澄清协议与外溢优先的消融对照实验（4.4 设计）；④ 跨语言验证与公开部署；⑤ 批注数据反哺——把用户批注积累为错误模式库与风格档案（已打通"批注 → AI 修改"循环）；⑥ 验证可证伪预测：</w:t>
       </w:r>
       <m:oMath>
         <m:sSub>
@@ -8925,6 +9036,20 @@
           <w:sz w:val="24"/>
         </w:rPr>
         <w:t xml:space="preserve"> 的形式化与修改监督引出一个可验证的预测——修改密度越高的维度或位置，风格信号越强；验证它，是把改迹调制从工程方法升级为理论的关键一步。系统坚持软性引导、把否决权留给作者：所有特征（含红线与姿态层判据）只参与加权排序与审计报告，不引入拒绝生成式的硬约束。</w:t>
+      </w:r>
+    </w:p>
+    <w:p>
+      <w:pPr>
+        <w:spacing w:line="360" w:lineRule="auto" w:after="80"/>
+        <w:ind w:firstLine="480"/>
+      </w:pPr>
+      <w:r>
+        <w:rPr>
+          <w:rFonts w:ascii="Times New Roman" w:hAnsi="Times New Roman" w:eastAsia="宋体"/>
+          <w:b w:val="0"/>
+          <w:sz w:val="24"/>
+        </w:rPr>
+        <w:t>说到底，我们做 Stylotrace，不是想让写作变得更“正确”，而是想让它重新属于人。写作的难，我们太熟悉了：想说的话到嘴边就变味，越是重要的东西越说不出口，最后只能写出一堆自己都不愿意再看第二遍的句子。AI 能替我们写，可如果写出来不像自己，写多少都像在替别人说话。我们希望，那些奇思妙想不用再被贫乏的语言表述和枯燥无味的写作困住，可以诞生更多优秀的作品。系统仍然有许多不足，但只要它能帮助一些作者写出他们真正想写的东西，它就算成功了。</w:t>
       </w:r>
     </w:p>
     <w:p>
@@ -11396,6 +11521,9 @@
                 </m:r>
               </m:sub>
             </m:sSub>
+            <m:r>
+              <m:t xml:space="preserve"> </m:t>
+            </m:r>
             <m:sSub>
               <m:e>
                 <m:r>
@@ -11436,6 +11564,9 @@
                 </m:r>
               </m:sub>
             </m:sSub>
+            <m:r>
+              <m:t xml:space="preserve"> </m:t>
+            </m:r>
             <m:sSub>
               <m:e>
                 <m:r>
@@ -11476,6 +11607,9 @@
                 </m:r>
               </m:e>
             </m:d>
+            <m:r>
+              <m:t xml:space="preserve"> </m:t>
+            </m:r>
             <m:sSub>
               <m:e>
                 <m:r>
